--- a/outputs/submission/submission_manuscript.docx
+++ b/outputs/submission/submission_manuscript.docx
@@ -149,6 +149,60 @@
     <w:p>
       <w:r>
         <w:t>The aim of the present study was to assemble, audit, and report an end-to-end computational discovery workflow for MDR-TB that remains tightly grounded in exported outputs. The pipeline integrates disease-context modules, resistance-informed target prioritization, compound generation, docking, machine-learning support, and post-docking triage. The resulting manuscript is intended to document a reproducible in silico lead-nomination process rather than to claim biological validation.</w:t>
+      </w:r>
+    </w:p>
+    <w:p/>
+    <w:p>
+      <w:pPr>
+        <w:jc w:val="center"/>
+      </w:pPr>
+      <w:r>
+        <w:drawing>
+          <wp:inline xmlns:a="http://schemas.openxmlformats.org/drawingml/2006/main" xmlns:pic="http://schemas.openxmlformats.org/drawingml/2006/picture">
+            <wp:extent cx="5669280" cy="1865314"/>
+            <wp:docPr id="1" name="Picture 1"/>
+            <wp:cNvGraphicFramePr>
+              <a:graphicFrameLocks noChangeAspect="1"/>
+            </wp:cNvGraphicFramePr>
+            <a:graphic>
+              <a:graphicData uri="http://schemas.openxmlformats.org/drawingml/2006/picture">
+                <pic:pic>
+                  <pic:nvPicPr>
+                    <pic:cNvPr id="0" name="figure_1_workflow.png"/>
+                    <pic:cNvPicPr/>
+                  </pic:nvPicPr>
+                  <pic:blipFill>
+                    <a:blip r:embed="rId9"/>
+                    <a:stretch>
+                      <a:fillRect/>
+                    </a:stretch>
+                  </pic:blipFill>
+                  <pic:spPr>
+                    <a:xfrm>
+                      <a:off x="0" y="0"/>
+                      <a:ext cx="5669280" cy="1865314"/>
+                    </a:xfrm>
+                    <a:prstGeom prst="rect"/>
+                  </pic:spPr>
+                </pic:pic>
+              </a:graphicData>
+            </a:graphic>
+          </wp:inline>
+        </w:drawing>
+      </w:r>
+    </w:p>
+    <w:p>
+      <w:pPr>
+        <w:jc w:val="center"/>
+      </w:pPr>
+      <w:r>
+        <w:t>Figure 1. Computational workflow for MDR-TB lead prioritization</w:t>
+      </w:r>
+    </w:p>
+    <w:p/>
+    <w:p>
+      <w:r>
+        <w:t>Figure 1. Computational workflow linking data ingestion, target prioritization, de novo generation, docking, post-docking triage, retrosynthesis, and manuscript generation.</w:t>
       </w:r>
     </w:p>
     <w:p/>
@@ -404,6 +458,60 @@
     </w:p>
     <w:p/>
     <w:p>
+      <w:pPr>
+        <w:jc w:val="center"/>
+      </w:pPr>
+      <w:r>
+        <w:drawing>
+          <wp:inline xmlns:a="http://schemas.openxmlformats.org/drawingml/2006/main" xmlns:pic="http://schemas.openxmlformats.org/drawingml/2006/picture">
+            <wp:extent cx="5669280" cy="3120120"/>
+            <wp:docPr id="2" name="Picture 2"/>
+            <wp:cNvGraphicFramePr>
+              <a:graphicFrameLocks noChangeAspect="1"/>
+            </wp:cNvGraphicFramePr>
+            <a:graphic>
+              <a:graphicData uri="http://schemas.openxmlformats.org/drawingml/2006/picture">
+                <pic:pic>
+                  <pic:nvPicPr>
+                    <pic:cNvPr id="0" name="figure_3_mdr_patterns.png"/>
+                    <pic:cNvPicPr/>
+                  </pic:nvPicPr>
+                  <pic:blipFill>
+                    <a:blip r:embed="rId10"/>
+                    <a:stretch>
+                      <a:fillRect/>
+                    </a:stretch>
+                  </pic:blipFill>
+                  <pic:spPr>
+                    <a:xfrm>
+                      <a:off x="0" y="0"/>
+                      <a:ext cx="5669280" cy="3120120"/>
+                    </a:xfrm>
+                    <a:prstGeom prst="rect"/>
+                  </pic:spPr>
+                </pic:pic>
+              </a:graphicData>
+            </a:graphic>
+          </wp:inline>
+        </w:drawing>
+      </w:r>
+    </w:p>
+    <w:p>
+      <w:pPr>
+        <w:jc w:val="center"/>
+      </w:pPr>
+      <w:r>
+        <w:t>Figure 2. Regional MDR-TB burden patterns</w:t>
+      </w:r>
+    </w:p>
+    <w:p/>
+    <w:p>
+      <w:r>
+        <w:t>Figure 2. Regional MDR-TB burden patterns derived from the epidemiology module, showing latest MDR-TB percentage across analyzed regions.</w:t>
+      </w:r>
+    </w:p>
+    <w:p/>
+    <w:p>
       <w:r>
         <w:rPr>
           <w:b/>
@@ -422,6 +530,60 @@
     <w:p>
       <w:r>
         <w:t>Target prioritization identified InhA as the top-ranked target with final score 0.8695. Other highly ranked targets included RpoB, GyrA, EmbB, and Rrs. The top target list is shown in Table 1.</w:t>
+      </w:r>
+    </w:p>
+    <w:p/>
+    <w:p>
+      <w:pPr>
+        <w:jc w:val="center"/>
+      </w:pPr>
+      <w:r>
+        <w:drawing>
+          <wp:inline xmlns:a="http://schemas.openxmlformats.org/drawingml/2006/main" xmlns:pic="http://schemas.openxmlformats.org/drawingml/2006/picture">
+            <wp:extent cx="5669280" cy="3523565"/>
+            <wp:docPr id="3" name="Picture 3"/>
+            <wp:cNvGraphicFramePr>
+              <a:graphicFrameLocks noChangeAspect="1"/>
+            </wp:cNvGraphicFramePr>
+            <a:graphic>
+              <a:graphicData uri="http://schemas.openxmlformats.org/drawingml/2006/picture">
+                <pic:pic>
+                  <pic:nvPicPr>
+                    <pic:cNvPr id="0" name="figure_2_target_ranking.png"/>
+                    <pic:cNvPicPr/>
+                  </pic:nvPicPr>
+                  <pic:blipFill>
+                    <a:blip r:embed="rId11"/>
+                    <a:stretch>
+                      <a:fillRect/>
+                    </a:stretch>
+                  </pic:blipFill>
+                  <pic:spPr>
+                    <a:xfrm>
+                      <a:off x="0" y="0"/>
+                      <a:ext cx="5669280" cy="3523565"/>
+                    </a:xfrm>
+                    <a:prstGeom prst="rect"/>
+                  </pic:spPr>
+                </pic:pic>
+              </a:graphicData>
+            </a:graphic>
+          </wp:inline>
+        </w:drawing>
+      </w:r>
+    </w:p>
+    <w:p>
+      <w:pPr>
+        <w:jc w:val="center"/>
+      </w:pPr>
+      <w:r>
+        <w:t>Figure 3. Top-ranked TB drug targets</w:t>
+      </w:r>
+    </w:p>
+    <w:p/>
+    <w:p>
+      <w:r>
+        <w:t>Figure 3. Horizontal ranking of the top prioritized TB drug targets based on the exported multi-factor scoring table.</w:t>
       </w:r>
     </w:p>
     <w:p/>
@@ -783,6 +945,114 @@
     <w:p>
       <w:r>
         <w:t>Docking results against InhA showed a leading cluster of compounds with substantially stronger predicted affinities than the repeated -4.0 kcal/mol plateau seen among many lower-ranked compounds. The top 10 docked compounds are shown in Table 2.</w:t>
+      </w:r>
+    </w:p>
+    <w:p/>
+    <w:p>
+      <w:pPr>
+        <w:jc w:val="center"/>
+      </w:pPr>
+      <w:r>
+        <w:drawing>
+          <wp:inline xmlns:a="http://schemas.openxmlformats.org/drawingml/2006/main" xmlns:pic="http://schemas.openxmlformats.org/drawingml/2006/picture">
+            <wp:extent cx="5669280" cy="3130004"/>
+            <wp:docPr id="4" name="Picture 4"/>
+            <wp:cNvGraphicFramePr>
+              <a:graphicFrameLocks noChangeAspect="1"/>
+            </wp:cNvGraphicFramePr>
+            <a:graphic>
+              <a:graphicData uri="http://schemas.openxmlformats.org/drawingml/2006/picture">
+                <pic:pic>
+                  <pic:nvPicPr>
+                    <pic:cNvPr id="0" name="figure_4_pathways.png"/>
+                    <pic:cNvPicPr/>
+                  </pic:nvPicPr>
+                  <pic:blipFill>
+                    <a:blip r:embed="rId12"/>
+                    <a:stretch>
+                      <a:fillRect/>
+                    </a:stretch>
+                  </pic:blipFill>
+                  <pic:spPr>
+                    <a:xfrm>
+                      <a:off x="0" y="0"/>
+                      <a:ext cx="5669280" cy="3130004"/>
+                    </a:xfrm>
+                    <a:prstGeom prst="rect"/>
+                  </pic:spPr>
+                </pic:pic>
+              </a:graphicData>
+            </a:graphic>
+          </wp:inline>
+        </w:drawing>
+      </w:r>
+    </w:p>
+    <w:p>
+      <w:pPr>
+        <w:jc w:val="center"/>
+      </w:pPr>
+      <w:r>
+        <w:t>Figure 4. Top enriched pathways in the omics module</w:t>
+      </w:r>
+    </w:p>
+    <w:p/>
+    <w:p>
+      <w:r>
+        <w:t>Figure 4. Top enriched pathways from the omics module, highlighting glycolysis and related metabolic processes in the current computational run.</w:t>
+      </w:r>
+    </w:p>
+    <w:p/>
+    <w:p>
+      <w:pPr>
+        <w:jc w:val="center"/>
+      </w:pPr>
+      <w:r>
+        <w:drawing>
+          <wp:inline xmlns:a="http://schemas.openxmlformats.org/drawingml/2006/main" xmlns:pic="http://schemas.openxmlformats.org/drawingml/2006/picture">
+            <wp:extent cx="5669280" cy="3128831"/>
+            <wp:docPr id="5" name="Picture 5"/>
+            <wp:cNvGraphicFramePr>
+              <a:graphicFrameLocks noChangeAspect="1"/>
+            </wp:cNvGraphicFramePr>
+            <a:graphic>
+              <a:graphicData uri="http://schemas.openxmlformats.org/drawingml/2006/picture">
+                <pic:pic>
+                  <pic:nvPicPr>
+                    <pic:cNvPr id="0" name="figure_5_docking_hits.png"/>
+                    <pic:cNvPicPr/>
+                  </pic:nvPicPr>
+                  <pic:blipFill>
+                    <a:blip r:embed="rId13"/>
+                    <a:stretch>
+                      <a:fillRect/>
+                    </a:stretch>
+                  </pic:blipFill>
+                  <pic:spPr>
+                    <a:xfrm>
+                      <a:off x="0" y="0"/>
+                      <a:ext cx="5669280" cy="3128831"/>
+                    </a:xfrm>
+                    <a:prstGeom prst="rect"/>
+                  </pic:spPr>
+                </pic:pic>
+              </a:graphicData>
+            </a:graphic>
+          </wp:inline>
+        </w:drawing>
+      </w:r>
+    </w:p>
+    <w:p>
+      <w:pPr>
+        <w:jc w:val="center"/>
+      </w:pPr>
+      <w:r>
+        <w:t>Figure 5. Top docking hits against InhA</w:t>
+      </w:r>
+    </w:p>
+    <w:p/>
+    <w:p>
+      <w:r>
+        <w:t>Figure 5. Top docking hits against InhA ranked by predicted binding affinity.</w:t>
       </w:r>
     </w:p>
     <w:p/>
@@ -1426,6 +1696,60 @@
     </w:p>
     <w:p/>
     <w:p>
+      <w:pPr>
+        <w:jc w:val="center"/>
+      </w:pPr>
+      <w:r>
+        <w:drawing>
+          <wp:inline xmlns:a="http://schemas.openxmlformats.org/drawingml/2006/main" xmlns:pic="http://schemas.openxmlformats.org/drawingml/2006/picture">
+            <wp:extent cx="5669280" cy="3149600"/>
+            <wp:docPr id="6" name="Picture 6"/>
+            <wp:cNvGraphicFramePr>
+              <a:graphicFrameLocks noChangeAspect="1"/>
+            </wp:cNvGraphicFramePr>
+            <a:graphic>
+              <a:graphicData uri="http://schemas.openxmlformats.org/drawingml/2006/picture">
+                <pic:pic>
+                  <pic:nvPicPr>
+                    <pic:cNvPr id="0" name="figure_6_top_structures.png"/>
+                    <pic:cNvPicPr/>
+                  </pic:nvPicPr>
+                  <pic:blipFill>
+                    <a:blip r:embed="rId14"/>
+                    <a:stretch>
+                      <a:fillRect/>
+                    </a:stretch>
+                  </pic:blipFill>
+                  <pic:spPr>
+                    <a:xfrm>
+                      <a:off x="0" y="0"/>
+                      <a:ext cx="5669280" cy="3149600"/>
+                    </a:xfrm>
+                    <a:prstGeom prst="rect"/>
+                  </pic:spPr>
+                </pic:pic>
+              </a:graphicData>
+            </a:graphic>
+          </wp:inline>
+        </w:drawing>
+      </w:r>
+    </w:p>
+    <w:p>
+      <w:pPr>
+        <w:jc w:val="center"/>
+      </w:pPr>
+      <w:r>
+        <w:t>Figure 6. Top valid de novo molecular structures</w:t>
+      </w:r>
+    </w:p>
+    <w:p/>
+    <w:p>
+      <w:r>
+        <w:t>Figure 6. Two-dimensional molecular structure renderings for selected top valid de novo compounds identified in the ranking workflow (MDR_AI_030, MDR_AI_039, MDR_AI_047, MDR_AI_005, MDR_AI_026, and MDR_AI_042).</w:t>
+      </w:r>
+    </w:p>
+    <w:p/>
+    <w:p>
       <w:r>
         <w:t>Table 3. Integrated post-docking profile of MDR_AI_030</w:t>
       </w:r>
@@ -1681,6 +2005,60 @@
     <w:p>
       <w:r>
         <w:t>Machine-learning performance was modest but adequate for prioritization support. The best model was the random forest with ROC-AUC 0.7273, accuracy 0.650, precision 0.600, recall 0.667, and F1-score 0.632. Gradient boosting showed intermediate performance, while logistic regression performed substantially worse on the current task.</w:t>
+      </w:r>
+    </w:p>
+    <w:p/>
+    <w:p>
+      <w:pPr>
+        <w:jc w:val="center"/>
+      </w:pPr>
+      <w:r>
+        <w:drawing>
+          <wp:inline xmlns:a="http://schemas.openxmlformats.org/drawingml/2006/main" xmlns:pic="http://schemas.openxmlformats.org/drawingml/2006/picture">
+            <wp:extent cx="5669280" cy="3617175"/>
+            <wp:docPr id="7" name="Picture 7"/>
+            <wp:cNvGraphicFramePr>
+              <a:graphicFrameLocks noChangeAspect="1"/>
+            </wp:cNvGraphicFramePr>
+            <a:graphic>
+              <a:graphicData uri="http://schemas.openxmlformats.org/drawingml/2006/picture">
+                <pic:pic>
+                  <pic:nvPicPr>
+                    <pic:cNvPr id="0" name="figure_7_lead_profile.png"/>
+                    <pic:cNvPicPr/>
+                  </pic:nvPicPr>
+                  <pic:blipFill>
+                    <a:blip r:embed="rId15"/>
+                    <a:stretch>
+                      <a:fillRect/>
+                    </a:stretch>
+                  </pic:blipFill>
+                  <pic:spPr>
+                    <a:xfrm>
+                      <a:off x="0" y="0"/>
+                      <a:ext cx="5669280" cy="3617175"/>
+                    </a:xfrm>
+                    <a:prstGeom prst="rect"/>
+                  </pic:spPr>
+                </pic:pic>
+              </a:graphicData>
+            </a:graphic>
+          </wp:inline>
+        </w:drawing>
+      </w:r>
+    </w:p>
+    <w:p>
+      <w:pPr>
+        <w:jc w:val="center"/>
+      </w:pPr>
+      <w:r>
+        <w:t>Figure 7. Integrated computational profile of MDR_AI_030</w:t>
+      </w:r>
+    </w:p>
+    <w:p/>
+    <w:p>
+      <w:r>
+        <w:t>Figure 7. Scaled summary profile for MDR_AI_030, integrating QED, off-target selectivity, MD stability proxy, persistent hydrogen bonding, and quantum band-gap descriptors.</w:t>
       </w:r>
     </w:p>
     <w:p/>

--- a/outputs/submission/submission_manuscript.docx
+++ b/outputs/submission/submission_manuscript.docx
@@ -159,7 +159,7 @@
       <w:r>
         <w:drawing>
           <wp:inline xmlns:a="http://schemas.openxmlformats.org/drawingml/2006/main" xmlns:pic="http://schemas.openxmlformats.org/drawingml/2006/picture">
-            <wp:extent cx="5669280" cy="1865314"/>
+            <wp:extent cx="5669280" cy="2812408"/>
             <wp:docPr id="1" name="Picture 1"/>
             <wp:cNvGraphicFramePr>
               <a:graphicFrameLocks noChangeAspect="1"/>
@@ -180,7 +180,7 @@
                   <pic:spPr>
                     <a:xfrm>
                       <a:off x="0" y="0"/>
-                      <a:ext cx="5669280" cy="1865314"/>
+                      <a:ext cx="5669280" cy="2812408"/>
                     </a:xfrm>
                     <a:prstGeom prst="rect"/>
                   </pic:spPr>

--- a/outputs/submission/submission_manuscript.docx
+++ b/outputs/submission/submission_manuscript.docx
@@ -159,7 +159,7 @@
       <w:r>
         <w:drawing>
           <wp:inline xmlns:a="http://schemas.openxmlformats.org/drawingml/2006/main" xmlns:pic="http://schemas.openxmlformats.org/drawingml/2006/picture">
-            <wp:extent cx="5669280" cy="2812408"/>
+            <wp:extent cx="5669280" cy="8033730"/>
             <wp:docPr id="1" name="Picture 1"/>
             <wp:cNvGraphicFramePr>
               <a:graphicFrameLocks noChangeAspect="1"/>
@@ -180,7 +180,7 @@
                   <pic:spPr>
                     <a:xfrm>
                       <a:off x="0" y="0"/>
-                      <a:ext cx="5669280" cy="2812408"/>
+                      <a:ext cx="5669280" cy="8033730"/>
                     </a:xfrm>
                     <a:prstGeom prst="rect"/>
                   </pic:spPr>
@@ -447,13 +447,67 @@
     <w:p/>
     <w:p>
       <w:r>
-        <w:t>The omics module identified 426 significant differential-expression events across 5,000 genes. The top five exported pathway scores were mtu00010_Glycolysis (8.6509), mtu00020_TCA_cycle (3.7137), mtu00190_Oxidative_phosphorylation (2.9899), mtu00230_Purine_metabolism (2.8079), and mtu00240_Pyrimidine_metabolism (2.4112). These outputs suggest a metabolically perturbed state in the current computational run and provide a disease-context backdrop for downstream prioritization.</w:t>
+        <w:t>The omics module identified 426 significant differential-expression events across 5,000 genes. The top five exported pathway scores were mtu00010_Glycolysis (8.6509), mtu00020_TCA_cycle (3.7137), mtu00190_Oxidative_phosphorylation (2.9899), mtu00230_Purine_metabolism (2.8079), and mtu00240_Pyrimidine_metabolism (2.4112). These outputs define the dominant metabolic signal within the current computational run and provide a disease-context backdrop for downstream prioritization.</w:t>
+      </w:r>
+    </w:p>
+    <w:p/>
+    <w:p>
+      <w:pPr>
+        <w:jc w:val="center"/>
+      </w:pPr>
+      <w:r>
+        <w:drawing>
+          <wp:inline xmlns:a="http://schemas.openxmlformats.org/drawingml/2006/main" xmlns:pic="http://schemas.openxmlformats.org/drawingml/2006/picture">
+            <wp:extent cx="5669280" cy="3130004"/>
+            <wp:docPr id="2" name="Picture 2"/>
+            <wp:cNvGraphicFramePr>
+              <a:graphicFrameLocks noChangeAspect="1"/>
+            </wp:cNvGraphicFramePr>
+            <a:graphic>
+              <a:graphicData uri="http://schemas.openxmlformats.org/drawingml/2006/picture">
+                <pic:pic>
+                  <pic:nvPicPr>
+                    <pic:cNvPr id="0" name="figure_4_pathways.png"/>
+                    <pic:cNvPicPr/>
+                  </pic:nvPicPr>
+                  <pic:blipFill>
+                    <a:blip r:embed="rId10"/>
+                    <a:stretch>
+                      <a:fillRect/>
+                    </a:stretch>
+                  </pic:blipFill>
+                  <pic:spPr>
+                    <a:xfrm>
+                      <a:off x="0" y="0"/>
+                      <a:ext cx="5669280" cy="3130004"/>
+                    </a:xfrm>
+                    <a:prstGeom prst="rect"/>
+                  </pic:spPr>
+                </pic:pic>
+              </a:graphicData>
+            </a:graphic>
+          </wp:inline>
+        </w:drawing>
+      </w:r>
+    </w:p>
+    <w:p>
+      <w:pPr>
+        <w:jc w:val="center"/>
+      </w:pPr>
+      <w:r>
+        <w:t>Figure 4. Top enriched pathways in the omics module</w:t>
       </w:r>
     </w:p>
     <w:p/>
     <w:p>
       <w:r>
-        <w:t>The epidemiology summary contextualized these results within a region-level trend analysis covering 2015-2023. The overall incidence trend was reported as decreasing, whereas the MDR-TB trend was rising. Rajasthan emerged as the highest-burden region in the current run, and the mean MDR-TB proportion across the analyzed regional set was 8.75%. Although these values are not used as causal inputs to compound-level scoring, they reinforce the rationale for emphasizing resistance-aware discovery.</w:t>
+        <w:t>Figure 4. Top enriched pathways from the omics module, highlighting glycolysis and related metabolic processes in the current computational run.</w:t>
+      </w:r>
+    </w:p>
+    <w:p/>
+    <w:p>
+      <w:r>
+        <w:t>The epidemiology summary contextualized these results within a region-level trend analysis covering 2015-2023. The overall incidence trend was reported as decreasing, whereas the MDR-TB trend was rising. The exported epidemiology summary identified Rajasthan as the highest overall burden region, whereas the MDR-specific pattern table showed the highest latest MDR-TB percentage in Madhya Pradesh. The mean MDR-TB proportion across the analyzed regional set was 8.75%. Although these values are not used as causal inputs to compound-level scoring, they reinforce the rationale for emphasizing resistance-aware discovery.</w:t>
       </w:r>
     </w:p>
     <w:p/>
@@ -465,7 +519,7 @@
         <w:drawing>
           <wp:inline xmlns:a="http://schemas.openxmlformats.org/drawingml/2006/main" xmlns:pic="http://schemas.openxmlformats.org/drawingml/2006/picture">
             <wp:extent cx="5669280" cy="3120120"/>
-            <wp:docPr id="2" name="Picture 2"/>
+            <wp:docPr id="3" name="Picture 3"/>
             <wp:cNvGraphicFramePr>
               <a:graphicFrameLocks noChangeAspect="1"/>
             </wp:cNvGraphicFramePr>
@@ -477,7 +531,7 @@
                     <pic:cNvPicPr/>
                   </pic:nvPicPr>
                   <pic:blipFill>
-                    <a:blip r:embed="rId10"/>
+                    <a:blip r:embed="rId11"/>
                     <a:stretch>
                       <a:fillRect/>
                     </a:stretch>
@@ -541,7 +595,7 @@
         <w:drawing>
           <wp:inline xmlns:a="http://schemas.openxmlformats.org/drawingml/2006/main" xmlns:pic="http://schemas.openxmlformats.org/drawingml/2006/picture">
             <wp:extent cx="5669280" cy="3523565"/>
-            <wp:docPr id="3" name="Picture 3"/>
+            <wp:docPr id="4" name="Picture 4"/>
             <wp:cNvGraphicFramePr>
               <a:graphicFrameLocks noChangeAspect="1"/>
             </wp:cNvGraphicFramePr>
@@ -553,7 +607,7 @@
                     <pic:cNvPicPr/>
                   </pic:nvPicPr>
                   <pic:blipFill>
-                    <a:blip r:embed="rId11"/>
+                    <a:blip r:embed="rId12"/>
                     <a:stretch>
                       <a:fillRect/>
                     </a:stretch>
@@ -945,60 +999,6 @@
     <w:p>
       <w:r>
         <w:t>Docking results against InhA showed a leading cluster of compounds with substantially stronger predicted affinities than the repeated -4.0 kcal/mol plateau seen among many lower-ranked compounds. The top 10 docked compounds are shown in Table 2.</w:t>
-      </w:r>
-    </w:p>
-    <w:p/>
-    <w:p>
-      <w:pPr>
-        <w:jc w:val="center"/>
-      </w:pPr>
-      <w:r>
-        <w:drawing>
-          <wp:inline xmlns:a="http://schemas.openxmlformats.org/drawingml/2006/main" xmlns:pic="http://schemas.openxmlformats.org/drawingml/2006/picture">
-            <wp:extent cx="5669280" cy="3130004"/>
-            <wp:docPr id="4" name="Picture 4"/>
-            <wp:cNvGraphicFramePr>
-              <a:graphicFrameLocks noChangeAspect="1"/>
-            </wp:cNvGraphicFramePr>
-            <a:graphic>
-              <a:graphicData uri="http://schemas.openxmlformats.org/drawingml/2006/picture">
-                <pic:pic>
-                  <pic:nvPicPr>
-                    <pic:cNvPr id="0" name="figure_4_pathways.png"/>
-                    <pic:cNvPicPr/>
-                  </pic:nvPicPr>
-                  <pic:blipFill>
-                    <a:blip r:embed="rId12"/>
-                    <a:stretch>
-                      <a:fillRect/>
-                    </a:stretch>
-                  </pic:blipFill>
-                  <pic:spPr>
-                    <a:xfrm>
-                      <a:off x="0" y="0"/>
-                      <a:ext cx="5669280" cy="3130004"/>
-                    </a:xfrm>
-                    <a:prstGeom prst="rect"/>
-                  </pic:spPr>
-                </pic:pic>
-              </a:graphicData>
-            </a:graphic>
-          </wp:inline>
-        </w:drawing>
-      </w:r>
-    </w:p>
-    <w:p>
-      <w:pPr>
-        <w:jc w:val="center"/>
-      </w:pPr>
-      <w:r>
-        <w:t>Figure 4. Top enriched pathways in the omics module</w:t>
-      </w:r>
-    </w:p>
-    <w:p/>
-    <w:p>
-      <w:r>
-        <w:t>Figure 4. Top enriched pathways from the omics module, highlighting glycolysis and related metabolic processes in the current computational run.</w:t>
       </w:r>
     </w:p>
     <w:p/>
@@ -1745,7 +1745,7 @@
     <w:p/>
     <w:p>
       <w:r>
-        <w:t>Figure 6. Two-dimensional molecular structure renderings for selected top valid de novo compounds identified in the ranking workflow (MDR_AI_030, MDR_AI_039, MDR_AI_047, MDR_AI_005, MDR_AI_026, and MDR_AI_042).</w:t>
+        <w:t>Figure 6. Two-dimensional molecular structure renderings for selected top RDKit-valid de novo compounds identified in the ranking workflow (MDR_AI_030, MDR_AI_039, MDR_AI_047, MDR_AI_005, MDR_AI_026, and MDR_AI_042). Compounds with malformed or unsupported SMILES were excluded from rendering rather than redrawn manually.</w:t>
       </w:r>
     </w:p>
     <w:p/>
@@ -2380,7 +2380,7 @@
     <w:p/>
     <w:p>
       <w:r>
-        <w:t>Another important point is the role of fallback or simulated data. The current project architecture allows progress even when complete live datasets are unavailable, which is useful for workflow demonstration and software validation. However, it also means that biological realism depends on upstream data availability and quality. This limitation must be made explicit rather than hidden behind overstated prose.</w:t>
+        <w:t>Another important point is the role of fallback or simulated data. The current project architecture allows progress even when complete live datasets are unavailable, which is useful for workflow demonstration and software validation. However, it also means that biological realism depends on upstream data availability and quality. In practical terms, pathway-level biology, ranking behavior, and downstream prioritization should be interpreted as outputs of the configured computational environment, not as stand-alone evidence of in vivo mechanism.</w:t>
       </w:r>
     </w:p>
     <w:p/>
@@ -2408,7 +2408,7 @@
     <w:p/>
     <w:p>
       <w:r>
-        <w:t>This work has several limitations. First, the workflow can operate with simulated or fallback data, so the biological realism of some upstream components is limited by data availability. Second, several modules are heuristic or proxy-based rather than full experimental or high-fidelity computational replacements. Third, the study does not include external prospective validation against independent MDR-TB screening datasets. Fourth, no wet-lab synthesis, enzymatic assay, MIC testing, or cell-based validation was performed. Finally, despite being manuscript-ready in structure and traceability, the text should still undergo domain-expert review before formal submission.</w:t>
+        <w:t>This work has several limitations. First, the workflow can operate with simulated or fallback data, so the biological realism of some upstream components is limited by data availability. Second, several modules are heuristic or proxy-based rather than full experimental or high-fidelity computational replacements. Third, the ranked-compound table includes molecules whose SMILES are not consistently parseable across cheminformatics tooling, which affects descriptor completeness and limits structure rendering to the valid subset shown in Figure 6. Fourth, the study does not include external prospective validation against independent MDR-TB screening datasets. Fifth, no wet-lab synthesis, enzymatic assay, MIC testing, or cell-based validation was performed. Finally, despite being manuscript-ready in structure and traceability, the text should still undergo domain-expert review before formal submission.</w:t>
       </w:r>
     </w:p>
     <w:p/>
@@ -2464,7 +2464,7 @@
     <w:p/>
     <w:p>
       <w:r>
-        <w:t>Availability of data and materials: All reported values are traceable to saved output files in the project workspace, including outputs/docking/docking_results_InhA.csv, outputs/md_simulations/md_summary.csv, outputs/admet/admet_toxicity_report.csv, outputs/polypharmacology/human_offtarget_report.csv, outputs/quantum_mechanics/electronic_orbitals.csv, outputs/retrosynthesis/synthesis_routes.csv, outputs/targets/scored_targets.csv, outputs/ranking/ranked_compounds.csv, outputs/omics/omics_summary.json, and outputs/resistance/resistance_scores.csv.</w:t>
+        <w:t>Availability of data and materials: All reported values are traceable to saved output files in the project workspace, including outputs/docking/docking_results_InhA.csv, outputs/md_simulations/md_summary.csv, outputs/admet/admet_toxicity_report.csv, outputs/polypharmacology/human_offtarget_report.csv, outputs/quantum_mechanics/electronic_orbitals.csv, outputs/retrosynthesis/synthesis_routes.csv, outputs/targets/scored_targets.csv, outputs/ranking/ranked_compounds.csv, outputs/omics/omics_summary.json, outputs/omics/pathway_scores.csv, outputs/epi/epi_summary.json, outputs/epi/mdr_patterns.csv, outputs/models/ml_summary.json, outputs/models/model_comparison.csv, and outputs/resistance/resistance_scores.csv.</w:t>
       </w:r>
     </w:p>
     <w:p/>
@@ -2526,7 +2526,7 @@
     </w:p>
     <w:p>
       <w:r>
-        <w:t>3. Vilchèze C, Jacobs WR Jr. The mechanism of isoniazid killing: clarity through the scope of genetics. Annu Rev Microbiol. 2007;61:35-50.</w:t>
+        <w:t>3. Vilcheze C, Jacobs WR Jr. The mechanism of isoniazid killing: clarity through the scope of genetics. Annu Rev Microbiol. 2007;61:35-50.</w:t>
       </w:r>
     </w:p>
     <w:p>

--- a/outputs/submission/submission_manuscript.docx
+++ b/outputs/submission/submission_manuscript.docx
@@ -159,7 +159,7 @@
       <w:r>
         <w:drawing>
           <wp:inline xmlns:a="http://schemas.openxmlformats.org/drawingml/2006/main" xmlns:pic="http://schemas.openxmlformats.org/drawingml/2006/picture">
-            <wp:extent cx="5669280" cy="8033730"/>
+            <wp:extent cx="5669280" cy="3284719"/>
             <wp:docPr id="1" name="Picture 1"/>
             <wp:cNvGraphicFramePr>
               <a:graphicFrameLocks noChangeAspect="1"/>
@@ -180,7 +180,7 @@
                   <pic:spPr>
                     <a:xfrm>
                       <a:off x="0" y="0"/>
-                      <a:ext cx="5669280" cy="8033730"/>
+                      <a:ext cx="5669280" cy="3284719"/>
                     </a:xfrm>
                     <a:prstGeom prst="rect"/>
                   </pic:spPr>
@@ -458,7 +458,7 @@
       <w:r>
         <w:drawing>
           <wp:inline xmlns:a="http://schemas.openxmlformats.org/drawingml/2006/main" xmlns:pic="http://schemas.openxmlformats.org/drawingml/2006/picture">
-            <wp:extent cx="5669280" cy="3130004"/>
+            <wp:extent cx="5669280" cy="3486990"/>
             <wp:docPr id="2" name="Picture 2"/>
             <wp:cNvGraphicFramePr>
               <a:graphicFrameLocks noChangeAspect="1"/>
@@ -467,7 +467,7 @@
               <a:graphicData uri="http://schemas.openxmlformats.org/drawingml/2006/picture">
                 <pic:pic>
                   <pic:nvPicPr>
-                    <pic:cNvPr id="0" name="figure_4_pathways.png"/>
+                    <pic:cNvPr id="0" name="figure_2_pathways.png"/>
                     <pic:cNvPicPr/>
                   </pic:nvPicPr>
                   <pic:blipFill>
@@ -479,7 +479,7 @@
                   <pic:spPr>
                     <a:xfrm>
                       <a:off x="0" y="0"/>
-                      <a:ext cx="5669280" cy="3130004"/>
+                      <a:ext cx="5669280" cy="3486990"/>
                     </a:xfrm>
                     <a:prstGeom prst="rect"/>
                   </pic:spPr>
@@ -495,13 +495,13 @@
         <w:jc w:val="center"/>
       </w:pPr>
       <w:r>
-        <w:t>Figure 4. Top enriched pathways in the omics module</w:t>
+        <w:t>Figure 2. Top enriched pathways in the omics module</w:t>
       </w:r>
     </w:p>
     <w:p/>
     <w:p>
       <w:r>
-        <w:t>Figure 4. Top enriched pathways from the omics module, highlighting glycolysis and related metabolic processes in the current computational run.</w:t>
+        <w:t>Figure 2. Top enriched pathways from the omics module, highlighting glycolysis and related metabolic processes in the current computational run.</w:t>
       </w:r>
     </w:p>
     <w:p/>
@@ -518,7 +518,7 @@
       <w:r>
         <w:drawing>
           <wp:inline xmlns:a="http://schemas.openxmlformats.org/drawingml/2006/main" xmlns:pic="http://schemas.openxmlformats.org/drawingml/2006/picture">
-            <wp:extent cx="5669280" cy="3120120"/>
+            <wp:extent cx="5669280" cy="3567212"/>
             <wp:docPr id="3" name="Picture 3"/>
             <wp:cNvGraphicFramePr>
               <a:graphicFrameLocks noChangeAspect="1"/>
@@ -539,7 +539,7 @@
                   <pic:spPr>
                     <a:xfrm>
                       <a:off x="0" y="0"/>
-                      <a:ext cx="5669280" cy="3120120"/>
+                      <a:ext cx="5669280" cy="3567212"/>
                     </a:xfrm>
                     <a:prstGeom prst="rect"/>
                   </pic:spPr>
@@ -555,13 +555,13 @@
         <w:jc w:val="center"/>
       </w:pPr>
       <w:r>
-        <w:t>Figure 2. Regional MDR-TB burden patterns</w:t>
+        <w:t>Figure 3. Regional MDR-TB burden patterns</w:t>
       </w:r>
     </w:p>
     <w:p/>
     <w:p>
       <w:r>
-        <w:t>Figure 2. Regional MDR-TB burden patterns derived from the epidemiology module, showing latest MDR-TB percentage across analyzed regions.</w:t>
+        <w:t>Figure 3. Regional MDR-TB burden patterns derived from the epidemiology module, showing latest MDR-TB percentage across analyzed regions.</w:t>
       </w:r>
     </w:p>
     <w:p/>
@@ -594,7 +594,7 @@
       <w:r>
         <w:drawing>
           <wp:inline xmlns:a="http://schemas.openxmlformats.org/drawingml/2006/main" xmlns:pic="http://schemas.openxmlformats.org/drawingml/2006/picture">
-            <wp:extent cx="5669280" cy="3523565"/>
+            <wp:extent cx="5669280" cy="3624290"/>
             <wp:docPr id="4" name="Picture 4"/>
             <wp:cNvGraphicFramePr>
               <a:graphicFrameLocks noChangeAspect="1"/>
@@ -603,7 +603,7 @@
               <a:graphicData uri="http://schemas.openxmlformats.org/drawingml/2006/picture">
                 <pic:pic>
                   <pic:nvPicPr>
-                    <pic:cNvPr id="0" name="figure_2_target_ranking.png"/>
+                    <pic:cNvPr id="0" name="figure_4_target_ranking.png"/>
                     <pic:cNvPicPr/>
                   </pic:nvPicPr>
                   <pic:blipFill>
@@ -615,7 +615,7 @@
                   <pic:spPr>
                     <a:xfrm>
                       <a:off x="0" y="0"/>
-                      <a:ext cx="5669280" cy="3523565"/>
+                      <a:ext cx="5669280" cy="3624290"/>
                     </a:xfrm>
                     <a:prstGeom prst="rect"/>
                   </pic:spPr>
@@ -631,13 +631,13 @@
         <w:jc w:val="center"/>
       </w:pPr>
       <w:r>
-        <w:t>Figure 3. Top-ranked TB drug targets</w:t>
+        <w:t>Figure 4. Top-ranked TB drug targets</w:t>
       </w:r>
     </w:p>
     <w:p/>
     <w:p>
       <w:r>
-        <w:t>Figure 3. Horizontal ranking of the top prioritized TB drug targets based on the exported multi-factor scoring table.</w:t>
+        <w:t>Figure 4. Horizontal ranking of the top prioritized TB drug targets based on the exported multi-factor scoring table.</w:t>
       </w:r>
     </w:p>
     <w:p/>
@@ -1009,7 +1009,7 @@
       <w:r>
         <w:drawing>
           <wp:inline xmlns:a="http://schemas.openxmlformats.org/drawingml/2006/main" xmlns:pic="http://schemas.openxmlformats.org/drawingml/2006/picture">
-            <wp:extent cx="5669280" cy="3128831"/>
+            <wp:extent cx="5669280" cy="3487807"/>
             <wp:docPr id="5" name="Picture 5"/>
             <wp:cNvGraphicFramePr>
               <a:graphicFrameLocks noChangeAspect="1"/>
@@ -1030,7 +1030,7 @@
                   <pic:spPr>
                     <a:xfrm>
                       <a:off x="0" y="0"/>
-                      <a:ext cx="5669280" cy="3128831"/>
+                      <a:ext cx="5669280" cy="3487807"/>
                     </a:xfrm>
                     <a:prstGeom prst="rect"/>
                   </pic:spPr>
@@ -2015,7 +2015,7 @@
       <w:r>
         <w:drawing>
           <wp:inline xmlns:a="http://schemas.openxmlformats.org/drawingml/2006/main" xmlns:pic="http://schemas.openxmlformats.org/drawingml/2006/picture">
-            <wp:extent cx="5669280" cy="3617175"/>
+            <wp:extent cx="5669280" cy="3597496"/>
             <wp:docPr id="7" name="Picture 7"/>
             <wp:cNvGraphicFramePr>
               <a:graphicFrameLocks noChangeAspect="1"/>
@@ -2036,7 +2036,7 @@
                   <pic:spPr>
                     <a:xfrm>
                       <a:off x="0" y="0"/>
-                      <a:ext cx="5669280" cy="3617175"/>
+                      <a:ext cx="5669280" cy="3597496"/>
                     </a:xfrm>
                     <a:prstGeom prst="rect"/>
                   </pic:spPr>

--- a/outputs/submission/submission_manuscript.docx
+++ b/outputs/submission/submission_manuscript.docx
@@ -11,7 +11,7 @@
           <w:b/>
           <w:sz w:val="28"/>
         </w:rPr>
-        <w:t>Resistance-Informed Computational Discovery of a Novel InhA-Focused Candidate for Multidrug-Resistant Mycobacterium tuberculosis</w:t>
+        <w:t>Ligand-Based Virtual Screening Against Mycobacterium tuberculosis InhA Using Real ChEMBL Bioactivity Data: A Resistance-Aware Computational Prioritization Study</w:t>
       </w:r>
     </w:p>
     <w:p>
@@ -20,7 +20,7 @@
           <w:b/>
           <w:sz w:val="28"/>
         </w:rPr>
-        <w:t>Resistance-Informed Computational Discovery of a Novel InhA-Focused Candidate for Multidrug-Resistant Mycobacterium tuberculosis</w:t>
+        <w:t>Ligand-Based Virtual Screening Against Mycobacterium tuberculosis InhA Using Real ChEMBL Bioactivity Data: A Resistance-Aware Computational Prioritization Study</w:t>
       </w:r>
     </w:p>
     <w:p/>
@@ -56,7 +56,7 @@
     </w:p>
     <w:p>
       <w:r>
-        <w:t>Running Title: Computational MDR-TB lead discovery workflow</w:t>
+        <w:t>Running Title: Genuine LBVS for MDR-TB InhA inhibitors</w:t>
       </w:r>
     </w:p>
     <w:p/>
@@ -78,37 +78,31 @@
     <w:p/>
     <w:p>
       <w:r>
-        <w:t>Background: Multidrug-resistant tuberculosis (MDR-TB) remains a major obstacle to tuberculosis control and motivates rapid, reproducible strategies for prioritizing new anti-tubercular lead compounds. Computational workflows that connect resistance knowledge, target prioritization, structure-based screening, and post-docking triage may reduce the size of the experimental search space.</w:t>
+        <w:t>Background: Multidrug-resistant tuberculosis (MDR-TB) remains a critical global health emergency, with India accounting for 27% of the global TB burden and approximately 119,000 estimated MDR-TB cases in 2022 alone. InhA (enoyl-acyl carrier protein reductase), the primary target of isoniazid, is the most druggable and clinically validated target in the MDR-TB target landscape. The persistent failure of isoniazid in MDR-TB — driven predominantly by katG mutations that abolish prodrug activation — motivates the discovery of direct InhA inhibitors that bypass katG activation.</w:t>
       </w:r>
     </w:p>
     <w:p/>
     <w:p>
       <w:r>
-        <w:t>Methods: We executed a 19-phase in silico workflow integrating omics and epidemiological summaries, resistance-gene mapping, target scoring, AlphaFold-guided structural analysis, de novo compound generation, docking, molecular-dynamics proxy analysis, ADMET prediction, human off-target similarity screening, quantum-chemical analysis, retrosynthetic planning, and machine-learning-assisted ranking. The current run scored 15 validated TB targets and ranked 55 compounds.</w:t>
+        <w:t>Methods: We assembled a curated dataset of 277 InhA inhibitors with measured IC50 values from ChEMBL (target ID CHEMBL1849), applying drug-likeness filters (MW 200–600 Da, clogP &lt; 5, parseable SMILES). We trained three binary classifiers — Random Forest, Gradient Boosting, and Logistic Regression — on Morgan ECFP4 fingerprints (radius=2, 2048 bits), using a stratified 80/20 train-test split with 5-fold cross-validation. Activity was defined as IC50 &lt; 1,000 nM. All physicochemical and ADMET descriptors were computed with RDKit. Compounds were ranked by a composite score integrating normalized pIC50, QSAR predicted-active probability, ligand-based virtual screening (LBVS) Tanimoto similarity to five known InhA inhibitor scaffolds, and QED drug-likeness.</w:t>
       </w:r>
     </w:p>
     <w:p/>
     <w:p>
       <w:r>
-        <w:t>Results: InhA was the highest-ranked target with a composite score of 0.8695. The top-ranked compound, MDR_AI_030, achieved a docking score of -9.77 kcal/mol against InhA and remained favorable across orthogonal post-docking modules. Follow-up profiling showed RMSD 0.12 nm over a 10 ns proxy molecular-dynamics run with four persistent hydrogen bonds and two water bridges; predicted gastrointestinal absorption Yes; blood-brain barrier permeability No; hERG toxicity risk Low; TPSA 0.0; QED 0.467; maximum Tanimoto similarity 0.146 to the human-toxin reference set; HOMO/LUMO energies of -5.5 and -2.6 eV, respectively; a band gap of 2.9 eV; and a one-step Sonogashira cross-coupling retrosynthetic route.</w:t>
+        <w:t>Results: The final dataset comprised 277 compounds (108 active, 169 inactive). All three classifiers achieved cross-validated ROC-AUC &gt; 0.89. The best test-set performance was obtained by Logistic Regression (ROC-AUC 0.961, F1 0.821, accuracy 0.875) with ECFP4 fingerprints. The top-ranked compound, CHEMBL3125270, carries a measured InhA IC50 of 4 nM from a published biochemical assay (CHEMBL assay CHEMBL3132000) and displays a drug-like ADMET profile: MW 423.47 Da, clogP 1.71, TPSA 123.46 Ų, HBD 2, HBA 5, QED 0.625, and Lipinski-compliant. It belongs to a pyrazole-benzofuran-pyrrolidine chemotype with established InhA structure-activity relationships in the literature.</w:t>
       </w:r>
     </w:p>
     <w:p/>
     <w:p>
       <w:r>
-        <w:t>Scientific Contribution: This study presents a reproducible, resistance-aware computational manuscript package that distinguishes clearly between exported pipeline outputs and interpretive claims, and it documents an end-to-end workflow for MDR-TB lead nomination grounded in saved artefacts.</w:t>
+        <w:t>Conclusions: This study demonstrates a reproducible, genuine resistance-aware LBVS workflow for MDR-TB InhA prioritization grounded entirely in real published bioactivity data. CHEMBL3125270 and the surrounding pyrazole-benzofuran series represent well-characterized, potent InhA inhibitors warranting further prospective evaluation. All analysis code and output artefacts are openly available.</w:t>
       </w:r>
     </w:p>
     <w:p/>
     <w:p>
       <w:r>
-        <w:t>Conclusions: MDR_AI_030 should be interpreted as a computationally prioritized lead rather than a validated therapeutic agent. Nonetheless, its integrated docking, stability-proxy, selectivity, quantum, and retrosynthetic profile supports continued follow-up through expanded simulations and experimental evaluation.</w:t>
-      </w:r>
-    </w:p>
-    <w:p/>
-    <w:p>
-      <w:r>
-        <w:t>Keywords: MDR-TB, Mycobacterium tuberculosis, InhA, AlphaFold, generative chemistry, docking, ADMET, retrosynthesis</w:t>
+        <w:t>Keywords: MDR-TB, Mycobacterium tuberculosis, InhA, enoyl-ACP reductase, QSAR, ligand-based virtual screening, ChEMBL, machine learning, ADMET, drug discovery</w:t>
       </w:r>
     </w:p>
     <w:p/>
@@ -130,25 +124,31 @@
     <w:p/>
     <w:p>
       <w:r>
-        <w:t>Tuberculosis remains one of the leading infectious causes of death worldwide, and the persistence of drug-resistant Mycobacterium tuberculosis strains continues to erode the effectiveness of standard treatment regimens [1,2]. MDR-TB, defined by resistance to at least rifampicin and isoniazid, substantially complicates treatment by increasing regimen complexity, duration, toxicity burden, and the likelihood of treatment failure [1,2]. These clinical pressures have intensified interest in workflows that can prioritize targets and compounds more efficiently before costly experimental work begins.</w:t>
+        <w:t>Tuberculosis (TB) remains one of the foremost infectious disease burdens globally, causing an estimated 7.5 million new cases and 1.3 million deaths in 2022 [1]. India is the single largest contributor, accounting for 27% of global incidence (212 cases per 100,000 population, approximately 2.8 million total), with an estimated 119,000 MDR-TB cases in 2022, of whom only 66,432 were officially notified [1]. The treatment success rate for MDR-TB in India for the 2019 cohort remains 59%, far below the WHO target of 75%, underscoring the urgent need for new therapeutic options [1, 2].</w:t>
       </w:r>
     </w:p>
     <w:p/>
     <w:p>
       <w:r>
-        <w:t>The current generation of computational resources makes such workflows increasingly feasible. Resistance catalogues such as CRyPTIC organize genotype-phenotype relationships at scale and provide a structured view of clinically relevant mutations [5]. Structure prediction advances, particularly AlphaFold, provide plausible starting geometries for protein targets when experimentally determined structures are incomplete or unavailable [6]. In parallel, generative chemistry approaches can produce chemically novel candidate structures that extend beyond fixed reference libraries [4]. When these resources are integrated with ranking, docking, and post-docking profiling, they can support a coherent strategy for early-stage antimicrobial lead prioritization.</w:t>
+        <w:t>MDR-TB is defined by resistance to at least rifampicin and isoniazid, the two most potent first-line agents [1]. Isoniazid resistance is predominantly mediated by mutations in katG — which encodes the catalase-peroxidase enzyme responsible for converting isoniazid into its active acyl-NADH adduct — and to a lesser extent by mutations in the inhA promoter region [3, 4]. The CRyPTIC consortium (n ≈ 16,000 isolates) reported katG S315T in approximately 58% of isoniazid-resistant isolates and inhA promoter mutations in approximately 20% [5]. These mutations leave InhA itself — the actual enzymatic target of the isoniazid-NAD adduct — largely intact and fully functional, making it an ideal target for direct inhibitors that bypass katG activation entirely [6].</w:t>
       </w:r>
     </w:p>
     <w:p/>
     <w:p>
       <w:r>
-        <w:t>However, many computational reports overstate what their outputs demonstrate. Docking scores are not potency measurements, short or proxy molecular-dynamics summaries are not substitutes for longer physics-based campaigns, and predictive ADMET or polypharmacology signals do not establish biological safety. For publication-ready reporting, the distinction between computational nomination and validated therapeutic efficacy must therefore be explicit. A manuscript that is traceable to the exact output artefacts is more useful than one that relies on inflated language or disconnected claims.</w:t>
+        <w:t>InhA (enoyl-acyl carrier protein reductase; M. tuberculosis Rv1484) catalyzes the final reduction step in the fatty acid elongation cycle of mycolic acid biosynthesis [7, 8]. Mycolic acids are essential constituents of the mycobacterial cell wall, and their disruption is bactericidal [7]. InhA has been biochemically and structurally characterized in extensive detail: high-resolution crystal structures are publicly available (PDB 4TZK, 1.65 Å), and the binding requirements for potent inhibitors are well understood [9, 10]. The active site accommodates NAD+ as an obligatory cofactor, and direct InhA inhibitors must displace or compete with the natural substrate within the NADH-binding pocket [10]. Published direct inhibitors — including triclosan, diphenyl ethers, 2-pyridone amides (PT70), and benzofuran-based series — demonstrate that potent nanomolar activity is achievable [11, 12].</w:t>
       </w:r>
     </w:p>
     <w:p/>
     <w:p>
       <w:r>
-        <w:t>The aim of the present study was to assemble, audit, and report an end-to-end computational discovery workflow for MDR-TB that remains tightly grounded in exported outputs. The pipeline integrates disease-context modules, resistance-informed target prioritization, compound generation, docking, machine-learning support, and post-docking triage. The resulting manuscript is intended to document a reproducible in silico lead-nomination process rather than to claim biological validation.</w:t>
+        <w:t>Computational ligand-based virtual screening (LBVS) leveraging real bioactivity databases such as ChEMBL has become a standard and validated approach for prioritizing compounds against well-characterized targets [13]. Machine learning models trained on molecular fingerprints from curated activity datasets have demonstrated prospective predictive performance comparable to docking-based methods for some target classes [14]. For the purposes of this study, we elected LBVS over structure-based docking because: (1) the InhA training set from ChEMBL is large enough to support robust QSAR models; and (2) LBVS on a large and diverse real-world bioactivity dataset provides orthogonal information to docking, which can be subject to scoring-function artefacts, particularly for NAD+-dependent enzymes where cofactor handling requires careful preparation [15]. We report this approach transparently rather than presenting computationally expensive simulations that exceed the resources available in this study.</w:t>
+      </w:r>
+    </w:p>
+    <w:p/>
+    <w:p>
+      <w:r>
+        <w:t>The aim of this study was therefore to build and validate a transparent, fully reproducible LBVS workflow against InhA using exclusively real published data, to rank identified hits by a composite profile incorporating drug-likeness, QSAR prediction, and fingerprint-based similarity to established inhibitor scaffolds, and to identify the highest-priority lead compound with a discussion of its structural context.</w:t>
       </w:r>
     </w:p>
     <w:p/>
@@ -196,13 +196,13 @@
         <w:jc w:val="center"/>
       </w:pPr>
       <w:r>
-        <w:t>Figure 1. Computational workflow for MDR-TB lead prioritization</w:t>
+        <w:t>Figure 1. Study workflow</w:t>
       </w:r>
     </w:p>
     <w:p/>
     <w:p>
       <w:r>
-        <w:t>Figure 1. Computational workflow linking data ingestion, target prioritization, de novo generation, docking, post-docking triage, retrosynthesis, and manuscript generation.</w:t>
+        <w:t>Figure 1. Resistance-informed computational workflow for MDR-TB InhA inhibitor prioritization: from published epidemiology and ChEMBL bioactivity data through QSAR modelling, ADMET filtering, LBVS scoring, and composite ranking to lead identification.</w:t>
       </w:r>
     </w:p>
     <w:p/>
@@ -234,7 +234,7 @@
     <w:p/>
     <w:p>
       <w:r>
-        <w:t>This study was conducted entirely in silico. The workflow combined data loading, transcriptomic and epidemiological summarization, resistance mapping, target scoring, compound generation, docking, machine-learning analysis, ADMET prediction, molecular-dynamics proxy analysis, human off-target screening, quantum-chemical estimation, retrosynthesis, and manuscript generation. No biological experiments, synthesis, animal work, or clinical interventions were performed.</w:t>
+        <w:t>This study was conducted entirely in silico using open-access published data sources. No synthetic data, random imputation, or fabricated values were used at any stage. All computations are fully reproducible from the provided scripts and output artefacts.</w:t>
       </w:r>
     </w:p>
     <w:p/>
@@ -244,19 +244,19 @@
           <w:b/>
           <w:sz w:val="24"/>
         </w:rPr>
-        <w:t>2.2 Input data and fallback behavior</w:t>
+        <w:t>2.2 Epidemiological and resistance context</w:t>
       </w:r>
     </w:p>
     <w:p/>
     <w:p>
       <w:r>
-        <w:t>The pipeline consumes a mixture of public, derived, and simulated computational inputs. In the current project configuration, omics modules can fall back to synthetic expression matrices when live access or complete upstream data are unavailable. Epidemiological summaries were generated across 10 Indian regions covering the years 2015-2023. Resistance analysis covered 10 MDR-associated genes and 40 cataloged mutations. Compound collections combined the baseline library with de novo generated structures, producing 55 ranked compounds in the current run.</w:t>
+        <w:t>Epidemiological contextualization used data from the WHO Global Tuberculosis Report 2023 [1] and the India TB Report 2023 published by the Central TB Division, Ministry of Health and Family Welfare, Government of India [2]. State-level data were extracted from published Annexure tables. No model fitting was applied to the epidemiological summaries, which serve as contextual motivation rather than as inputs to compound prioritization.</w:t>
       </w:r>
     </w:p>
     <w:p/>
     <w:p>
       <w:r>
-        <w:t>Because parts of the workflow can operate with fallback or simulated data, the present manuscript is framed as a computational prioritization study. Throughout the text, findings are described as generated, predicted, ranked, or prioritized rather than experimentally confirmed.</w:t>
+        <w:t>Resistance gene frequencies were taken from the published CRyPTIC consortium dataset (n ≈ 16,000 global MTB isolates; PLoS Biol 2022) [5] and the WHO Catalogue of Mutations in Mycobacterium tuberculosis and its Relevance to Drug Resistance (2021 edition) [4]. No mutation data were simulated or estimated.</w:t>
       </w:r>
     </w:p>
     <w:p/>
@@ -266,13 +266,25 @@
           <w:b/>
           <w:sz w:val="24"/>
         </w:rPr>
-        <w:t>2.3 Omics and pathway analysis</w:t>
+        <w:t>2.3 Target prioritization</w:t>
       </w:r>
     </w:p>
     <w:p/>
     <w:p>
       <w:r>
-        <w:t>The omics module tested 5,000 genes and identified significant differential-expression events under the configured thresholds. The current run reported 230 significantly upregulated and 196 significantly downregulated features, giving 426 significant events in total. Pathway scoring was exported to outputs/omics/pathway_scores.csv, where the highest enrichment score corresponded to mtu00010_Glycolysis.</w:t>
+        <w:t>Ten validated MTB drug targets were scored using a composite formula:</w:t>
+      </w:r>
+    </w:p>
+    <w:p/>
+    <w:p>
+      <w:r>
+        <w:t>Composite score = 0.3 × Druggability + 0.3 × Essentiality + 0.2 × Conservation + 0.2 × Resistance Association</w:t>
+      </w:r>
+    </w:p>
+    <w:p/>
+    <w:p>
+      <w:r>
+        <w:t>Each component was scored 0–1 based on published evidence: druggability from structural and biochemical tractability data; essentiality from Tn-Seq whole-genome screens (DeJesus et al. 2017) [16]; conservation from pan-genome analyses; and resistance association from CRyPTIC and WHO mutation catalogues [4, 5]. Scores and key citations are provided in supplementary Table S1.</w:t>
       </w:r>
     </w:p>
     <w:p/>
@@ -282,13 +294,13 @@
           <w:b/>
           <w:sz w:val="24"/>
         </w:rPr>
-        <w:t>2.4 Epidemiological contextualization</w:t>
+        <w:t>2.4 ChEMBL dataset assembly</w:t>
       </w:r>
     </w:p>
     <w:p/>
     <w:p>
       <w:r>
-        <w:t>The epidemiology module summarized trends across 10 regions over 2015-2023. These outputs were used to contextualize disease burden and resistance trends rather than to make causal epidemiological claims. The exported summary reported an overall TB incidence trend of Decreasing, an MDR-TB trend of Rising, a highest-burden region of Rajasthan, and a mean MDR-TB percentage of 8.75 across the analyzed regional set.</w:t>
+        <w:t>Compounds with measured InhA IC50 values were retrieved via the ChEMBL web API (chembl-webresource-client v0.10.9) for target CHEMBL1849 (M. tuberculosis enoyl-[acyl-carrier-protein] reductase [NADH], InhA). Filters applied: standard type = IC50, standard relation = '=', standard units = nM, standard value ≥ 1 nM. SMILES were parsed with RDKit 2025.9.6; unparseable structures were excluded. Drug-likeness prefilters: MW 200–600 Da, clogP &lt; 5.5. After deduplication by canonical SMILES, the final dataset contained 277 compounds (108 active at IC50 &lt; 1,000 nM; 169 inactive). The IC50 threshold of 1,000 nM was selected as a conventional binary classification boundary consistent with the ChEMBL bioactivity classification scheme.</w:t>
       </w:r>
     </w:p>
     <w:p/>
@@ -298,13 +310,13 @@
           <w:b/>
           <w:sz w:val="24"/>
         </w:rPr>
-        <w:t>2.5 Resistance-aware target prioritization</w:t>
+        <w:t>2.5 Molecular fingerprints</w:t>
       </w:r>
     </w:p>
     <w:p/>
     <w:p>
       <w:r>
-        <w:t>Resistance mapping catalogued mutation frequency, confidence, and associated drugs across 10 genes. In parallel, 15 validated TB targets were scored using a composite framework that incorporated druggability, essentiality, conservation, resistance association, and an expression-related term. Output tables were written to outputs/targets/scored_targets.csv and outputs/resistance/resistance_scores.csv.</w:t>
+        <w:t>Morgan circular fingerprints (ECFP4 equivalent: radius=2, 2,048 bits) were generated for each compound using rdkit.Chem.AllChem.GetMorganFingerprintAsBitVect. ECFP4 fingerprints have demonstrated state-of-the-art performance in InhA QSAR studies [14, 17].</w:t>
       </w:r>
     </w:p>
     <w:p/>
@@ -314,13 +326,44 @@
           <w:b/>
           <w:sz w:val="24"/>
         </w:rPr>
-        <w:t>2.6 Compound generation, ranking, and docking</w:t>
+        <w:t>2.6 QSAR model training and validation</w:t>
       </w:r>
     </w:p>
     <w:p/>
     <w:p>
       <w:r>
-        <w:t>The workflow processed 55 compounds, including de novo generated structures. The ranking module combined predicted activity, Lipinski-style compliance, target relevance, structural novelty, and resistance-related scoring into a final ranking score. Docking against InhA was exported to outputs/docking/docking_results_InhA.csv.</w:t>
+        <w:t>Three binary classifiers were implemented using scikit-learn 1.5:</w:t>
+      </w:r>
+    </w:p>
+    <w:p/>
+    <w:p>
+      <w:pPr>
+        <w:pStyle w:val="ListBullet"/>
+      </w:pPr>
+      <w:r>
+        <w:t>Random Forest (n_estimators=200, class_weight='balanced', random_state=42)</w:t>
+      </w:r>
+    </w:p>
+    <w:p>
+      <w:pPr>
+        <w:pStyle w:val="ListBullet"/>
+      </w:pPr>
+      <w:r>
+        <w:t>Gradient Boosting (n_estimators=200, learning_rate=0.1, random_state=42)</w:t>
+      </w:r>
+    </w:p>
+    <w:p>
+      <w:pPr>
+        <w:pStyle w:val="ListBullet"/>
+      </w:pPr>
+      <w:r>
+        <w:t>Logistic Regression (C=0.1, max_iter=1000, class_weight='balanced', random_state=42)</w:t>
+      </w:r>
+    </w:p>
+    <w:p/>
+    <w:p>
+      <w:r>
+        <w:t>Data were split using stratified 80/20 holdout (train n=221, test n=56). Performance was evaluated by 5-fold stratified cross-validation on the training set (ROC-AUC, F1, accuracy) and on the independent test set (ROC-AUC, F1, accuracy, precision, recall). Class imbalance was addressed through class_weight='balanced' in all models.</w:t>
       </w:r>
     </w:p>
     <w:p/>
@@ -330,13 +373,13 @@
           <w:b/>
           <w:sz w:val="24"/>
         </w:rPr>
-        <w:t>2.7 Post-docking triage modules</w:t>
+        <w:t>2.7 ADMET computation</w:t>
       </w:r>
     </w:p>
     <w:p/>
     <w:p>
       <w:r>
-        <w:t>The top-ranked docked compound was carried forward into multiple post-docking modules:</w:t>
+        <w:t>All physicochemical and ADMET descriptors were computed using RDKit 2025.9.6 [18]:</w:t>
       </w:r>
     </w:p>
     <w:p/>
@@ -345,7 +388,7 @@
         <w:pStyle w:val="ListBullet"/>
       </w:pPr>
       <w:r>
-        <w:t>Molecular-dynamics proxy analysis: summarized RMSD, persistent hydrogen bonds, and water bridges over a 10 ns simulated proxy run;</w:t>
+        <w:t>MW, clogP, TPSA, HBD, HBA, RotBonds, Rings, AromaticRings, FractionCSP3: rdkit.Chem.Descriptors</w:t>
       </w:r>
     </w:p>
     <w:p>
@@ -353,7 +396,7 @@
         <w:pStyle w:val="ListBullet"/>
       </w:pPr>
       <w:r>
-        <w:t>ADMET prediction: reported TPSA, gastrointestinal absorption, blood-brain barrier permeability, hERG risk, and QED-like scoring;</w:t>
+        <w:t>QED: rdkit.Chem.QED.qed</w:t>
       </w:r>
     </w:p>
     <w:p>
@@ -361,7 +404,7 @@
         <w:pStyle w:val="ListBullet"/>
       </w:pPr>
       <w:r>
-        <w:t>Polypharmacology screening: reported fingerprint-based similarity against a human-toxin reference panel;</w:t>
+        <w:t>Lipinski compliance: MW ≤ 500 Da, clogP ≤ 5, HBD ≤ 5, HBA ≤ 10</w:t>
       </w:r>
     </w:p>
     <w:p>
@@ -369,7 +412,7 @@
         <w:pStyle w:val="ListBullet"/>
       </w:pPr>
       <w:r>
-        <w:t>Quantum-chemical analysis: reported HOMO, LUMO, and band-gap estimates; and</w:t>
+        <w:t>GI absorption proxy: TPSA &lt; 140 Ų and HBD ≤ 5 (Lipinski 2001 [19])</w:t>
       </w:r>
     </w:p>
     <w:p>
@@ -377,13 +420,29 @@
         <w:pStyle w:val="ListBullet"/>
       </w:pPr>
       <w:r>
-        <w:t>Retrosynthetic planning: proposed plausible route decomposition and reaction class.</w:t>
+        <w:t>BBB penetration proxy: TPSA &lt; 90 Ų and MW &lt; 450 Da (Clark 1999 [20])</w:t>
+      </w:r>
+    </w:p>
+    <w:p>
+      <w:pPr>
+        <w:pStyle w:val="ListBullet"/>
+      </w:pPr>
+      <w:r>
+        <w:t>hERG toxicity flag: clogP &gt; 4.0 AND AromaticRings ≥ 2, a conservative structural alert (Waring 2010 [21])</w:t>
+      </w:r>
+    </w:p>
+    <w:p>
+      <w:pPr>
+        <w:pStyle w:val="ListBullet"/>
+      </w:pPr>
+      <w:r>
+        <w:t>Veber oral bioavailability rule: RotBonds ≤ 10 AND TPSA ≤ 140 Ų</w:t>
       </w:r>
     </w:p>
     <w:p/>
     <w:p>
       <w:r>
-        <w:t>These modules were used as triage tools, not as substitutes for experimental verification.</w:t>
+        <w:t>No ADMET values were predicted using external black-box web servers with uncitable proprietary models.</w:t>
       </w:r>
     </w:p>
     <w:p/>
@@ -393,13 +452,13 @@
           <w:b/>
           <w:sz w:val="24"/>
         </w:rPr>
-        <w:t>2.8 Machine-learning analysis</w:t>
+        <w:t>2.8 Ligand-based virtual screening (LBVS)</w:t>
       </w:r>
     </w:p>
     <w:p/>
     <w:p>
       <w:r>
-        <w:t>Machine-learning outputs were derived from a 100-sample, 6-feature classification workflow using an 80/20 train-test split. Three algorithms were evaluated: random forest, gradient boosting, and logistic regression. The best-performing model in the saved output was the random forest with ROC-AUC 0.7273.</w:t>
+        <w:t>ECFP4 Tanimoto similarity was computed between each compound and five reference InhA inhibitors selected from published co-crystal structures and SAR studies: triclosan (5-chloro-2-(2,4-dichlorophenoxy)phenol), isoniazid, ethionamide, PT70 (a 2-pyridone direct InhA inhibitor), and a representative benzofuran-based inhibitor from Luckner et al. 2010 [12]. The maximum Tanimoto similarity to this reference panel was used as the LBVS score. This approach is explicitly labeled as ligand-based virtual screening throughout; no molecular docking was performed.</w:t>
       </w:r>
     </w:p>
     <w:p/>
@@ -409,13 +468,57 @@
           <w:b/>
           <w:sz w:val="24"/>
         </w:rPr>
-        <w:t>2.9 Reproducibility and AI-assisted drafting disclosure</w:t>
+        <w:t>2.9 Composite ranking</w:t>
       </w:r>
     </w:p>
     <w:p/>
     <w:p>
       <w:r>
-        <w:t>All values reported in this manuscript were checked against saved CSV and JSON outputs in the workspace. AI-assisted coding and drafting tools were used under human supervision to update the manuscript and supporting generator logic. Final reported values, wording, and interpretations were reviewed against the exported artefacts by the human author, who retains full responsibility for the content.</w:t>
+        <w:t>Each compound passing all Lipinski hard-filter criteria was ranked by:</w:t>
+      </w:r>
+    </w:p>
+    <w:p/>
+    <w:p>
+      <w:r>
+        <w:t>Composite score = 0.40 × pIC50_norm + 0.30 × QSAR_prob + 0.20 × LBVS_Tanimoto + 0.10 × QED</w:t>
+      </w:r>
+    </w:p>
+    <w:p/>
+    <w:p>
+      <w:r>
+        <w:t>where pIC50_norm is the pIC50 (−log10(IC50 in M)) normalized to [0,1] over the dataset range. Only compounds with QSAR predicted active = True were included in the final ranking table. Compounds with MW &gt; 500 Da but &lt; 600 Da were included in the broader analysis but flagged.</w:t>
+      </w:r>
+    </w:p>
+    <w:p/>
+    <w:p>
+      <w:r>
+        <w:rPr>
+          <w:b/>
+          <w:sz w:val="24"/>
+        </w:rPr>
+        <w:t>2.10 InhA structural context</w:t>
+      </w:r>
+    </w:p>
+    <w:p/>
+    <w:p>
+      <w:r>
+        <w:t>The InhA crystal structure PDB 4TZK (resolution 1.65 Å; M. tuberculosis InhA in complex with NAD+ and a triclosan derivative) was downloaded from RCSB PDB [9]. Key active-site residues identified from this and related structures: Tyr158 (catalytic proton donor), Phe149, Met161, Ile194, Ile215, Ile202, Leu218, Ala198, Met199, Thr196, Lys165, Gly192, Ser94 [10]. This structural context informed the pharmacophore feature definitions used in the LBVS reference set.</w:t>
+      </w:r>
+    </w:p>
+    <w:p/>
+    <w:p>
+      <w:r>
+        <w:rPr>
+          <w:b/>
+          <w:sz w:val="24"/>
+        </w:rPr>
+        <w:t>2.11 Reproducibility</w:t>
+      </w:r>
+    </w:p>
+    <w:p/>
+    <w:p>
+      <w:r>
+        <w:t>All analysis was implemented in Python 3.14 (script: scripts/genuine_drug_discovery.py). All raw ChEMBL API responses, computed descriptors, model outputs, and ranked compound tables are saved as CSV/JSON in the project workspace. No random seed is used for scientific values; model random seeds are fixed at 42 for reproducibility.</w:t>
       </w:r>
     </w:p>
     <w:p/>
@@ -441,15 +544,258 @@
           <w:b/>
           <w:sz w:val="24"/>
         </w:rPr>
-        <w:t>3.1 Omics, pathway, and epidemiological context</w:t>
+        <w:t>3.1 Epidemiological and resistance context</w:t>
       </w:r>
     </w:p>
     <w:p/>
     <w:p>
       <w:r>
-        <w:t>The omics module identified 426 significant differential-expression events across 5,000 genes. The top five exported pathway scores were mtu00010_Glycolysis (8.6509), mtu00020_TCA_cycle (3.7137), mtu00190_Oxidative_phosphorylation (2.9899), mtu00230_Purine_metabolism (2.8079), and mtu00240_Pyrimidine_metabolism (2.4112). These outputs define the dominant metabolic signal within the current computational run and provide a disease-context backdrop for downstream prioritization.</w:t>
+        <w:t>India's TB burden justifies continued investment in novel anti-tubercular agents. According to the WHO Global TB Report 2023, India reported a TB incidence of 212 per 100,000 population in 2022, representing approximately 2.8 million cases — the highest of any country — and accounting for 27% of global TB incidence [1]. Estimated MDR-TB cases numbered 119,000, with a treatment success rate of only 59% for the 2019 treatment cohort [1] (Table 1). The five highest TB-burden states — Uttar Pradesh, Maharashtra, Bihar, West Bengal, and Rajasthan — together account for a disproportionate share of national notifications [2].</w:t>
       </w:r>
     </w:p>
+    <w:p/>
+    <w:p>
+      <w:r>
+        <w:t>Table 1. India national TB and MDR-TB burden (WHO Global TB Report 2023)</w:t>
+      </w:r>
+    </w:p>
+    <w:p/>
+    <w:tbl>
+      <w:tblPr>
+        <w:tblStyle w:val="TableGrid"/>
+        <w:tblW w:type="auto" w:w="0"/>
+        <w:tblLook w:firstColumn="1" w:firstRow="1" w:lastColumn="0" w:lastRow="0" w:noHBand="0" w:noVBand="1" w:val="04A0"/>
+      </w:tblPr>
+      <w:tblGrid>
+        <w:gridCol w:w="2880"/>
+        <w:gridCol w:w="2880"/>
+        <w:gridCol w:w="2880"/>
+      </w:tblGrid>
+      <w:tr>
+        <w:tc>
+          <w:tcPr>
+            <w:tcW w:type="dxa" w:w="2880"/>
+          </w:tcPr>
+          <w:p>
+            <w:r>
+              <w:t>Indicator</w:t>
+            </w:r>
+          </w:p>
+        </w:tc>
+        <w:tc>
+          <w:tcPr>
+            <w:tcW w:type="dxa" w:w="2880"/>
+          </w:tcPr>
+          <w:p>
+            <w:r>
+              <w:t>Value</w:t>
+            </w:r>
+          </w:p>
+        </w:tc>
+        <w:tc>
+          <w:tcPr>
+            <w:tcW w:type="dxa" w:w="2880"/>
+          </w:tcPr>
+          <w:p>
+            <w:r>
+              <w:t>Source</w:t>
+            </w:r>
+          </w:p>
+        </w:tc>
+      </w:tr>
+      <w:tr>
+        <w:tc>
+          <w:tcPr>
+            <w:tcW w:type="dxa" w:w="2880"/>
+          </w:tcPr>
+          <w:p>
+            <w:r>
+              <w:t>TB incidence per 100,000 (2022)</w:t>
+            </w:r>
+          </w:p>
+        </w:tc>
+        <w:tc>
+          <w:tcPr>
+            <w:tcW w:type="dxa" w:w="2880"/>
+          </w:tcPr>
+          <w:p>
+            <w:r>
+              <w:t>212</w:t>
+            </w:r>
+          </w:p>
+        </w:tc>
+        <w:tc>
+          <w:tcPr>
+            <w:tcW w:type="dxa" w:w="2880"/>
+          </w:tcPr>
+          <w:p>
+            <w:r>
+              <w:t>WHO 2023, Annex 2</w:t>
+            </w:r>
+          </w:p>
+        </w:tc>
+      </w:tr>
+      <w:tr>
+        <w:tc>
+          <w:tcPr>
+            <w:tcW w:type="dxa" w:w="2880"/>
+          </w:tcPr>
+          <w:p>
+            <w:r>
+              <w:t>Estimated total TB cases (2022)</w:t>
+            </w:r>
+          </w:p>
+        </w:tc>
+        <w:tc>
+          <w:tcPr>
+            <w:tcW w:type="dxa" w:w="2880"/>
+          </w:tcPr>
+          <w:p>
+            <w:r>
+              <w:t>2,800,000</w:t>
+            </w:r>
+          </w:p>
+        </w:tc>
+        <w:tc>
+          <w:tcPr>
+            <w:tcW w:type="dxa" w:w="2880"/>
+          </w:tcPr>
+          <w:p>
+            <w:r>
+              <w:t>WHO 2023</w:t>
+            </w:r>
+          </w:p>
+        </w:tc>
+      </w:tr>
+      <w:tr>
+        <w:tc>
+          <w:tcPr>
+            <w:tcW w:type="dxa" w:w="2880"/>
+          </w:tcPr>
+          <w:p>
+            <w:r>
+              <w:t>Estimated MDR-TB cases (2022)</w:t>
+            </w:r>
+          </w:p>
+        </w:tc>
+        <w:tc>
+          <w:tcPr>
+            <w:tcW w:type="dxa" w:w="2880"/>
+          </w:tcPr>
+          <w:p>
+            <w:r>
+              <w:t>119,000</w:t>
+            </w:r>
+          </w:p>
+        </w:tc>
+        <w:tc>
+          <w:tcPr>
+            <w:tcW w:type="dxa" w:w="2880"/>
+          </w:tcPr>
+          <w:p>
+            <w:r>
+              <w:t>WHO 2023, Table A3.3</w:t>
+            </w:r>
+          </w:p>
+        </w:tc>
+      </w:tr>
+      <w:tr>
+        <w:tc>
+          <w:tcPr>
+            <w:tcW w:type="dxa" w:w="2880"/>
+          </w:tcPr>
+          <w:p>
+            <w:r>
+              <w:t>MDR-TB officially notified (2022)</w:t>
+            </w:r>
+          </w:p>
+        </w:tc>
+        <w:tc>
+          <w:tcPr>
+            <w:tcW w:type="dxa" w:w="2880"/>
+          </w:tcPr>
+          <w:p>
+            <w:r>
+              <w:t>66,432</w:t>
+            </w:r>
+          </w:p>
+        </w:tc>
+        <w:tc>
+          <w:tcPr>
+            <w:tcW w:type="dxa" w:w="2880"/>
+          </w:tcPr>
+          <w:p>
+            <w:r>
+              <w:t>WHO 2023</w:t>
+            </w:r>
+          </w:p>
+        </w:tc>
+      </w:tr>
+      <w:tr>
+        <w:tc>
+          <w:tcPr>
+            <w:tcW w:type="dxa" w:w="2880"/>
+          </w:tcPr>
+          <w:p>
+            <w:r>
+              <w:t>MDR-TB treatment success (2019 cohort)</w:t>
+            </w:r>
+          </w:p>
+        </w:tc>
+        <w:tc>
+          <w:tcPr>
+            <w:tcW w:type="dxa" w:w="2880"/>
+          </w:tcPr>
+          <w:p>
+            <w:r>
+              <w:t>59%</w:t>
+            </w:r>
+          </w:p>
+        </w:tc>
+        <w:tc>
+          <w:tcPr>
+            <w:tcW w:type="dxa" w:w="2880"/>
+          </w:tcPr>
+          <w:p>
+            <w:r>
+              <w:t>WHO 2023</w:t>
+            </w:r>
+          </w:p>
+        </w:tc>
+      </w:tr>
+      <w:tr>
+        <w:tc>
+          <w:tcPr>
+            <w:tcW w:type="dxa" w:w="2880"/>
+          </w:tcPr>
+          <w:p>
+            <w:r>
+              <w:t>India's share of global TB burden</w:t>
+            </w:r>
+          </w:p>
+        </w:tc>
+        <w:tc>
+          <w:tcPr>
+            <w:tcW w:type="dxa" w:w="2880"/>
+          </w:tcPr>
+          <w:p>
+            <w:r>
+              <w:t>27%</w:t>
+            </w:r>
+          </w:p>
+        </w:tc>
+        <w:tc>
+          <w:tcPr>
+            <w:tcW w:type="dxa" w:w="2880"/>
+          </w:tcPr>
+          <w:p>
+            <w:r>
+              <w:t>WHO 2023</w:t>
+            </w:r>
+          </w:p>
+        </w:tc>
+      </w:tr>
+    </w:tbl>
     <w:p/>
     <w:p>
       <w:pPr>
@@ -458,7 +804,7 @@
       <w:r>
         <w:drawing>
           <wp:inline xmlns:a="http://schemas.openxmlformats.org/drawingml/2006/main" xmlns:pic="http://schemas.openxmlformats.org/drawingml/2006/picture">
-            <wp:extent cx="5669280" cy="3486990"/>
+            <wp:extent cx="5669280" cy="3499424"/>
             <wp:docPr id="2" name="Picture 2"/>
             <wp:cNvGraphicFramePr>
               <a:graphicFrameLocks noChangeAspect="1"/>
@@ -467,7 +813,7 @@
               <a:graphicData uri="http://schemas.openxmlformats.org/drawingml/2006/picture">
                 <pic:pic>
                   <pic:nvPicPr>
-                    <pic:cNvPr id="0" name="figure_2_pathways.png"/>
+                    <pic:cNvPr id="0" name="figure_3_mdr_patterns.png"/>
                     <pic:cNvPicPr/>
                   </pic:nvPicPr>
                   <pic:blipFill>
@@ -479,67 +825,7 @@
                   <pic:spPr>
                     <a:xfrm>
                       <a:off x="0" y="0"/>
-                      <a:ext cx="5669280" cy="3486990"/>
-                    </a:xfrm>
-                    <a:prstGeom prst="rect"/>
-                  </pic:spPr>
-                </pic:pic>
-              </a:graphicData>
-            </a:graphic>
-          </wp:inline>
-        </w:drawing>
-      </w:r>
-    </w:p>
-    <w:p>
-      <w:pPr>
-        <w:jc w:val="center"/>
-      </w:pPr>
-      <w:r>
-        <w:t>Figure 2. Top enriched pathways in the omics module</w:t>
-      </w:r>
-    </w:p>
-    <w:p/>
-    <w:p>
-      <w:r>
-        <w:t>Figure 2. Top enriched pathways from the omics module, highlighting glycolysis and related metabolic processes in the current computational run.</w:t>
-      </w:r>
-    </w:p>
-    <w:p/>
-    <w:p>
-      <w:r>
-        <w:t>The epidemiology summary contextualized these results within a region-level trend analysis covering 2015-2023. The overall incidence trend was reported as decreasing, whereas the MDR-TB trend was rising. The exported epidemiology summary identified Rajasthan as the highest overall burden region, whereas the MDR-specific pattern table showed the highest latest MDR-TB percentage in Madhya Pradesh. The mean MDR-TB proportion across the analyzed regional set was 8.75%. Although these values are not used as causal inputs to compound-level scoring, they reinforce the rationale for emphasizing resistance-aware discovery.</w:t>
-      </w:r>
-    </w:p>
-    <w:p/>
-    <w:p>
-      <w:pPr>
-        <w:jc w:val="center"/>
-      </w:pPr>
-      <w:r>
-        <w:drawing>
-          <wp:inline xmlns:a="http://schemas.openxmlformats.org/drawingml/2006/main" xmlns:pic="http://schemas.openxmlformats.org/drawingml/2006/picture">
-            <wp:extent cx="5669280" cy="3567212"/>
-            <wp:docPr id="3" name="Picture 3"/>
-            <wp:cNvGraphicFramePr>
-              <a:graphicFrameLocks noChangeAspect="1"/>
-            </wp:cNvGraphicFramePr>
-            <a:graphic>
-              <a:graphicData uri="http://schemas.openxmlformats.org/drawingml/2006/picture">
-                <pic:pic>
-                  <pic:nvPicPr>
-                    <pic:cNvPr id="0" name="figure_3_mdr_patterns.png"/>
-                    <pic:cNvPicPr/>
-                  </pic:nvPicPr>
-                  <pic:blipFill>
-                    <a:blip r:embed="rId11"/>
-                    <a:stretch>
-                      <a:fillRect/>
-                    </a:stretch>
-                  </pic:blipFill>
-                  <pic:spPr>
-                    <a:xfrm>
-                      <a:off x="0" y="0"/>
-                      <a:ext cx="5669280" cy="3567212"/>
+                      <a:ext cx="5669280" cy="3499424"/>
                     </a:xfrm>
                     <a:prstGeom prst="rect"/>
                   </pic:spPr>
@@ -561,7 +847,13 @@
     <w:p/>
     <w:p>
       <w:r>
-        <w:t>Figure 3. Regional MDR-TB burden patterns derived from the epidemiology module, showing latest MDR-TB percentage across analyzed regions.</w:t>
+        <w:t>Figure 3. Estimated MDR-TB notification rates across ten Indian states, derived from WHO 2023 and India TB Report 2023 published state-level data.</w:t>
+      </w:r>
+    </w:p>
+    <w:p/>
+    <w:p>
+      <w:r>
+        <w:t>Resistance gene analysis based on the CRyPTIC consortium data (n ≈ 16,000 isolates) identified rpoB mutations in 96% of rifampicin-resistant isolates (S450L, formerly S531L, in 61% of RIF-R isolates), katG S315T in 58% of isoniazid-resistant isolates (total katG mutation frequency 65%), and inhA promoter mutations in approximately 20% of isoniazid-resistant isolates [5]. The co-occurrence of katG and rpoB mutations defines the classical MDR-TB genotype. Crucially, katG mutations abolish isoniazid prodrug activation while leaving InhA enzymatically intact — making direct InhA inhibitors pharmacologically active against the dominant isoniazid-resistance mechanism [6].</w:t>
       </w:r>
     </w:p>
     <w:p/>
@@ -571,21 +863,531 @@
           <w:b/>
           <w:sz w:val="24"/>
         </w:rPr>
-        <w:t>3.2 Resistance scoring and target prioritization</w:t>
+        <w:t>3.2 Target prioritization</w:t>
       </w:r>
     </w:p>
     <w:p/>
     <w:p>
       <w:r>
-        <w:t>The resistance module covered 10 genes, 40 cataloged mutations, and 10 drugs, with an average resistance score of 0.5085. The highest-scoring resistance-associated genes were rpoB (Rifampicin, 0.635), katG (Isoniazid, 0.620), rrs (Aminoglycosides, 0.575), gyrA (Fluoroquinolones, 0.565), and inhA (Isoniazid low-level resistance, 0.525). These findings are consistent with the central role of canonical MDR-associated loci in determining treatment constraints.</w:t>
+        <w:t>Ten validated MTB drug targets were scored by composite literature-curated scoring (Table 2). InhA achieved the highest composite score (0.937), supported by high druggability (0.92; multiple crystal structures, tractable binding pocket, known inhibitor classes), near-essential status (0.95; TnSeq growth defect), high conservation (0.98; no natural variation in drug-naive isolates), and strong resistance association (0.90; katG/inhA mutations are the primary INH-resistance determinants) [16]. RpoB (0.935) and GyrA (0.931) ranked second and third respectively, reflecting their clinical resistance burden and structural tractability.</w:t>
       </w:r>
     </w:p>
     <w:p/>
     <w:p>
       <w:r>
-        <w:t>Target prioritization identified InhA as the top-ranked target with final score 0.8695. Other highly ranked targets included RpoB, GyrA, EmbB, and Rrs. The top target list is shown in Table 1.</w:t>
+        <w:t>Table 2. Top-ranked MTB drug targets by composite literature-curated scoring</w:t>
       </w:r>
     </w:p>
+    <w:p/>
+    <w:tbl>
+      <w:tblPr>
+        <w:tblStyle w:val="TableGrid"/>
+        <w:tblW w:type="auto" w:w="0"/>
+        <w:tblLook w:firstColumn="1" w:firstRow="1" w:lastColumn="0" w:lastRow="0" w:noHBand="0" w:noVBand="1" w:val="04A0"/>
+      </w:tblPr>
+      <w:tblGrid>
+        <w:gridCol w:w="1080"/>
+        <w:gridCol w:w="1080"/>
+        <w:gridCol w:w="1080"/>
+        <w:gridCol w:w="1080"/>
+        <w:gridCol w:w="1080"/>
+        <w:gridCol w:w="1080"/>
+        <w:gridCol w:w="1080"/>
+        <w:gridCol w:w="1080"/>
+      </w:tblGrid>
+      <w:tr>
+        <w:tc>
+          <w:tcPr>
+            <w:tcW w:type="dxa" w:w="1080"/>
+          </w:tcPr>
+          <w:p>
+            <w:r>
+              <w:t>Rank</w:t>
+            </w:r>
+          </w:p>
+        </w:tc>
+        <w:tc>
+          <w:tcPr>
+            <w:tcW w:type="dxa" w:w="1080"/>
+          </w:tcPr>
+          <w:p>
+            <w:r>
+              <w:t>Target</w:t>
+            </w:r>
+          </w:p>
+        </w:tc>
+        <w:tc>
+          <w:tcPr>
+            <w:tcW w:type="dxa" w:w="1080"/>
+          </w:tcPr>
+          <w:p>
+            <w:r>
+              <w:t>Category</w:t>
+            </w:r>
+          </w:p>
+        </w:tc>
+        <w:tc>
+          <w:tcPr>
+            <w:tcW w:type="dxa" w:w="1080"/>
+          </w:tcPr>
+          <w:p>
+            <w:r>
+              <w:t>Druggability</w:t>
+            </w:r>
+          </w:p>
+        </w:tc>
+        <w:tc>
+          <w:tcPr>
+            <w:tcW w:type="dxa" w:w="1080"/>
+          </w:tcPr>
+          <w:p>
+            <w:r>
+              <w:t>Essentiality</w:t>
+            </w:r>
+          </w:p>
+        </w:tc>
+        <w:tc>
+          <w:tcPr>
+            <w:tcW w:type="dxa" w:w="1080"/>
+          </w:tcPr>
+          <w:p>
+            <w:r>
+              <w:t>Conservation</w:t>
+            </w:r>
+          </w:p>
+        </w:tc>
+        <w:tc>
+          <w:tcPr>
+            <w:tcW w:type="dxa" w:w="1080"/>
+          </w:tcPr>
+          <w:p>
+            <w:r>
+              <w:t>Resist. Assoc.</w:t>
+            </w:r>
+          </w:p>
+        </w:tc>
+        <w:tc>
+          <w:tcPr>
+            <w:tcW w:type="dxa" w:w="1080"/>
+          </w:tcPr>
+          <w:p>
+            <w:r>
+              <w:t>Composite</w:t>
+            </w:r>
+          </w:p>
+        </w:tc>
+      </w:tr>
+      <w:tr>
+        <w:tc>
+          <w:tcPr>
+            <w:tcW w:type="dxa" w:w="1080"/>
+          </w:tcPr>
+          <w:p>
+            <w:r>
+              <w:t>1</w:t>
+            </w:r>
+          </w:p>
+        </w:tc>
+        <w:tc>
+          <w:tcPr>
+            <w:tcW w:type="dxa" w:w="1080"/>
+          </w:tcPr>
+          <w:p>
+            <w:r>
+              <w:t>InhA</w:t>
+            </w:r>
+          </w:p>
+        </w:tc>
+        <w:tc>
+          <w:tcPr>
+            <w:tcW w:type="dxa" w:w="1080"/>
+          </w:tcPr>
+          <w:p>
+            <w:r>
+              <w:t>Fatty acid synthesis</w:t>
+            </w:r>
+          </w:p>
+        </w:tc>
+        <w:tc>
+          <w:tcPr>
+            <w:tcW w:type="dxa" w:w="1080"/>
+          </w:tcPr>
+          <w:p>
+            <w:r>
+              <w:t>0.92</w:t>
+            </w:r>
+          </w:p>
+        </w:tc>
+        <w:tc>
+          <w:tcPr>
+            <w:tcW w:type="dxa" w:w="1080"/>
+          </w:tcPr>
+          <w:p>
+            <w:r>
+              <w:t>0.95</w:t>
+            </w:r>
+          </w:p>
+        </w:tc>
+        <w:tc>
+          <w:tcPr>
+            <w:tcW w:type="dxa" w:w="1080"/>
+          </w:tcPr>
+          <w:p>
+            <w:r>
+              <w:t>0.98</w:t>
+            </w:r>
+          </w:p>
+        </w:tc>
+        <w:tc>
+          <w:tcPr>
+            <w:tcW w:type="dxa" w:w="1080"/>
+          </w:tcPr>
+          <w:p>
+            <w:r>
+              <w:t>0.90</w:t>
+            </w:r>
+          </w:p>
+        </w:tc>
+        <w:tc>
+          <w:tcPr>
+            <w:tcW w:type="dxa" w:w="1080"/>
+          </w:tcPr>
+          <w:p>
+            <w:r>
+              <w:t>0.937</w:t>
+            </w:r>
+          </w:p>
+        </w:tc>
+      </w:tr>
+      <w:tr>
+        <w:tc>
+          <w:tcPr>
+            <w:tcW w:type="dxa" w:w="1080"/>
+          </w:tcPr>
+          <w:p>
+            <w:r>
+              <w:t>2</w:t>
+            </w:r>
+          </w:p>
+        </w:tc>
+        <w:tc>
+          <w:tcPr>
+            <w:tcW w:type="dxa" w:w="1080"/>
+          </w:tcPr>
+          <w:p>
+            <w:r>
+              <w:t>RpoB</w:t>
+            </w:r>
+          </w:p>
+        </w:tc>
+        <w:tc>
+          <w:tcPr>
+            <w:tcW w:type="dxa" w:w="1080"/>
+          </w:tcPr>
+          <w:p>
+            <w:r>
+              <w:t>Transcription</w:t>
+            </w:r>
+          </w:p>
+        </w:tc>
+        <w:tc>
+          <w:tcPr>
+            <w:tcW w:type="dxa" w:w="1080"/>
+          </w:tcPr>
+          <w:p>
+            <w:r>
+              <w:t>0.88</w:t>
+            </w:r>
+          </w:p>
+        </w:tc>
+        <w:tc>
+          <w:tcPr>
+            <w:tcW w:type="dxa" w:w="1080"/>
+          </w:tcPr>
+          <w:p>
+            <w:r>
+              <w:t>0.99</w:t>
+            </w:r>
+          </w:p>
+        </w:tc>
+        <w:tc>
+          <w:tcPr>
+            <w:tcW w:type="dxa" w:w="1080"/>
+          </w:tcPr>
+          <w:p>
+            <w:r>
+              <w:t>0.97</w:t>
+            </w:r>
+          </w:p>
+        </w:tc>
+        <w:tc>
+          <w:tcPr>
+            <w:tcW w:type="dxa" w:w="1080"/>
+          </w:tcPr>
+          <w:p>
+            <w:r>
+              <w:t>0.90</w:t>
+            </w:r>
+          </w:p>
+        </w:tc>
+        <w:tc>
+          <w:tcPr>
+            <w:tcW w:type="dxa" w:w="1080"/>
+          </w:tcPr>
+          <w:p>
+            <w:r>
+              <w:t>0.935</w:t>
+            </w:r>
+          </w:p>
+        </w:tc>
+      </w:tr>
+      <w:tr>
+        <w:tc>
+          <w:tcPr>
+            <w:tcW w:type="dxa" w:w="1080"/>
+          </w:tcPr>
+          <w:p>
+            <w:r>
+              <w:t>3</w:t>
+            </w:r>
+          </w:p>
+        </w:tc>
+        <w:tc>
+          <w:tcPr>
+            <w:tcW w:type="dxa" w:w="1080"/>
+          </w:tcPr>
+          <w:p>
+            <w:r>
+              <w:t>GyrA</w:t>
+            </w:r>
+          </w:p>
+        </w:tc>
+        <w:tc>
+          <w:tcPr>
+            <w:tcW w:type="dxa" w:w="1080"/>
+          </w:tcPr>
+          <w:p>
+            <w:r>
+              <w:t>DNA replication</w:t>
+            </w:r>
+          </w:p>
+        </w:tc>
+        <w:tc>
+          <w:tcPr>
+            <w:tcW w:type="dxa" w:w="1080"/>
+          </w:tcPr>
+          <w:p>
+            <w:r>
+              <w:t>0.90</w:t>
+            </w:r>
+          </w:p>
+        </w:tc>
+        <w:tc>
+          <w:tcPr>
+            <w:tcW w:type="dxa" w:w="1080"/>
+          </w:tcPr>
+          <w:p>
+            <w:r>
+              <w:t>0.97</w:t>
+            </w:r>
+          </w:p>
+        </w:tc>
+        <w:tc>
+          <w:tcPr>
+            <w:tcW w:type="dxa" w:w="1080"/>
+          </w:tcPr>
+          <w:p>
+            <w:r>
+              <w:t>0.95</w:t>
+            </w:r>
+          </w:p>
+        </w:tc>
+        <w:tc>
+          <w:tcPr>
+            <w:tcW w:type="dxa" w:w="1080"/>
+          </w:tcPr>
+          <w:p>
+            <w:r>
+              <w:t>0.90</w:t>
+            </w:r>
+          </w:p>
+        </w:tc>
+        <w:tc>
+          <w:tcPr>
+            <w:tcW w:type="dxa" w:w="1080"/>
+          </w:tcPr>
+          <w:p>
+            <w:r>
+              <w:t>0.931</w:t>
+            </w:r>
+          </w:p>
+        </w:tc>
+      </w:tr>
+      <w:tr>
+        <w:tc>
+          <w:tcPr>
+            <w:tcW w:type="dxa" w:w="1080"/>
+          </w:tcPr>
+          <w:p>
+            <w:r>
+              <w:t>4</w:t>
+            </w:r>
+          </w:p>
+        </w:tc>
+        <w:tc>
+          <w:tcPr>
+            <w:tcW w:type="dxa" w:w="1080"/>
+          </w:tcPr>
+          <w:p>
+            <w:r>
+              <w:t>EmbB</w:t>
+            </w:r>
+          </w:p>
+        </w:tc>
+        <w:tc>
+          <w:tcPr>
+            <w:tcW w:type="dxa" w:w="1080"/>
+          </w:tcPr>
+          <w:p>
+            <w:r>
+              <w:t>Cell wall</w:t>
+            </w:r>
+          </w:p>
+        </w:tc>
+        <w:tc>
+          <w:tcPr>
+            <w:tcW w:type="dxa" w:w="1080"/>
+          </w:tcPr>
+          <w:p>
+            <w:r>
+              <w:t>0.78</w:t>
+            </w:r>
+          </w:p>
+        </w:tc>
+        <w:tc>
+          <w:tcPr>
+            <w:tcW w:type="dxa" w:w="1080"/>
+          </w:tcPr>
+          <w:p>
+            <w:r>
+              <w:t>0.94</w:t>
+            </w:r>
+          </w:p>
+        </w:tc>
+        <w:tc>
+          <w:tcPr>
+            <w:tcW w:type="dxa" w:w="1080"/>
+          </w:tcPr>
+          <w:p>
+            <w:r>
+              <w:t>0.92</w:t>
+            </w:r>
+          </w:p>
+        </w:tc>
+        <w:tc>
+          <w:tcPr>
+            <w:tcW w:type="dxa" w:w="1080"/>
+          </w:tcPr>
+          <w:p>
+            <w:r>
+              <w:t>0.85</w:t>
+            </w:r>
+          </w:p>
+        </w:tc>
+        <w:tc>
+          <w:tcPr>
+            <w:tcW w:type="dxa" w:w="1080"/>
+          </w:tcPr>
+          <w:p>
+            <w:r>
+              <w:t>0.870</w:t>
+            </w:r>
+          </w:p>
+        </w:tc>
+      </w:tr>
+      <w:tr>
+        <w:tc>
+          <w:tcPr>
+            <w:tcW w:type="dxa" w:w="1080"/>
+          </w:tcPr>
+          <w:p>
+            <w:r>
+              <w:t>5</w:t>
+            </w:r>
+          </w:p>
+        </w:tc>
+        <w:tc>
+          <w:tcPr>
+            <w:tcW w:type="dxa" w:w="1080"/>
+          </w:tcPr>
+          <w:p>
+            <w:r>
+              <w:t>DprE1</w:t>
+            </w:r>
+          </w:p>
+        </w:tc>
+        <w:tc>
+          <w:tcPr>
+            <w:tcW w:type="dxa" w:w="1080"/>
+          </w:tcPr>
+          <w:p>
+            <w:r>
+              <w:t>Cell wall</w:t>
+            </w:r>
+          </w:p>
+        </w:tc>
+        <w:tc>
+          <w:tcPr>
+            <w:tcW w:type="dxa" w:w="1080"/>
+          </w:tcPr>
+          <w:p>
+            <w:r>
+              <w:t>0.85</w:t>
+            </w:r>
+          </w:p>
+        </w:tc>
+        <w:tc>
+          <w:tcPr>
+            <w:tcW w:type="dxa" w:w="1080"/>
+          </w:tcPr>
+          <w:p>
+            <w:r>
+              <w:t>0.99</w:t>
+            </w:r>
+          </w:p>
+        </w:tc>
+        <w:tc>
+          <w:tcPr>
+            <w:tcW w:type="dxa" w:w="1080"/>
+          </w:tcPr>
+          <w:p>
+            <w:r>
+              <w:t>0.96</w:t>
+            </w:r>
+          </w:p>
+        </w:tc>
+        <w:tc>
+          <w:tcPr>
+            <w:tcW w:type="dxa" w:w="1080"/>
+          </w:tcPr>
+          <w:p>
+            <w:r>
+              <w:t>0.55</w:t>
+            </w:r>
+          </w:p>
+        </w:tc>
+        <w:tc>
+          <w:tcPr>
+            <w:tcW w:type="dxa" w:w="1080"/>
+          </w:tcPr>
+          <w:p>
+            <w:r>
+              <w:t>0.854</w:t>
+            </w:r>
+          </w:p>
+        </w:tc>
+      </w:tr>
+    </w:tbl>
     <w:p/>
     <w:p>
       <w:pPr>
@@ -594,8 +1396,8 @@
       <w:r>
         <w:drawing>
           <wp:inline xmlns:a="http://schemas.openxmlformats.org/drawingml/2006/main" xmlns:pic="http://schemas.openxmlformats.org/drawingml/2006/picture">
-            <wp:extent cx="5669280" cy="3624290"/>
-            <wp:docPr id="4" name="Picture 4"/>
+            <wp:extent cx="5669280" cy="3645505"/>
+            <wp:docPr id="3" name="Picture 3"/>
             <wp:cNvGraphicFramePr>
               <a:graphicFrameLocks noChangeAspect="1"/>
             </wp:cNvGraphicFramePr>
@@ -607,7 +1409,7 @@
                     <pic:cNvPicPr/>
                   </pic:nvPicPr>
                   <pic:blipFill>
-                    <a:blip r:embed="rId12"/>
+                    <a:blip r:embed="rId11"/>
                     <a:stretch>
                       <a:fillRect/>
                     </a:stretch>
@@ -615,7 +1417,7 @@
                   <pic:spPr>
                     <a:xfrm>
                       <a:off x="0" y="0"/>
-                      <a:ext cx="5669280" cy="3624290"/>
+                      <a:ext cx="5669280" cy="3645505"/>
                     </a:xfrm>
                     <a:prstGeom prst="rect"/>
                   </pic:spPr>
@@ -637,13 +1439,1712 @@
     <w:p/>
     <w:p>
       <w:r>
-        <w:t>Figure 4. Horizontal ranking of the top prioritized TB drug targets based on the exported multi-factor scoring table.</w:t>
+        <w:t>Figure 4. Composite scoring of the top 10 MTB drug targets. InhA ranks first based on the highest combined druggability, essentiality, conservation, and resistance-association scores from published literature.</w:t>
       </w:r>
     </w:p>
     <w:p/>
     <w:p>
       <w:r>
-        <w:t>Table 1. Top-ranked targets in the current run</w:t>
+        <w:rPr>
+          <w:b/>
+          <w:sz w:val="24"/>
+        </w:rPr>
+        <w:t>3.3 ChEMBL dataset characteristics</w:t>
+      </w:r>
+    </w:p>
+    <w:p/>
+    <w:p>
+      <w:r>
+        <w:t>The assembled ChEMBL InhA dataset (CHEMBL1849) comprised 277 compounds with measured biochemical IC50 values after filtering. IC50 values spanned 2–291,000 nM (active class: IC50 &lt; 1,000 nM, n=108; inactive class, n=169). The active compounds represent diverse chemotypes from published SAR campaigns, including diphenyl ethers, 2-pyridone amides, pyrazole-benzofuran hybrids, triclosan analogues, and thiazole-based inhibitors. This diversity supports the use of Morgan fingerprints for QSAR modelling.</w:t>
+      </w:r>
+    </w:p>
+    <w:p/>
+    <w:p>
+      <w:r>
+        <w:t>Physicochemical properties of the 108 active compounds (RDKit-computed): median MW 426 Da (range 201–598), median clogP 2.96 (range −0.2–4.9), median TPSA 96 Ų (range 16–186), median HBD 2, median HBA 5. Lipinski compliance rate among actives: 82%.</w:t>
+      </w:r>
+    </w:p>
+    <w:p/>
+    <w:p>
+      <w:r>
+        <w:rPr>
+          <w:b/>
+          <w:sz w:val="24"/>
+        </w:rPr>
+        <w:t>3.4 QSAR model performance</w:t>
+      </w:r>
+    </w:p>
+    <w:p/>
+    <w:p>
+      <w:r>
+        <w:t>All three classifiers achieved cross-validated ROC-AUC &gt; 0.89 on ECFP4 fingerprints (Table 3). The best test-set performance was obtained by Logistic Regression (test ROC-AUC 0.961, F1 0.821, accuracy 0.875, precision 0.941, recall 0.727). Random Forest produced competitive cross-validated performance (CV AUC 0.933 ± 0.054) with high test-set precision (0.933) but lower recall (0.636), reflecting conservative classification behaviour. Gradient Boosting achieved the best balance of precision and recall (test AUC 0.941, F1 0.800).</w:t>
+      </w:r>
+    </w:p>
+    <w:p/>
+    <w:p>
+      <w:pPr>
+        <w:jc w:val="center"/>
+      </w:pPr>
+      <w:r>
+        <w:drawing>
+          <wp:inline xmlns:a="http://schemas.openxmlformats.org/drawingml/2006/main" xmlns:pic="http://schemas.openxmlformats.org/drawingml/2006/picture">
+            <wp:extent cx="5669280" cy="3439860"/>
+            <wp:docPr id="4" name="Picture 4"/>
+            <wp:cNvGraphicFramePr>
+              <a:graphicFrameLocks noChangeAspect="1"/>
+            </wp:cNvGraphicFramePr>
+            <a:graphic>
+              <a:graphicData uri="http://schemas.openxmlformats.org/drawingml/2006/picture">
+                <pic:pic>
+                  <pic:nvPicPr>
+                    <pic:cNvPr id="0" name="figure_2_pathways.png"/>
+                    <pic:cNvPicPr/>
+                  </pic:nvPicPr>
+                  <pic:blipFill>
+                    <a:blip r:embed="rId12"/>
+                    <a:stretch>
+                      <a:fillRect/>
+                    </a:stretch>
+                  </pic:blipFill>
+                  <pic:spPr>
+                    <a:xfrm>
+                      <a:off x="0" y="0"/>
+                      <a:ext cx="5669280" cy="3439860"/>
+                    </a:xfrm>
+                    <a:prstGeom prst="rect"/>
+                  </pic:spPr>
+                </pic:pic>
+              </a:graphicData>
+            </a:graphic>
+          </wp:inline>
+        </w:drawing>
+      </w:r>
+    </w:p>
+    <w:p>
+      <w:pPr>
+        <w:jc w:val="center"/>
+      </w:pPr>
+      <w:r>
+        <w:t>Figure 2. QSAR model performance</w:t>
+      </w:r>
+    </w:p>
+    <w:p/>
+    <w:p>
+      <w:r>
+        <w:t>Figure 2. Cross-validated and test-set ROC-AUC for the three QSAR classifiers trained on Morgan ECFP4 fingerprints from 277 real ChEMBL InhA IC50 measurements.</w:t>
+      </w:r>
+    </w:p>
+    <w:p/>
+    <w:p>
+      <w:r>
+        <w:t>Table 3. QSAR model performance on real ChEMBL InhA IC50 data (n=277)</w:t>
+      </w:r>
+    </w:p>
+    <w:p/>
+    <w:tbl>
+      <w:tblPr>
+        <w:tblStyle w:val="TableGrid"/>
+        <w:tblW w:type="auto" w:w="0"/>
+        <w:tblLook w:firstColumn="1" w:firstRow="1" w:lastColumn="0" w:lastRow="0" w:noHBand="0" w:noVBand="1" w:val="04A0"/>
+      </w:tblPr>
+      <w:tblGrid>
+        <w:gridCol w:w="1234"/>
+        <w:gridCol w:w="1234"/>
+        <w:gridCol w:w="1234"/>
+        <w:gridCol w:w="1234"/>
+        <w:gridCol w:w="1234"/>
+        <w:gridCol w:w="1234"/>
+        <w:gridCol w:w="1234"/>
+      </w:tblGrid>
+      <w:tr>
+        <w:tc>
+          <w:tcPr>
+            <w:tcW w:type="dxa" w:w="1234"/>
+          </w:tcPr>
+          <w:p>
+            <w:r>
+              <w:t>Model</w:t>
+            </w:r>
+          </w:p>
+        </w:tc>
+        <w:tc>
+          <w:tcPr>
+            <w:tcW w:type="dxa" w:w="1234"/>
+          </w:tcPr>
+          <w:p>
+            <w:r>
+              <w:t>CV ROC-AUC (mean ± SD)</w:t>
+            </w:r>
+          </w:p>
+        </w:tc>
+        <w:tc>
+          <w:tcPr>
+            <w:tcW w:type="dxa" w:w="1234"/>
+          </w:tcPr>
+          <w:p>
+            <w:r>
+              <w:t>Test ROC-AUC</w:t>
+            </w:r>
+          </w:p>
+        </w:tc>
+        <w:tc>
+          <w:tcPr>
+            <w:tcW w:type="dxa" w:w="1234"/>
+          </w:tcPr>
+          <w:p>
+            <w:r>
+              <w:t>Test F1</w:t>
+            </w:r>
+          </w:p>
+        </w:tc>
+        <w:tc>
+          <w:tcPr>
+            <w:tcW w:type="dxa" w:w="1234"/>
+          </w:tcPr>
+          <w:p>
+            <w:r>
+              <w:t>Test Accuracy</w:t>
+            </w:r>
+          </w:p>
+        </w:tc>
+        <w:tc>
+          <w:tcPr>
+            <w:tcW w:type="dxa" w:w="1234"/>
+          </w:tcPr>
+          <w:p>
+            <w:r>
+              <w:t>Test Precision</w:t>
+            </w:r>
+          </w:p>
+        </w:tc>
+        <w:tc>
+          <w:tcPr>
+            <w:tcW w:type="dxa" w:w="1234"/>
+          </w:tcPr>
+          <w:p>
+            <w:r>
+              <w:t>Test Recall</w:t>
+            </w:r>
+          </w:p>
+        </w:tc>
+      </w:tr>
+      <w:tr>
+        <w:tc>
+          <w:tcPr>
+            <w:tcW w:type="dxa" w:w="1234"/>
+          </w:tcPr>
+          <w:p>
+            <w:r>
+              <w:t>Random Forest</w:t>
+            </w:r>
+          </w:p>
+        </w:tc>
+        <w:tc>
+          <w:tcPr>
+            <w:tcW w:type="dxa" w:w="1234"/>
+          </w:tcPr>
+          <w:p>
+            <w:r>
+              <w:t>0.933 ± 0.054</w:t>
+            </w:r>
+          </w:p>
+        </w:tc>
+        <w:tc>
+          <w:tcPr>
+            <w:tcW w:type="dxa" w:w="1234"/>
+          </w:tcPr>
+          <w:p>
+            <w:r>
+              <w:t>0.932</w:t>
+            </w:r>
+          </w:p>
+        </w:tc>
+        <w:tc>
+          <w:tcPr>
+            <w:tcW w:type="dxa" w:w="1234"/>
+          </w:tcPr>
+          <w:p>
+            <w:r>
+              <w:t>0.757</w:t>
+            </w:r>
+          </w:p>
+        </w:tc>
+        <w:tc>
+          <w:tcPr>
+            <w:tcW w:type="dxa" w:w="1234"/>
+          </w:tcPr>
+          <w:p>
+            <w:r>
+              <w:t>0.839</w:t>
+            </w:r>
+          </w:p>
+        </w:tc>
+        <w:tc>
+          <w:tcPr>
+            <w:tcW w:type="dxa" w:w="1234"/>
+          </w:tcPr>
+          <w:p>
+            <w:r>
+              <w:t>0.933</w:t>
+            </w:r>
+          </w:p>
+        </w:tc>
+        <w:tc>
+          <w:tcPr>
+            <w:tcW w:type="dxa" w:w="1234"/>
+          </w:tcPr>
+          <w:p>
+            <w:r>
+              <w:t>0.636</w:t>
+            </w:r>
+          </w:p>
+        </w:tc>
+      </w:tr>
+      <w:tr>
+        <w:tc>
+          <w:tcPr>
+            <w:tcW w:type="dxa" w:w="1234"/>
+          </w:tcPr>
+          <w:p>
+            <w:r>
+              <w:t>Gradient Boosting</w:t>
+            </w:r>
+          </w:p>
+        </w:tc>
+        <w:tc>
+          <w:tcPr>
+            <w:tcW w:type="dxa" w:w="1234"/>
+          </w:tcPr>
+          <w:p>
+            <w:r>
+              <w:t>0.897 ± 0.074</w:t>
+            </w:r>
+          </w:p>
+        </w:tc>
+        <w:tc>
+          <w:tcPr>
+            <w:tcW w:type="dxa" w:w="1234"/>
+          </w:tcPr>
+          <w:p>
+            <w:r>
+              <w:t>0.941</w:t>
+            </w:r>
+          </w:p>
+        </w:tc>
+        <w:tc>
+          <w:tcPr>
+            <w:tcW w:type="dxa" w:w="1234"/>
+          </w:tcPr>
+          <w:p>
+            <w:r>
+              <w:t>0.800</w:t>
+            </w:r>
+          </w:p>
+        </w:tc>
+        <w:tc>
+          <w:tcPr>
+            <w:tcW w:type="dxa" w:w="1234"/>
+          </w:tcPr>
+          <w:p>
+            <w:r>
+              <w:t>0.857</w:t>
+            </w:r>
+          </w:p>
+        </w:tc>
+        <w:tc>
+          <w:tcPr>
+            <w:tcW w:type="dxa" w:w="1234"/>
+          </w:tcPr>
+          <w:p>
+            <w:r>
+              <w:t>0.889</w:t>
+            </w:r>
+          </w:p>
+        </w:tc>
+        <w:tc>
+          <w:tcPr>
+            <w:tcW w:type="dxa" w:w="1234"/>
+          </w:tcPr>
+          <w:p>
+            <w:r>
+              <w:t>0.727</w:t>
+            </w:r>
+          </w:p>
+        </w:tc>
+      </w:tr>
+      <w:tr>
+        <w:tc>
+          <w:tcPr>
+            <w:tcW w:type="dxa" w:w="1234"/>
+          </w:tcPr>
+          <w:p>
+            <w:r>
+              <w:t>Logistic Regression</w:t>
+            </w:r>
+          </w:p>
+        </w:tc>
+        <w:tc>
+          <w:tcPr>
+            <w:tcW w:type="dxa" w:w="1234"/>
+          </w:tcPr>
+          <w:p>
+            <w:r>
+              <w:t>0.906 ± 0.065</w:t>
+            </w:r>
+          </w:p>
+        </w:tc>
+        <w:tc>
+          <w:tcPr>
+            <w:tcW w:type="dxa" w:w="1234"/>
+          </w:tcPr>
+          <w:p>
+            <w:r>
+              <w:t>0.961</w:t>
+            </w:r>
+          </w:p>
+        </w:tc>
+        <w:tc>
+          <w:tcPr>
+            <w:tcW w:type="dxa" w:w="1234"/>
+          </w:tcPr>
+          <w:p>
+            <w:r>
+              <w:t>0.821</w:t>
+            </w:r>
+          </w:p>
+        </w:tc>
+        <w:tc>
+          <w:tcPr>
+            <w:tcW w:type="dxa" w:w="1234"/>
+          </w:tcPr>
+          <w:p>
+            <w:r>
+              <w:t>0.875</w:t>
+            </w:r>
+          </w:p>
+        </w:tc>
+        <w:tc>
+          <w:tcPr>
+            <w:tcW w:type="dxa" w:w="1234"/>
+          </w:tcPr>
+          <w:p>
+            <w:r>
+              <w:t>0.941</w:t>
+            </w:r>
+          </w:p>
+        </w:tc>
+        <w:tc>
+          <w:tcPr>
+            <w:tcW w:type="dxa" w:w="1234"/>
+          </w:tcPr>
+          <w:p>
+            <w:r>
+              <w:t>0.727</w:t>
+            </w:r>
+          </w:p>
+        </w:tc>
+      </w:tr>
+    </w:tbl>
+    <w:p/>
+    <w:p>
+      <w:r>
+        <w:t>Features: Morgan ECFP4 (radius=2, 2048 bits). Label: IC50 &lt; 1,000 nM. Split: 80/20 stratified. CV: 5-fold stratified.</w:t>
+      </w:r>
+    </w:p>
+    <w:p/>
+    <w:p>
+      <w:r>
+        <w:t>These results indicate that ECFP4 fingerprints capture sufficient structural information to discriminate active from inactive InhA compounds with high confidence. The relatively lower recall (0.636–0.727) across all models reflects the conservative class weighting applied to manage the 108:169 imbalance.</w:t>
+      </w:r>
+    </w:p>
+    <w:p/>
+    <w:p>
+      <w:r>
+        <w:rPr>
+          <w:b/>
+          <w:sz w:val="24"/>
+        </w:rPr>
+        <w:t>3.5 Top-ranked compounds and lead identification</w:t>
+      </w:r>
+    </w:p>
+    <w:p/>
+    <w:p>
+      <w:r>
+        <w:t>After ADMET hard-filtering (Lipinski + Veber rules) and composite ranking, the top 10 compounds are presented in Table 4. All IC50 values are directly measured in published biochemical assays; no values are predicted.</w:t>
+      </w:r>
+    </w:p>
+    <w:p/>
+    <w:p>
+      <w:r>
+        <w:t>Table 4. Top 10 ranked InhA inhibitors from ChEMBL screening</w:t>
+      </w:r>
+    </w:p>
+    <w:p/>
+    <w:tbl>
+      <w:tblPr>
+        <w:tblStyle w:val="TableGrid"/>
+        <w:tblW w:type="auto" w:w="0"/>
+        <w:tblLook w:firstColumn="1" w:firstRow="1" w:lastColumn="0" w:lastRow="0" w:noHBand="0" w:noVBand="1" w:val="04A0"/>
+      </w:tblPr>
+      <w:tblGrid>
+        <w:gridCol w:w="864"/>
+        <w:gridCol w:w="864"/>
+        <w:gridCol w:w="864"/>
+        <w:gridCol w:w="864"/>
+        <w:gridCol w:w="864"/>
+        <w:gridCol w:w="864"/>
+        <w:gridCol w:w="864"/>
+        <w:gridCol w:w="864"/>
+        <w:gridCol w:w="864"/>
+        <w:gridCol w:w="864"/>
+      </w:tblGrid>
+      <w:tr>
+        <w:tc>
+          <w:tcPr>
+            <w:tcW w:type="dxa" w:w="864"/>
+          </w:tcPr>
+          <w:p>
+            <w:r>
+              <w:t>Rank</w:t>
+            </w:r>
+          </w:p>
+        </w:tc>
+        <w:tc>
+          <w:tcPr>
+            <w:tcW w:type="dxa" w:w="864"/>
+          </w:tcPr>
+          <w:p>
+            <w:r>
+              <w:t>ChEMBL ID</w:t>
+            </w:r>
+          </w:p>
+        </w:tc>
+        <w:tc>
+          <w:tcPr>
+            <w:tcW w:type="dxa" w:w="864"/>
+          </w:tcPr>
+          <w:p>
+            <w:r>
+              <w:t>IC50 (nM)</w:t>
+            </w:r>
+          </w:p>
+        </w:tc>
+        <w:tc>
+          <w:tcPr>
+            <w:tcW w:type="dxa" w:w="864"/>
+          </w:tcPr>
+          <w:p>
+            <w:r>
+              <w:t>MW (Da)</w:t>
+            </w:r>
+          </w:p>
+        </w:tc>
+        <w:tc>
+          <w:tcPr>
+            <w:tcW w:type="dxa" w:w="864"/>
+          </w:tcPr>
+          <w:p>
+            <w:r>
+              <w:t>clogP</w:t>
+            </w:r>
+          </w:p>
+        </w:tc>
+        <w:tc>
+          <w:tcPr>
+            <w:tcW w:type="dxa" w:w="864"/>
+          </w:tcPr>
+          <w:p>
+            <w:r>
+              <w:t>TPSA (Ų)</w:t>
+            </w:r>
+          </w:p>
+        </w:tc>
+        <w:tc>
+          <w:tcPr>
+            <w:tcW w:type="dxa" w:w="864"/>
+          </w:tcPr>
+          <w:p>
+            <w:r>
+              <w:t>HBD</w:t>
+            </w:r>
+          </w:p>
+        </w:tc>
+        <w:tc>
+          <w:tcPr>
+            <w:tcW w:type="dxa" w:w="864"/>
+          </w:tcPr>
+          <w:p>
+            <w:r>
+              <w:t>HBA</w:t>
+            </w:r>
+          </w:p>
+        </w:tc>
+        <w:tc>
+          <w:tcPr>
+            <w:tcW w:type="dxa" w:w="864"/>
+          </w:tcPr>
+          <w:p>
+            <w:r>
+              <w:t>QED</w:t>
+            </w:r>
+          </w:p>
+        </w:tc>
+        <w:tc>
+          <w:tcPr>
+            <w:tcW w:type="dxa" w:w="864"/>
+          </w:tcPr>
+          <w:p>
+            <w:r>
+              <w:t>Composite</w:t>
+            </w:r>
+          </w:p>
+        </w:tc>
+      </w:tr>
+      <w:tr>
+        <w:tc>
+          <w:tcPr>
+            <w:tcW w:type="dxa" w:w="864"/>
+          </w:tcPr>
+          <w:p>
+            <w:r>
+              <w:t>1</w:t>
+            </w:r>
+          </w:p>
+        </w:tc>
+        <w:tc>
+          <w:tcPr>
+            <w:tcW w:type="dxa" w:w="864"/>
+          </w:tcPr>
+          <w:p>
+            <w:r>
+              <w:t>CHEMBL3125270</w:t>
+            </w:r>
+          </w:p>
+        </w:tc>
+        <w:tc>
+          <w:tcPr>
+            <w:tcW w:type="dxa" w:w="864"/>
+          </w:tcPr>
+          <w:p>
+            <w:r>
+              <w:t>4</w:t>
+            </w:r>
+          </w:p>
+        </w:tc>
+        <w:tc>
+          <w:tcPr>
+            <w:tcW w:type="dxa" w:w="864"/>
+          </w:tcPr>
+          <w:p>
+            <w:r>
+              <w:t>423.5</w:t>
+            </w:r>
+          </w:p>
+        </w:tc>
+        <w:tc>
+          <w:tcPr>
+            <w:tcW w:type="dxa" w:w="864"/>
+          </w:tcPr>
+          <w:p>
+            <w:r>
+              <w:t>1.71</w:t>
+            </w:r>
+          </w:p>
+        </w:tc>
+        <w:tc>
+          <w:tcPr>
+            <w:tcW w:type="dxa" w:w="864"/>
+          </w:tcPr>
+          <w:p>
+            <w:r>
+              <w:t>123.5</w:t>
+            </w:r>
+          </w:p>
+        </w:tc>
+        <w:tc>
+          <w:tcPr>
+            <w:tcW w:type="dxa" w:w="864"/>
+          </w:tcPr>
+          <w:p>
+            <w:r>
+              <w:t>2</w:t>
+            </w:r>
+          </w:p>
+        </w:tc>
+        <w:tc>
+          <w:tcPr>
+            <w:tcW w:type="dxa" w:w="864"/>
+          </w:tcPr>
+          <w:p>
+            <w:r>
+              <w:t>5</w:t>
+            </w:r>
+          </w:p>
+        </w:tc>
+        <w:tc>
+          <w:tcPr>
+            <w:tcW w:type="dxa" w:w="864"/>
+          </w:tcPr>
+          <w:p>
+            <w:r>
+              <w:t>0.625</w:t>
+            </w:r>
+          </w:p>
+        </w:tc>
+        <w:tc>
+          <w:tcPr>
+            <w:tcW w:type="dxa" w:w="864"/>
+          </w:tcPr>
+          <w:p>
+            <w:r>
+              <w:t>0.825</w:t>
+            </w:r>
+          </w:p>
+        </w:tc>
+      </w:tr>
+      <w:tr>
+        <w:tc>
+          <w:tcPr>
+            <w:tcW w:type="dxa" w:w="864"/>
+          </w:tcPr>
+          <w:p>
+            <w:r>
+              <w:t>2</w:t>
+            </w:r>
+          </w:p>
+        </w:tc>
+        <w:tc>
+          <w:tcPr>
+            <w:tcW w:type="dxa" w:w="864"/>
+          </w:tcPr>
+          <w:p>
+            <w:r>
+              <w:t>CHEMBL3125104</w:t>
+            </w:r>
+          </w:p>
+        </w:tc>
+        <w:tc>
+          <w:tcPr>
+            <w:tcW w:type="dxa" w:w="864"/>
+          </w:tcPr>
+          <w:p>
+            <w:r>
+              <w:t>3</w:t>
+            </w:r>
+          </w:p>
+        </w:tc>
+        <w:tc>
+          <w:tcPr>
+            <w:tcW w:type="dxa" w:w="864"/>
+          </w:tcPr>
+          <w:p>
+            <w:r>
+              <w:t>467.5</w:t>
+            </w:r>
+          </w:p>
+        </w:tc>
+        <w:tc>
+          <w:tcPr>
+            <w:tcW w:type="dxa" w:w="864"/>
+          </w:tcPr>
+          <w:p>
+            <w:r>
+              <w:t>1.33</w:t>
+            </w:r>
+          </w:p>
+        </w:tc>
+        <w:tc>
+          <w:tcPr>
+            <w:tcW w:type="dxa" w:w="864"/>
+          </w:tcPr>
+          <w:p>
+            <w:r>
+              <w:t>129.7</w:t>
+            </w:r>
+          </w:p>
+        </w:tc>
+        <w:tc>
+          <w:tcPr>
+            <w:tcW w:type="dxa" w:w="864"/>
+          </w:tcPr>
+          <w:p>
+            <w:r>
+              <w:t>3</w:t>
+            </w:r>
+          </w:p>
+        </w:tc>
+        <w:tc>
+          <w:tcPr>
+            <w:tcW w:type="dxa" w:w="864"/>
+          </w:tcPr>
+          <w:p>
+            <w:r>
+              <w:t>6</w:t>
+            </w:r>
+          </w:p>
+        </w:tc>
+        <w:tc>
+          <w:tcPr>
+            <w:tcW w:type="dxa" w:w="864"/>
+          </w:tcPr>
+          <w:p>
+            <w:r>
+              <w:t>0.458</w:t>
+            </w:r>
+          </w:p>
+        </w:tc>
+        <w:tc>
+          <w:tcPr>
+            <w:tcW w:type="dxa" w:w="864"/>
+          </w:tcPr>
+          <w:p>
+            <w:r>
+              <w:t>0.824</w:t>
+            </w:r>
+          </w:p>
+        </w:tc>
+      </w:tr>
+      <w:tr>
+        <w:tc>
+          <w:tcPr>
+            <w:tcW w:type="dxa" w:w="864"/>
+          </w:tcPr>
+          <w:p>
+            <w:r>
+              <w:t>3</w:t>
+            </w:r>
+          </w:p>
+        </w:tc>
+        <w:tc>
+          <w:tcPr>
+            <w:tcW w:type="dxa" w:w="864"/>
+          </w:tcPr>
+          <w:p>
+            <w:r>
+              <w:t>CHEMBL3125266</w:t>
+            </w:r>
+          </w:p>
+        </w:tc>
+        <w:tc>
+          <w:tcPr>
+            <w:tcW w:type="dxa" w:w="864"/>
+          </w:tcPr>
+          <w:p>
+            <w:r>
+              <w:t>3</w:t>
+            </w:r>
+          </w:p>
+        </w:tc>
+        <w:tc>
+          <w:tcPr>
+            <w:tcW w:type="dxa" w:w="864"/>
+          </w:tcPr>
+          <w:p>
+            <w:r>
+              <w:t>495.5</w:t>
+            </w:r>
+          </w:p>
+        </w:tc>
+        <w:tc>
+          <w:tcPr>
+            <w:tcW w:type="dxa" w:w="864"/>
+          </w:tcPr>
+          <w:p>
+            <w:r>
+              <w:t>1.51</w:t>
+            </w:r>
+          </w:p>
+        </w:tc>
+        <w:tc>
+          <w:tcPr>
+            <w:tcW w:type="dxa" w:w="864"/>
+          </w:tcPr>
+          <w:p>
+            <w:r>
+              <w:t>135.8</w:t>
+            </w:r>
+          </w:p>
+        </w:tc>
+        <w:tc>
+          <w:tcPr>
+            <w:tcW w:type="dxa" w:w="864"/>
+          </w:tcPr>
+          <w:p>
+            <w:r>
+              <w:t>2</w:t>
+            </w:r>
+          </w:p>
+        </w:tc>
+        <w:tc>
+          <w:tcPr>
+            <w:tcW w:type="dxa" w:w="864"/>
+          </w:tcPr>
+          <w:p>
+            <w:r>
+              <w:t>7</w:t>
+            </w:r>
+          </w:p>
+        </w:tc>
+        <w:tc>
+          <w:tcPr>
+            <w:tcW w:type="dxa" w:w="864"/>
+          </w:tcPr>
+          <w:p>
+            <w:r>
+              <w:t>0.452</w:t>
+            </w:r>
+          </w:p>
+        </w:tc>
+        <w:tc>
+          <w:tcPr>
+            <w:tcW w:type="dxa" w:w="864"/>
+          </w:tcPr>
+          <w:p>
+            <w:r>
+              <w:t>0.822</w:t>
+            </w:r>
+          </w:p>
+        </w:tc>
+      </w:tr>
+      <w:tr>
+        <w:tc>
+          <w:tcPr>
+            <w:tcW w:type="dxa" w:w="864"/>
+          </w:tcPr>
+          <w:p>
+            <w:r>
+              <w:t>4</w:t>
+            </w:r>
+          </w:p>
+        </w:tc>
+        <w:tc>
+          <w:tcPr>
+            <w:tcW w:type="dxa" w:w="864"/>
+          </w:tcPr>
+          <w:p>
+            <w:r>
+              <w:t>CHEMBL3088173</w:t>
+            </w:r>
+          </w:p>
+        </w:tc>
+        <w:tc>
+          <w:tcPr>
+            <w:tcW w:type="dxa" w:w="864"/>
+          </w:tcPr>
+          <w:p>
+            <w:r>
+              <w:t>3</w:t>
+            </w:r>
+          </w:p>
+        </w:tc>
+        <w:tc>
+          <w:tcPr>
+            <w:tcW w:type="dxa" w:w="864"/>
+          </w:tcPr>
+          <w:p>
+            <w:r>
+              <w:t>434.5</w:t>
+            </w:r>
+          </w:p>
+        </w:tc>
+        <w:tc>
+          <w:tcPr>
+            <w:tcW w:type="dxa" w:w="864"/>
+          </w:tcPr>
+          <w:p>
+            <w:r>
+              <w:t>3.83</w:t>
+            </w:r>
+          </w:p>
+        </w:tc>
+        <w:tc>
+          <w:tcPr>
+            <w:tcW w:type="dxa" w:w="864"/>
+          </w:tcPr>
+          <w:p>
+            <w:r>
+              <w:t>88.8</w:t>
+            </w:r>
+          </w:p>
+        </w:tc>
+        <w:tc>
+          <w:tcPr>
+            <w:tcW w:type="dxa" w:w="864"/>
+          </w:tcPr>
+          <w:p>
+            <w:r>
+              <w:t>2</w:t>
+            </w:r>
+          </w:p>
+        </w:tc>
+        <w:tc>
+          <w:tcPr>
+            <w:tcW w:type="dxa" w:w="864"/>
+          </w:tcPr>
+          <w:p>
+            <w:r>
+              <w:t>8</w:t>
+            </w:r>
+          </w:p>
+        </w:tc>
+        <w:tc>
+          <w:tcPr>
+            <w:tcW w:type="dxa" w:w="864"/>
+          </w:tcPr>
+          <w:p>
+            <w:r>
+              <w:t>0.480</w:t>
+            </w:r>
+          </w:p>
+        </w:tc>
+        <w:tc>
+          <w:tcPr>
+            <w:tcW w:type="dxa" w:w="864"/>
+          </w:tcPr>
+          <w:p>
+            <w:r>
+              <w:t>0.818</w:t>
+            </w:r>
+          </w:p>
+        </w:tc>
+      </w:tr>
+      <w:tr>
+        <w:tc>
+          <w:tcPr>
+            <w:tcW w:type="dxa" w:w="864"/>
+          </w:tcPr>
+          <w:p>
+            <w:r>
+              <w:t>4</w:t>
+            </w:r>
+          </w:p>
+        </w:tc>
+        <w:tc>
+          <w:tcPr>
+            <w:tcW w:type="dxa" w:w="864"/>
+          </w:tcPr>
+          <w:p>
+            <w:r>
+              <w:t>CHEMBL3088172</w:t>
+            </w:r>
+          </w:p>
+        </w:tc>
+        <w:tc>
+          <w:tcPr>
+            <w:tcW w:type="dxa" w:w="864"/>
+          </w:tcPr>
+          <w:p>
+            <w:r>
+              <w:t>3</w:t>
+            </w:r>
+          </w:p>
+        </w:tc>
+        <w:tc>
+          <w:tcPr>
+            <w:tcW w:type="dxa" w:w="864"/>
+          </w:tcPr>
+          <w:p>
+            <w:r>
+              <w:t>434.5</w:t>
+            </w:r>
+          </w:p>
+        </w:tc>
+        <w:tc>
+          <w:tcPr>
+            <w:tcW w:type="dxa" w:w="864"/>
+          </w:tcPr>
+          <w:p>
+            <w:r>
+              <w:t>3.83</w:t>
+            </w:r>
+          </w:p>
+        </w:tc>
+        <w:tc>
+          <w:tcPr>
+            <w:tcW w:type="dxa" w:w="864"/>
+          </w:tcPr>
+          <w:p>
+            <w:r>
+              <w:t>88.8</w:t>
+            </w:r>
+          </w:p>
+        </w:tc>
+        <w:tc>
+          <w:tcPr>
+            <w:tcW w:type="dxa" w:w="864"/>
+          </w:tcPr>
+          <w:p>
+            <w:r>
+              <w:t>2</w:t>
+            </w:r>
+          </w:p>
+        </w:tc>
+        <w:tc>
+          <w:tcPr>
+            <w:tcW w:type="dxa" w:w="864"/>
+          </w:tcPr>
+          <w:p>
+            <w:r>
+              <w:t>8</w:t>
+            </w:r>
+          </w:p>
+        </w:tc>
+        <w:tc>
+          <w:tcPr>
+            <w:tcW w:type="dxa" w:w="864"/>
+          </w:tcPr>
+          <w:p>
+            <w:r>
+              <w:t>0.480</w:t>
+            </w:r>
+          </w:p>
+        </w:tc>
+        <w:tc>
+          <w:tcPr>
+            <w:tcW w:type="dxa" w:w="864"/>
+          </w:tcPr>
+          <w:p>
+            <w:r>
+              <w:t>0.818</w:t>
+            </w:r>
+          </w:p>
+        </w:tc>
+      </w:tr>
+      <w:tr>
+        <w:tc>
+          <w:tcPr>
+            <w:tcW w:type="dxa" w:w="864"/>
+          </w:tcPr>
+          <w:p>
+            <w:r>
+              <w:t>6</w:t>
+            </w:r>
+          </w:p>
+        </w:tc>
+        <w:tc>
+          <w:tcPr>
+            <w:tcW w:type="dxa" w:w="864"/>
+          </w:tcPr>
+          <w:p>
+            <w:r>
+              <w:t>CHEMBL3125276</w:t>
+            </w:r>
+          </w:p>
+        </w:tc>
+        <w:tc>
+          <w:tcPr>
+            <w:tcW w:type="dxa" w:w="864"/>
+          </w:tcPr>
+          <w:p>
+            <w:r>
+              <w:t>5</w:t>
+            </w:r>
+          </w:p>
+        </w:tc>
+        <w:tc>
+          <w:tcPr>
+            <w:tcW w:type="dxa" w:w="864"/>
+          </w:tcPr>
+          <w:p>
+            <w:r>
+              <w:t>481.5</w:t>
+            </w:r>
+          </w:p>
+        </w:tc>
+        <w:tc>
+          <w:tcPr>
+            <w:tcW w:type="dxa" w:w="864"/>
+          </w:tcPr>
+          <w:p>
+            <w:r>
+              <w:t>1.03</w:t>
+            </w:r>
+          </w:p>
+        </w:tc>
+        <w:tc>
+          <w:tcPr>
+            <w:tcW w:type="dxa" w:w="864"/>
+          </w:tcPr>
+          <w:p>
+            <w:r>
+              <w:t>135.8</w:t>
+            </w:r>
+          </w:p>
+        </w:tc>
+        <w:tc>
+          <w:tcPr>
+            <w:tcW w:type="dxa" w:w="864"/>
+          </w:tcPr>
+          <w:p>
+            <w:r>
+              <w:t>2</w:t>
+            </w:r>
+          </w:p>
+        </w:tc>
+        <w:tc>
+          <w:tcPr>
+            <w:tcW w:type="dxa" w:w="864"/>
+          </w:tcPr>
+          <w:p>
+            <w:r>
+              <w:t>7</w:t>
+            </w:r>
+          </w:p>
+        </w:tc>
+        <w:tc>
+          <w:tcPr>
+            <w:tcW w:type="dxa" w:w="864"/>
+          </w:tcPr>
+          <w:p>
+            <w:r>
+              <w:t>0.481</w:t>
+            </w:r>
+          </w:p>
+        </w:tc>
+        <w:tc>
+          <w:tcPr>
+            <w:tcW w:type="dxa" w:w="864"/>
+          </w:tcPr>
+          <w:p>
+            <w:r>
+              <w:t>0.808</w:t>
+            </w:r>
+          </w:p>
+        </w:tc>
+      </w:tr>
+      <w:tr>
+        <w:tc>
+          <w:tcPr>
+            <w:tcW w:type="dxa" w:w="864"/>
+          </w:tcPr>
+          <w:p>
+            <w:r>
+              <w:t>7</w:t>
+            </w:r>
+          </w:p>
+        </w:tc>
+        <w:tc>
+          <w:tcPr>
+            <w:tcW w:type="dxa" w:w="864"/>
+          </w:tcPr>
+          <w:p>
+            <w:r>
+              <w:t>CHEMBL3125235</w:t>
+            </w:r>
+          </w:p>
+        </w:tc>
+        <w:tc>
+          <w:tcPr>
+            <w:tcW w:type="dxa" w:w="864"/>
+          </w:tcPr>
+          <w:p>
+            <w:r>
+              <w:t>2</w:t>
+            </w:r>
+          </w:p>
+        </w:tc>
+        <w:tc>
+          <w:tcPr>
+            <w:tcW w:type="dxa" w:w="864"/>
+          </w:tcPr>
+          <w:p>
+            <w:r>
+              <w:t>514.6</w:t>
+            </w:r>
+          </w:p>
+        </w:tc>
+        <w:tc>
+          <w:tcPr>
+            <w:tcW w:type="dxa" w:w="864"/>
+          </w:tcPr>
+          <w:p>
+            <w:r>
+              <w:t>2.94</w:t>
+            </w:r>
+          </w:p>
+        </w:tc>
+        <w:tc>
+          <w:tcPr>
+            <w:tcW w:type="dxa" w:w="864"/>
+          </w:tcPr>
+          <w:p>
+            <w:r>
+              <w:t>122.4</w:t>
+            </w:r>
+          </w:p>
+        </w:tc>
+        <w:tc>
+          <w:tcPr>
+            <w:tcW w:type="dxa" w:w="864"/>
+          </w:tcPr>
+          <w:p>
+            <w:r>
+              <w:t>2</w:t>
+            </w:r>
+          </w:p>
+        </w:tc>
+        <w:tc>
+          <w:tcPr>
+            <w:tcW w:type="dxa" w:w="864"/>
+          </w:tcPr>
+          <w:p>
+            <w:r>
+              <w:t>6</w:t>
+            </w:r>
+          </w:p>
+        </w:tc>
+        <w:tc>
+          <w:tcPr>
+            <w:tcW w:type="dxa" w:w="864"/>
+          </w:tcPr>
+          <w:p>
+            <w:r>
+              <w:t>0.373</w:t>
+            </w:r>
+          </w:p>
+        </w:tc>
+        <w:tc>
+          <w:tcPr>
+            <w:tcW w:type="dxa" w:w="864"/>
+          </w:tcPr>
+          <w:p>
+            <w:r>
+              <w:t>0.807</w:t>
+            </w:r>
+          </w:p>
+        </w:tc>
+      </w:tr>
+      <w:tr>
+        <w:tc>
+          <w:tcPr>
+            <w:tcW w:type="dxa" w:w="864"/>
+          </w:tcPr>
+          <w:p>
+            <w:r>
+              <w:t>8</w:t>
+            </w:r>
+          </w:p>
+        </w:tc>
+        <w:tc>
+          <w:tcPr>
+            <w:tcW w:type="dxa" w:w="864"/>
+          </w:tcPr>
+          <w:p>
+            <w:r>
+              <w:t>CHEMBL3125259</w:t>
+            </w:r>
+          </w:p>
+        </w:tc>
+        <w:tc>
+          <w:tcPr>
+            <w:tcW w:type="dxa" w:w="864"/>
+          </w:tcPr>
+          <w:p>
+            <w:r>
+              <w:t>5</w:t>
+            </w:r>
+          </w:p>
+        </w:tc>
+        <w:tc>
+          <w:tcPr>
+            <w:tcW w:type="dxa" w:w="864"/>
+          </w:tcPr>
+          <w:p>
+            <w:r>
+              <w:t>490.5</w:t>
+            </w:r>
+          </w:p>
+        </w:tc>
+        <w:tc>
+          <w:tcPr>
+            <w:tcW w:type="dxa" w:w="864"/>
+          </w:tcPr>
+          <w:p>
+            <w:r>
+              <w:t>2.05</w:t>
+            </w:r>
+          </w:p>
+        </w:tc>
+        <w:tc>
+          <w:tcPr>
+            <w:tcW w:type="dxa" w:w="864"/>
+          </w:tcPr>
+          <w:p>
+            <w:r>
+              <w:t>135.5</w:t>
+            </w:r>
+          </w:p>
+        </w:tc>
+        <w:tc>
+          <w:tcPr>
+            <w:tcW w:type="dxa" w:w="864"/>
+          </w:tcPr>
+          <w:p>
+            <w:r>
+              <w:t>2</w:t>
+            </w:r>
+          </w:p>
+        </w:tc>
+        <w:tc>
+          <w:tcPr>
+            <w:tcW w:type="dxa" w:w="864"/>
+          </w:tcPr>
+          <w:p>
+            <w:r>
+              <w:t>7</w:t>
+            </w:r>
+          </w:p>
+        </w:tc>
+        <w:tc>
+          <w:tcPr>
+            <w:tcW w:type="dxa" w:w="864"/>
+          </w:tcPr>
+          <w:p>
+            <w:r>
+              <w:t>0.405</w:t>
+            </w:r>
+          </w:p>
+        </w:tc>
+        <w:tc>
+          <w:tcPr>
+            <w:tcW w:type="dxa" w:w="864"/>
+          </w:tcPr>
+          <w:p>
+            <w:r>
+              <w:t>0.802</w:t>
+            </w:r>
+          </w:p>
+        </w:tc>
+      </w:tr>
+      <w:tr>
+        <w:tc>
+          <w:tcPr>
+            <w:tcW w:type="dxa" w:w="864"/>
+          </w:tcPr>
+          <w:p>
+            <w:r>
+              <w:t>9</w:t>
+            </w:r>
+          </w:p>
+        </w:tc>
+        <w:tc>
+          <w:tcPr>
+            <w:tcW w:type="dxa" w:w="864"/>
+          </w:tcPr>
+          <w:p>
+            <w:r>
+              <w:t>CHEMBL3125101</w:t>
+            </w:r>
+          </w:p>
+        </w:tc>
+        <w:tc>
+          <w:tcPr>
+            <w:tcW w:type="dxa" w:w="864"/>
+          </w:tcPr>
+          <w:p>
+            <w:r>
+              <w:t>2</w:t>
+            </w:r>
+          </w:p>
+        </w:tc>
+        <w:tc>
+          <w:tcPr>
+            <w:tcW w:type="dxa" w:w="864"/>
+          </w:tcPr>
+          <w:p>
+            <w:r>
+              <w:t>569.4</w:t>
+            </w:r>
+          </w:p>
+        </w:tc>
+        <w:tc>
+          <w:tcPr>
+            <w:tcW w:type="dxa" w:w="864"/>
+          </w:tcPr>
+          <w:p>
+            <w:r>
+              <w:t>1.76</w:t>
+            </w:r>
+          </w:p>
+        </w:tc>
+        <w:tc>
+          <w:tcPr>
+            <w:tcW w:type="dxa" w:w="864"/>
+          </w:tcPr>
+          <w:p>
+            <w:r>
+              <w:t>138.9</w:t>
+            </w:r>
+          </w:p>
+        </w:tc>
+        <w:tc>
+          <w:tcPr>
+            <w:tcW w:type="dxa" w:w="864"/>
+          </w:tcPr>
+          <w:p>
+            <w:r>
+              <w:t>3</w:t>
+            </w:r>
+          </w:p>
+        </w:tc>
+        <w:tc>
+          <w:tcPr>
+            <w:tcW w:type="dxa" w:w="864"/>
+          </w:tcPr>
+          <w:p>
+            <w:r>
+              <w:t>7</w:t>
+            </w:r>
+          </w:p>
+        </w:tc>
+        <w:tc>
+          <w:tcPr>
+            <w:tcW w:type="dxa" w:w="864"/>
+          </w:tcPr>
+          <w:p>
+            <w:r>
+              <w:t>0.275</w:t>
+            </w:r>
+          </w:p>
+        </w:tc>
+        <w:tc>
+          <w:tcPr>
+            <w:tcW w:type="dxa" w:w="864"/>
+          </w:tcPr>
+          <w:p>
+            <w:r>
+              <w:t>0.801</w:t>
+            </w:r>
+          </w:p>
+        </w:tc>
+      </w:tr>
+      <w:tr>
+        <w:tc>
+          <w:tcPr>
+            <w:tcW w:type="dxa" w:w="864"/>
+          </w:tcPr>
+          <w:p>
+            <w:r>
+              <w:t>10</w:t>
+            </w:r>
+          </w:p>
+        </w:tc>
+        <w:tc>
+          <w:tcPr>
+            <w:tcW w:type="dxa" w:w="864"/>
+          </w:tcPr>
+          <w:p>
+            <w:r>
+              <w:t>CHEMBL3125261</w:t>
+            </w:r>
+          </w:p>
+        </w:tc>
+        <w:tc>
+          <w:tcPr>
+            <w:tcW w:type="dxa" w:w="864"/>
+          </w:tcPr>
+          <w:p>
+            <w:r>
+              <w:t>3</w:t>
+            </w:r>
+          </w:p>
+        </w:tc>
+        <w:tc>
+          <w:tcPr>
+            <w:tcW w:type="dxa" w:w="864"/>
+          </w:tcPr>
+          <w:p>
+            <w:r>
+              <w:t>540.6</w:t>
+            </w:r>
+          </w:p>
+        </w:tc>
+        <w:tc>
+          <w:tcPr>
+            <w:tcW w:type="dxa" w:w="864"/>
+          </w:tcPr>
+          <w:p>
+            <w:r>
+              <w:t>3.20</w:t>
+            </w:r>
+          </w:p>
+        </w:tc>
+        <w:tc>
+          <w:tcPr>
+            <w:tcW w:type="dxa" w:w="864"/>
+          </w:tcPr>
+          <w:p>
+            <w:r>
+              <w:t>135.5</w:t>
+            </w:r>
+          </w:p>
+        </w:tc>
+        <w:tc>
+          <w:tcPr>
+            <w:tcW w:type="dxa" w:w="864"/>
+          </w:tcPr>
+          <w:p>
+            <w:r>
+              <w:t>2</w:t>
+            </w:r>
+          </w:p>
+        </w:tc>
+        <w:tc>
+          <w:tcPr>
+            <w:tcW w:type="dxa" w:w="864"/>
+          </w:tcPr>
+          <w:p>
+            <w:r>
+              <w:t>7</w:t>
+            </w:r>
+          </w:p>
+        </w:tc>
+        <w:tc>
+          <w:tcPr>
+            <w:tcW w:type="dxa" w:w="864"/>
+          </w:tcPr>
+          <w:p>
+            <w:r>
+              <w:t>0.324</w:t>
+            </w:r>
+          </w:p>
+        </w:tc>
+        <w:tc>
+          <w:tcPr>
+            <w:tcW w:type="dxa" w:w="864"/>
+          </w:tcPr>
+          <w:p>
+            <w:r>
+              <w:t>0.791</w:t>
+            </w:r>
+          </w:p>
+        </w:tc>
+      </w:tr>
+    </w:tbl>
+    <w:p/>
+    <w:p>
+      <w:r>
+        <w:t>The top compound, CHEMBL3125270, carries a directly measured InhA IC50 of 4 nM from ChEMBL assay CHEMBL3132000 (a direct biochemical enzyme inhibition assay). Its SMILES is: CCc1cc(C(=O)N[C@@H]2C[C@@H](C(N)=O)N(C(=O)c3coc4ccccc34)C2)n(CC)n1. This compound belongs to a pyrazole-benzofuran-pyrrolidine chemotype in which the benzofuran-2-carbonyl group provides planarity for π-stacking with Phe149/Met161, and the pyrazole carbonyl contributes H-bond acceptor geometry consistent with the NAD+ binding region of InhA [10, 12].</w:t>
+      </w:r>
+    </w:p>
+    <w:p/>
+    <w:p>
+      <w:r>
+        <w:t>The ADMET profile of CHEMBL3125270 is drug-like: MW 423 Da is well within Lipinski limits; clogP 1.71 is low, predicting good aqueous solubility; TPSA 123 Ų is within the GI absorption threshold (&lt; 140 Ų) but above the BBB threshold (&gt; 90 Ų), correctly predicting non-CNS exposure for an anti-infective target; HBD 2 and HBA 5 are within Lipinski limits and sufficient for productive hydrogen bonding; QED 0.625 indicates a drug-like molecule by quantitative drug-likeness metrics; and hERG flagging is low (clogP &lt; 4). Veber rules (RotBonds ≤ 10, TPSA ≤ 140 Ų) are satisfied.</w:t>
+      </w:r>
+    </w:p>
+    <w:p/>
+    <w:p>
+      <w:pPr>
+        <w:jc w:val="center"/>
+      </w:pPr>
+      <w:r>
+        <w:drawing>
+          <wp:inline xmlns:a="http://schemas.openxmlformats.org/drawingml/2006/main" xmlns:pic="http://schemas.openxmlformats.org/drawingml/2006/picture">
+            <wp:extent cx="5669280" cy="3498112"/>
+            <wp:docPr id="5" name="Picture 5"/>
+            <wp:cNvGraphicFramePr>
+              <a:graphicFrameLocks noChangeAspect="1"/>
+            </wp:cNvGraphicFramePr>
+            <a:graphic>
+              <a:graphicData uri="http://schemas.openxmlformats.org/drawingml/2006/picture">
+                <pic:pic>
+                  <pic:nvPicPr>
+                    <pic:cNvPr id="0" name="figure_5_docking_hits.png"/>
+                    <pic:cNvPicPr/>
+                  </pic:nvPicPr>
+                  <pic:blipFill>
+                    <a:blip r:embed="rId13"/>
+                    <a:stretch>
+                      <a:fillRect/>
+                    </a:stretch>
+                  </pic:blipFill>
+                  <pic:spPr>
+                    <a:xfrm>
+                      <a:off x="0" y="0"/>
+                      <a:ext cx="5669280" cy="3498112"/>
+                    </a:xfrm>
+                    <a:prstGeom prst="rect"/>
+                  </pic:spPr>
+                </pic:pic>
+              </a:graphicData>
+            </a:graphic>
+          </wp:inline>
+        </w:drawing>
+      </w:r>
+    </w:p>
+    <w:p>
+      <w:pPr>
+        <w:jc w:val="center"/>
+      </w:pPr>
+      <w:r>
+        <w:t>Figure 5. Top docking hits against InhA</w:t>
+      </w:r>
+    </w:p>
+    <w:p/>
+    <w:p>
+      <w:r>
+        <w:t>Figure 5. Composite scores for the top 10 ranked InhA inhibitors from the ChEMBL LBVS screening campaign. Compound labels are ChEMBL IDs; all IC50 values are from published biochemical assays.</w:t>
+      </w:r>
+    </w:p>
+    <w:p/>
+    <w:p>
+      <w:pPr>
+        <w:jc w:val="center"/>
+      </w:pPr>
+      <w:r>
+        <w:drawing>
+          <wp:inline xmlns:a="http://schemas.openxmlformats.org/drawingml/2006/main" xmlns:pic="http://schemas.openxmlformats.org/drawingml/2006/picture">
+            <wp:extent cx="5669280" cy="3070860"/>
+            <wp:docPr id="6" name="Picture 6"/>
+            <wp:cNvGraphicFramePr>
+              <a:graphicFrameLocks noChangeAspect="1"/>
+            </wp:cNvGraphicFramePr>
+            <a:graphic>
+              <a:graphicData uri="http://schemas.openxmlformats.org/drawingml/2006/picture">
+                <pic:pic>
+                  <pic:nvPicPr>
+                    <pic:cNvPr id="0" name="figure_6_top_structures.png"/>
+                    <pic:cNvPicPr/>
+                  </pic:nvPicPr>
+                  <pic:blipFill>
+                    <a:blip r:embed="rId14"/>
+                    <a:stretch>
+                      <a:fillRect/>
+                    </a:stretch>
+                  </pic:blipFill>
+                  <pic:spPr>
+                    <a:xfrm>
+                      <a:off x="0" y="0"/>
+                      <a:ext cx="5669280" cy="3070860"/>
+                    </a:xfrm>
+                    <a:prstGeom prst="rect"/>
+                  </pic:spPr>
+                </pic:pic>
+              </a:graphicData>
+            </a:graphic>
+          </wp:inline>
+        </w:drawing>
+      </w:r>
+    </w:p>
+    <w:p>
+      <w:pPr>
+        <w:jc w:val="center"/>
+      </w:pPr>
+      <w:r>
+        <w:t>Figure 6. Top valid molecular structures</w:t>
+      </w:r>
+    </w:p>
+    <w:p/>
+    <w:p>
+      <w:r>
+        <w:t>Figure 6. Two-dimensional molecular structures of the top 6 ranked InhA inhibitors (RDKit-rendered). All compounds have published IC50 values from biochemical InhA inhibition assays (ChEMBL1849).</w:t>
+      </w:r>
+    </w:p>
+    <w:p/>
+    <w:p>
+      <w:r>
+        <w:t>Table 5. Detailed ADMET profile of the lead compound CHEMBL3125270</w:t>
       </w:r>
     </w:p>
     <w:p/>
@@ -667,7 +3168,7 @@
           </w:tcPr>
           <w:p>
             <w:r>
-              <w:t>Rank</w:t>
+              <w:t>Property</w:t>
             </w:r>
           </w:p>
         </w:tc>
@@ -677,7 +3178,7 @@
           </w:tcPr>
           <w:p>
             <w:r>
-              <w:t>Target</w:t>
+              <w:t>Value</w:t>
             </w:r>
           </w:p>
         </w:tc>
@@ -687,7 +3188,7 @@
           </w:tcPr>
           <w:p>
             <w:r>
-              <w:t>Category</w:t>
+              <w:t>Method</w:t>
             </w:r>
           </w:p>
         </w:tc>
@@ -697,7 +3198,7 @@
           </w:tcPr>
           <w:p>
             <w:r>
-              <w:t>Final score</w:t>
+              <w:t>Threshold</w:t>
             </w:r>
           </w:p>
         </w:tc>
@@ -707,7 +3208,7 @@
           </w:tcPr>
           <w:p>
             <w:r>
-              <w:t>Priority</w:t>
+              <w:t>Interpretation</w:t>
             </w:r>
           </w:p>
         </w:tc>
@@ -719,7 +3220,7 @@
           </w:tcPr>
           <w:p>
             <w:r>
-              <w:t>1</w:t>
+              <w:t>MW (Da)</w:t>
             </w:r>
           </w:p>
         </w:tc>
@@ -729,7 +3230,7 @@
           </w:tcPr>
           <w:p>
             <w:r>
-              <w:t>InhA</w:t>
+              <w:t>423.47</w:t>
             </w:r>
           </w:p>
         </w:tc>
@@ -739,7 +3240,7 @@
           </w:tcPr>
           <w:p>
             <w:r>
-              <w:t>Cell wall</w:t>
+              <w:t>RDKit</w:t>
             </w:r>
           </w:p>
         </w:tc>
@@ -749,7 +3250,7 @@
           </w:tcPr>
           <w:p>
             <w:r>
-              <w:t>0.8695</w:t>
+              <w:t>≤ 500</w:t>
             </w:r>
           </w:p>
         </w:tc>
@@ -759,12 +3260,126 @@
           </w:tcPr>
           <w:p>
             <w:r>
-              <w:t>High</w:t>
+              <w:t>Within Lipinski</w:t>
             </w:r>
           </w:p>
         </w:tc>
       </w:tr>
       <w:tr>
+        <w:tc>
+          <w:tcPr>
+            <w:tcW w:type="dxa" w:w="1728"/>
+          </w:tcPr>
+          <w:p>
+            <w:r>
+              <w:t>clogP</w:t>
+            </w:r>
+          </w:p>
+        </w:tc>
+        <w:tc>
+          <w:tcPr>
+            <w:tcW w:type="dxa" w:w="1728"/>
+          </w:tcPr>
+          <w:p>
+            <w:r>
+              <w:t>1.71</w:t>
+            </w:r>
+          </w:p>
+        </w:tc>
+        <w:tc>
+          <w:tcPr>
+            <w:tcW w:type="dxa" w:w="1728"/>
+          </w:tcPr>
+          <w:p>
+            <w:r>
+              <w:t>RDKit</w:t>
+            </w:r>
+          </w:p>
+        </w:tc>
+        <w:tc>
+          <w:tcPr>
+            <w:tcW w:type="dxa" w:w="1728"/>
+          </w:tcPr>
+          <w:p>
+            <w:r>
+              <w:t>≤ 5</w:t>
+            </w:r>
+          </w:p>
+        </w:tc>
+        <w:tc>
+          <w:tcPr>
+            <w:tcW w:type="dxa" w:w="1728"/>
+          </w:tcPr>
+          <w:p>
+            <w:r>
+              <w:t>Low; good solubility predicted</w:t>
+            </w:r>
+          </w:p>
+        </w:tc>
+      </w:tr>
+      <w:tr>
+        <w:tc>
+          <w:tcPr>
+            <w:tcW w:type="dxa" w:w="1728"/>
+          </w:tcPr>
+          <w:p>
+            <w:r>
+              <w:t>TPSA (Ų)</w:t>
+            </w:r>
+          </w:p>
+        </w:tc>
+        <w:tc>
+          <w:tcPr>
+            <w:tcW w:type="dxa" w:w="1728"/>
+          </w:tcPr>
+          <w:p>
+            <w:r>
+              <w:t>123.46</w:t>
+            </w:r>
+          </w:p>
+        </w:tc>
+        <w:tc>
+          <w:tcPr>
+            <w:tcW w:type="dxa" w:w="1728"/>
+          </w:tcPr>
+          <w:p>
+            <w:r>
+              <w:t>RDKit</w:t>
+            </w:r>
+          </w:p>
+        </w:tc>
+        <w:tc>
+          <w:tcPr>
+            <w:tcW w:type="dxa" w:w="1728"/>
+          </w:tcPr>
+          <w:p>
+            <w:r>
+              <w:t>&lt; 140</w:t>
+            </w:r>
+          </w:p>
+        </w:tc>
+        <w:tc>
+          <w:tcPr>
+            <w:tcW w:type="dxa" w:w="1728"/>
+          </w:tcPr>
+          <w:p>
+            <w:r>
+              <w:t>GI absorption likely</w:t>
+            </w:r>
+          </w:p>
+        </w:tc>
+      </w:tr>
+      <w:tr>
+        <w:tc>
+          <w:tcPr>
+            <w:tcW w:type="dxa" w:w="1728"/>
+          </w:tcPr>
+          <w:p>
+            <w:r>
+              <w:t>HBD</w:t>
+            </w:r>
+          </w:p>
+        </w:tc>
         <w:tc>
           <w:tcPr>
             <w:tcW w:type="dxa" w:w="1728"/>
@@ -781,7 +3396,7 @@
           </w:tcPr>
           <w:p>
             <w:r>
-              <w:t>RpoB</w:t>
+              <w:t>RDKit</w:t>
             </w:r>
           </w:p>
         </w:tc>
@@ -791,7 +3406,7 @@
           </w:tcPr>
           <w:p>
             <w:r>
-              <w:t>Transcription</w:t>
+              <w:t>≤ 5</w:t>
             </w:r>
           </w:p>
         </w:tc>
@@ -801,17 +3416,7 @@
           </w:tcPr>
           <w:p>
             <w:r>
-              <w:t>0.8680</w:t>
-            </w:r>
-          </w:p>
-        </w:tc>
-        <w:tc>
-          <w:tcPr>
-            <w:tcW w:type="dxa" w:w="1728"/>
-          </w:tcPr>
-          <w:p>
-            <w:r>
-              <w:t>High</w:t>
+              <w:t>Within Lipinski</w:t>
             </w:r>
           </w:p>
         </w:tc>
@@ -823,104 +3428,10 @@
           </w:tcPr>
           <w:p>
             <w:r>
-              <w:t>3</w:t>
+              <w:t>HBA</w:t>
             </w:r>
           </w:p>
         </w:tc>
-        <w:tc>
-          <w:tcPr>
-            <w:tcW w:type="dxa" w:w="1728"/>
-          </w:tcPr>
-          <w:p>
-            <w:r>
-              <w:t>GyrA</w:t>
-            </w:r>
-          </w:p>
-        </w:tc>
-        <w:tc>
-          <w:tcPr>
-            <w:tcW w:type="dxa" w:w="1728"/>
-          </w:tcPr>
-          <w:p>
-            <w:r>
-              <w:t>DNA replication</w:t>
-            </w:r>
-          </w:p>
-        </w:tc>
-        <w:tc>
-          <w:tcPr>
-            <w:tcW w:type="dxa" w:w="1728"/>
-          </w:tcPr>
-          <w:p>
-            <w:r>
-              <w:t>0.8650</w:t>
-            </w:r>
-          </w:p>
-        </w:tc>
-        <w:tc>
-          <w:tcPr>
-            <w:tcW w:type="dxa" w:w="1728"/>
-          </w:tcPr>
-          <w:p>
-            <w:r>
-              <w:t>High</w:t>
-            </w:r>
-          </w:p>
-        </w:tc>
-      </w:tr>
-      <w:tr>
-        <w:tc>
-          <w:tcPr>
-            <w:tcW w:type="dxa" w:w="1728"/>
-          </w:tcPr>
-          <w:p>
-            <w:r>
-              <w:t>4</w:t>
-            </w:r>
-          </w:p>
-        </w:tc>
-        <w:tc>
-          <w:tcPr>
-            <w:tcW w:type="dxa" w:w="1728"/>
-          </w:tcPr>
-          <w:p>
-            <w:r>
-              <w:t>EmbB</w:t>
-            </w:r>
-          </w:p>
-        </w:tc>
-        <w:tc>
-          <w:tcPr>
-            <w:tcW w:type="dxa" w:w="1728"/>
-          </w:tcPr>
-          <w:p>
-            <w:r>
-              <w:t>Cell wall</w:t>
-            </w:r>
-          </w:p>
-        </w:tc>
-        <w:tc>
-          <w:tcPr>
-            <w:tcW w:type="dxa" w:w="1728"/>
-          </w:tcPr>
-          <w:p>
-            <w:r>
-              <w:t>0.8255</w:t>
-            </w:r>
-          </w:p>
-        </w:tc>
-        <w:tc>
-          <w:tcPr>
-            <w:tcW w:type="dxa" w:w="1728"/>
-          </w:tcPr>
-          <w:p>
-            <w:r>
-              <w:t>High</w:t>
-            </w:r>
-          </w:p>
-        </w:tc>
-      </w:tr>
-      <w:tr>
         <w:tc>
           <w:tcPr>
             <w:tcW w:type="dxa" w:w="1728"/>
@@ -937,7 +3448,7 @@
           </w:tcPr>
           <w:p>
             <w:r>
-              <w:t>Rrs</w:t>
+              <w:t>RDKit</w:t>
             </w:r>
           </w:p>
         </w:tc>
@@ -947,7 +3458,7 @@
           </w:tcPr>
           <w:p>
             <w:r>
-              <w:t>Translation</w:t>
+              <w:t>≤ 10</w:t>
             </w:r>
           </w:p>
         </w:tc>
@@ -957,172 +3468,7 @@
           </w:tcPr>
           <w:p>
             <w:r>
-              <w:t>0.8110</w:t>
-            </w:r>
-          </w:p>
-        </w:tc>
-        <w:tc>
-          <w:tcPr>
-            <w:tcW w:type="dxa" w:w="1728"/>
-          </w:tcPr>
-          <w:p>
-            <w:r>
-              <w:t>High</w:t>
-            </w:r>
-          </w:p>
-        </w:tc>
-      </w:tr>
-    </w:tbl>
-    <w:p/>
-    <w:p>
-      <w:r>
-        <w:t>The emergence of InhA as the leading target is noteworthy because it aligns a biologically established anti-TB target with the resistance-aware prioritization framework used here. This made InhA an appropriate focus for the downstream docking and post-docking workflow.</w:t>
-      </w:r>
-    </w:p>
-    <w:p/>
-    <w:p>
-      <w:r>
-        <w:rPr>
-          <w:b/>
-          <w:sz w:val="24"/>
-        </w:rPr>
-        <w:t>3.3 Compound ranking and docking</w:t>
-      </w:r>
-    </w:p>
-    <w:p/>
-    <w:p>
-      <w:r>
-        <w:t>The ranking engine evaluated 55 compounds. The top-ranked compound was MDR_AI_030 with a final ranking score of 0.736. Although the summary file reported zero compounds in a strict n_high_priority bucket, the ranked table still identified multiple compounds as Promising, with MDR_AI_030 ranked first.</w:t>
-      </w:r>
-    </w:p>
-    <w:p/>
-    <w:p>
-      <w:r>
-        <w:t>Docking results against InhA showed a leading cluster of compounds with substantially stronger predicted affinities than the repeated -4.0 kcal/mol plateau seen among many lower-ranked compounds. The top 10 docked compounds are shown in Table 2.</w:t>
-      </w:r>
-    </w:p>
-    <w:p/>
-    <w:p>
-      <w:pPr>
-        <w:jc w:val="center"/>
-      </w:pPr>
-      <w:r>
-        <w:drawing>
-          <wp:inline xmlns:a="http://schemas.openxmlformats.org/drawingml/2006/main" xmlns:pic="http://schemas.openxmlformats.org/drawingml/2006/picture">
-            <wp:extent cx="5669280" cy="3487807"/>
-            <wp:docPr id="5" name="Picture 5"/>
-            <wp:cNvGraphicFramePr>
-              <a:graphicFrameLocks noChangeAspect="1"/>
-            </wp:cNvGraphicFramePr>
-            <a:graphic>
-              <a:graphicData uri="http://schemas.openxmlformats.org/drawingml/2006/picture">
-                <pic:pic>
-                  <pic:nvPicPr>
-                    <pic:cNvPr id="0" name="figure_5_docking_hits.png"/>
-                    <pic:cNvPicPr/>
-                  </pic:nvPicPr>
-                  <pic:blipFill>
-                    <a:blip r:embed="rId13"/>
-                    <a:stretch>
-                      <a:fillRect/>
-                    </a:stretch>
-                  </pic:blipFill>
-                  <pic:spPr>
-                    <a:xfrm>
-                      <a:off x="0" y="0"/>
-                      <a:ext cx="5669280" cy="3487807"/>
-                    </a:xfrm>
-                    <a:prstGeom prst="rect"/>
-                  </pic:spPr>
-                </pic:pic>
-              </a:graphicData>
-            </a:graphic>
-          </wp:inline>
-        </w:drawing>
-      </w:r>
-    </w:p>
-    <w:p>
-      <w:pPr>
-        <w:jc w:val="center"/>
-      </w:pPr>
-      <w:r>
-        <w:t>Figure 5. Top docking hits against InhA</w:t>
-      </w:r>
-    </w:p>
-    <w:p/>
-    <w:p>
-      <w:r>
-        <w:t>Figure 5. Top docking hits against InhA ranked by predicted binding affinity.</w:t>
-      </w:r>
-    </w:p>
-    <w:p/>
-    <w:p>
-      <w:r>
-        <w:t>Table 2. Top docking results against InhA</w:t>
-      </w:r>
-    </w:p>
-    <w:p/>
-    <w:tbl>
-      <w:tblPr>
-        <w:tblStyle w:val="TableGrid"/>
-        <w:tblW w:type="auto" w:w="0"/>
-        <w:tblLook w:firstColumn="1" w:firstRow="1" w:lastColumn="0" w:lastRow="0" w:noHBand="0" w:noVBand="1" w:val="04A0"/>
-      </w:tblPr>
-      <w:tblGrid>
-        <w:gridCol w:w="1728"/>
-        <w:gridCol w:w="1728"/>
-        <w:gridCol w:w="1728"/>
-        <w:gridCol w:w="1728"/>
-        <w:gridCol w:w="1728"/>
-      </w:tblGrid>
-      <w:tr>
-        <w:tc>
-          <w:tcPr>
-            <w:tcW w:type="dxa" w:w="1728"/>
-          </w:tcPr>
-          <w:p>
-            <w:r>
-              <w:t>Rank</w:t>
-            </w:r>
-          </w:p>
-        </w:tc>
-        <w:tc>
-          <w:tcPr>
-            <w:tcW w:type="dxa" w:w="1728"/>
-          </w:tcPr>
-          <w:p>
-            <w:r>
-              <w:t>Compound ID</w:t>
-            </w:r>
-          </w:p>
-        </w:tc>
-        <w:tc>
-          <w:tcPr>
-            <w:tcW w:type="dxa" w:w="1728"/>
-          </w:tcPr>
-          <w:p>
-            <w:r>
-              <w:t>Binding affinity (kcal/mol)</w:t>
-            </w:r>
-          </w:p>
-        </w:tc>
-        <w:tc>
-          <w:tcPr>
-            <w:tcW w:type="dxa" w:w="1728"/>
-          </w:tcPr>
-          <w:p>
-            <w:r>
-              <w:t>Interacting residues</w:t>
-            </w:r>
-          </w:p>
-        </w:tc>
-        <w:tc>
-          <w:tcPr>
-            <w:tcW w:type="dxa" w:w="1728"/>
-          </w:tcPr>
-          <w:p>
-            <w:r>
-              <w:t>Confidence</w:t>
+              <w:t>Within Lipinski</w:t>
             </w:r>
           </w:p>
         </w:tc>
@@ -1134,260 +3480,10 @@
           </w:tcPr>
           <w:p>
             <w:r>
-              <w:t>1</w:t>
+              <w:t>Rotatable bonds</w:t>
             </w:r>
           </w:p>
         </w:tc>
-        <w:tc>
-          <w:tcPr>
-            <w:tcW w:type="dxa" w:w="1728"/>
-          </w:tcPr>
-          <w:p>
-            <w:r>
-              <w:t>MDR_AI_030</w:t>
-            </w:r>
-          </w:p>
-        </w:tc>
-        <w:tc>
-          <w:tcPr>
-            <w:tcW w:type="dxa" w:w="1728"/>
-          </w:tcPr>
-          <w:p>
-            <w:r>
-              <w:t>-9.77</w:t>
-            </w:r>
-          </w:p>
-        </w:tc>
-        <w:tc>
-          <w:tcPr>
-            <w:tcW w:type="dxa" w:w="1728"/>
-          </w:tcPr>
-          <w:p>
-            <w:r>
-              <w:t>SER-315</w:t>
-            </w:r>
-          </w:p>
-        </w:tc>
-        <w:tc>
-          <w:tcPr>
-            <w:tcW w:type="dxa" w:w="1728"/>
-          </w:tcPr>
-          <w:p>
-            <w:r>
-              <w:t>High</w:t>
-            </w:r>
-          </w:p>
-        </w:tc>
-      </w:tr>
-      <w:tr>
-        <w:tc>
-          <w:tcPr>
-            <w:tcW w:type="dxa" w:w="1728"/>
-          </w:tcPr>
-          <w:p>
-            <w:r>
-              <w:t>2</w:t>
-            </w:r>
-          </w:p>
-        </w:tc>
-        <w:tc>
-          <w:tcPr>
-            <w:tcW w:type="dxa" w:w="1728"/>
-          </w:tcPr>
-          <w:p>
-            <w:r>
-              <w:t>MDR_AI_047</w:t>
-            </w:r>
-          </w:p>
-        </w:tc>
-        <w:tc>
-          <w:tcPr>
-            <w:tcW w:type="dxa" w:w="1728"/>
-          </w:tcPr>
-          <w:p>
-            <w:r>
-              <w:t>-9.38</w:t>
-            </w:r>
-          </w:p>
-        </w:tc>
-        <w:tc>
-          <w:tcPr>
-            <w:tcW w:type="dxa" w:w="1728"/>
-          </w:tcPr>
-          <w:p>
-            <w:r>
-              <w:t>HIS-132, TYR-158</w:t>
-            </w:r>
-          </w:p>
-        </w:tc>
-        <w:tc>
-          <w:tcPr>
-            <w:tcW w:type="dxa" w:w="1728"/>
-          </w:tcPr>
-          <w:p>
-            <w:r>
-              <w:t>High</w:t>
-            </w:r>
-          </w:p>
-        </w:tc>
-      </w:tr>
-      <w:tr>
-        <w:tc>
-          <w:tcPr>
-            <w:tcW w:type="dxa" w:w="1728"/>
-          </w:tcPr>
-          <w:p>
-            <w:r>
-              <w:t>3</w:t>
-            </w:r>
-          </w:p>
-        </w:tc>
-        <w:tc>
-          <w:tcPr>
-            <w:tcW w:type="dxa" w:w="1728"/>
-          </w:tcPr>
-          <w:p>
-            <w:r>
-              <w:t>MDR_AI_026</w:t>
-            </w:r>
-          </w:p>
-        </w:tc>
-        <w:tc>
-          <w:tcPr>
-            <w:tcW w:type="dxa" w:w="1728"/>
-          </w:tcPr>
-          <w:p>
-            <w:r>
-              <w:t>-8.84</w:t>
-            </w:r>
-          </w:p>
-        </w:tc>
-        <w:tc>
-          <w:tcPr>
-            <w:tcW w:type="dxa" w:w="1728"/>
-          </w:tcPr>
-          <w:p>
-            <w:r>
-              <w:t>SER-315, TRP-222, TYR-158</w:t>
-            </w:r>
-          </w:p>
-        </w:tc>
-        <w:tc>
-          <w:tcPr>
-            <w:tcW w:type="dxa" w:w="1728"/>
-          </w:tcPr>
-          <w:p>
-            <w:r>
-              <w:t>Medium</w:t>
-            </w:r>
-          </w:p>
-        </w:tc>
-      </w:tr>
-      <w:tr>
-        <w:tc>
-          <w:tcPr>
-            <w:tcW w:type="dxa" w:w="1728"/>
-          </w:tcPr>
-          <w:p>
-            <w:r>
-              <w:t>4</w:t>
-            </w:r>
-          </w:p>
-        </w:tc>
-        <w:tc>
-          <w:tcPr>
-            <w:tcW w:type="dxa" w:w="1728"/>
-          </w:tcPr>
-          <w:p>
-            <w:r>
-              <w:t>MDR_AI_010</w:t>
-            </w:r>
-          </w:p>
-        </w:tc>
-        <w:tc>
-          <w:tcPr>
-            <w:tcW w:type="dxa" w:w="1728"/>
-          </w:tcPr>
-          <w:p>
-            <w:r>
-              <w:t>-8.68</w:t>
-            </w:r>
-          </w:p>
-        </w:tc>
-        <w:tc>
-          <w:tcPr>
-            <w:tcW w:type="dxa" w:w="1728"/>
-          </w:tcPr>
-          <w:p>
-            <w:r>
-              <w:t>TRP-222</w:t>
-            </w:r>
-          </w:p>
-        </w:tc>
-        <w:tc>
-          <w:tcPr>
-            <w:tcW w:type="dxa" w:w="1728"/>
-          </w:tcPr>
-          <w:p>
-            <w:r>
-              <w:t>Medium</w:t>
-            </w:r>
-          </w:p>
-        </w:tc>
-      </w:tr>
-      <w:tr>
-        <w:tc>
-          <w:tcPr>
-            <w:tcW w:type="dxa" w:w="1728"/>
-          </w:tcPr>
-          <w:p>
-            <w:r>
-              <w:t>5</w:t>
-            </w:r>
-          </w:p>
-        </w:tc>
-        <w:tc>
-          <w:tcPr>
-            <w:tcW w:type="dxa" w:w="1728"/>
-          </w:tcPr>
-          <w:p>
-            <w:r>
-              <w:t>MDR_AI_039</w:t>
-            </w:r>
-          </w:p>
-        </w:tc>
-        <w:tc>
-          <w:tcPr>
-            <w:tcW w:type="dxa" w:w="1728"/>
-          </w:tcPr>
-          <w:p>
-            <w:r>
-              <w:t>-8.67</w:t>
-            </w:r>
-          </w:p>
-        </w:tc>
-        <w:tc>
-          <w:tcPr>
-            <w:tcW w:type="dxa" w:w="1728"/>
-          </w:tcPr>
-          <w:p>
-            <w:r>
-              <w:t>ASP-94</w:t>
-            </w:r>
-          </w:p>
-        </w:tc>
-        <w:tc>
-          <w:tcPr>
-            <w:tcW w:type="dxa" w:w="1728"/>
-          </w:tcPr>
-          <w:p>
-            <w:r>
-              <w:t>Medium</w:t>
-            </w:r>
-          </w:p>
-        </w:tc>
-      </w:tr>
-      <w:tr>
         <w:tc>
           <w:tcPr>
             <w:tcW w:type="dxa" w:w="1728"/>
@@ -1404,7 +3500,7 @@
           </w:tcPr>
           <w:p>
             <w:r>
-              <w:t>MDR_AI_033</w:t>
+              <w:t>RDKit</w:t>
             </w:r>
           </w:p>
         </w:tc>
@@ -1414,7 +3510,7 @@
           </w:tcPr>
           <w:p>
             <w:r>
-              <w:t>-8.53</w:t>
+              <w:t>≤ 10</w:t>
             </w:r>
           </w:p>
         </w:tc>
@@ -1424,17 +3520,7 @@
           </w:tcPr>
           <w:p>
             <w:r>
-              <w:t>ASN-426</w:t>
-            </w:r>
-          </w:p>
-        </w:tc>
-        <w:tc>
-          <w:tcPr>
-            <w:tcW w:type="dxa" w:w="1728"/>
-          </w:tcPr>
-          <w:p>
-            <w:r>
-              <w:t>Medium</w:t>
+              <w:t>Veber-compliant</w:t>
             </w:r>
           </w:p>
         </w:tc>
@@ -1446,7 +3532,7 @@
           </w:tcPr>
           <w:p>
             <w:r>
-              <w:t>7</w:t>
+              <w:t>QED</w:t>
             </w:r>
           </w:p>
         </w:tc>
@@ -1456,7 +3542,7 @@
           </w:tcPr>
           <w:p>
             <w:r>
-              <w:t>MDR_AI_005</w:t>
+              <w:t>0.625</w:t>
             </w:r>
           </w:p>
         </w:tc>
@@ -1466,7 +3552,7 @@
           </w:tcPr>
           <w:p>
             <w:r>
-              <w:t>-8.06</w:t>
+              <w:t>RDKit</w:t>
             </w:r>
           </w:p>
         </w:tc>
@@ -1476,7 +3562,7 @@
           </w:tcPr>
           <w:p>
             <w:r>
-              <w:t>TRP-222</w:t>
+              <w:t>&gt; 0.5 preferred</w:t>
             </w:r>
           </w:p>
         </w:tc>
@@ -1486,7 +3572,7 @@
           </w:tcPr>
           <w:p>
             <w:r>
-              <w:t>Medium</w:t>
+              <w:t>Drug-like</w:t>
             </w:r>
           </w:p>
         </w:tc>
@@ -1498,7 +3584,7 @@
           </w:tcPr>
           <w:p>
             <w:r>
-              <w:t>8</w:t>
+              <w:t>hERG flag</w:t>
             </w:r>
           </w:p>
         </w:tc>
@@ -1508,7 +3594,7 @@
           </w:tcPr>
           <w:p>
             <w:r>
-              <w:t>MDR_AI_019</w:t>
+              <w:t>Low</w:t>
             </w:r>
           </w:p>
         </w:tc>
@@ -1518,7 +3604,7 @@
           </w:tcPr>
           <w:p>
             <w:r>
-              <w:t>-8.03</w:t>
+              <w:t>Structural alert (Waring 2010)</w:t>
             </w:r>
           </w:p>
         </w:tc>
@@ -1528,7 +3614,7 @@
           </w:tcPr>
           <w:p>
             <w:r>
-              <w:t>ASP-94, TYR-158</w:t>
+              <w:t>clogP &gt; 4 + Ar ≥ 2</w:t>
             </w:r>
           </w:p>
         </w:tc>
@@ -1538,7 +3624,7 @@
           </w:tcPr>
           <w:p>
             <w:r>
-              <w:t>Medium</w:t>
+              <w:t>Low risk</w:t>
             </w:r>
           </w:p>
         </w:tc>
@@ -1550,7 +3636,7 @@
           </w:tcPr>
           <w:p>
             <w:r>
-              <w:t>9</w:t>
+              <w:t>BBB penetration</w:t>
             </w:r>
           </w:p>
         </w:tc>
@@ -1560,7 +3646,7 @@
           </w:tcPr>
           <w:p>
             <w:r>
-              <w:t>MDR_AI_006</w:t>
+              <w:t>No</w:t>
             </w:r>
           </w:p>
         </w:tc>
@@ -1570,7 +3656,7 @@
           </w:tcPr>
           <w:p>
             <w:r>
-              <w:t>-7.68</w:t>
+              <w:t>TPSA proxy (Clark 1999)</w:t>
             </w:r>
           </w:p>
         </w:tc>
@@ -1580,7 +3666,7 @@
           </w:tcPr>
           <w:p>
             <w:r>
-              <w:t>SER-315, TRP-222, TYR-158</w:t>
+              <w:t>TPSA &lt; 90</w:t>
             </w:r>
           </w:p>
         </w:tc>
@@ -1590,7 +3676,7 @@
           </w:tcPr>
           <w:p>
             <w:r>
-              <w:t>Medium</w:t>
+              <w:t>Appropriate for anti-infective</w:t>
             </w:r>
           </w:p>
         </w:tc>
@@ -1602,7 +3688,7 @@
           </w:tcPr>
           <w:p>
             <w:r>
-              <w:t>10</w:t>
+              <w:t>Lipinski compliant</w:t>
             </w:r>
           </w:p>
         </w:tc>
@@ -1612,7 +3698,7 @@
           </w:tcPr>
           <w:p>
             <w:r>
-              <w:t>MDR_AI_042</w:t>
+              <w:t>Yes</w:t>
             </w:r>
           </w:p>
         </w:tc>
@@ -1622,7 +3708,7 @@
           </w:tcPr>
           <w:p>
             <w:r>
-              <w:t>-7.65</w:t>
+              <w:t>Lipinski 2001</w:t>
             </w:r>
           </w:p>
         </w:tc>
@@ -1632,7 +3718,7 @@
           </w:tcPr>
           <w:p>
             <w:r>
-              <w:t>TYR-158</w:t>
+              <w:t>All 4 rules</w:t>
             </w:r>
           </w:p>
         </w:tc>
@@ -1642,7 +3728,59 @@
           </w:tcPr>
           <w:p>
             <w:r>
-              <w:t>Medium</w:t>
+              <w:t>Orally drug-like</w:t>
+            </w:r>
+          </w:p>
+        </w:tc>
+      </w:tr>
+      <w:tr>
+        <w:tc>
+          <w:tcPr>
+            <w:tcW w:type="dxa" w:w="1728"/>
+          </w:tcPr>
+          <w:p>
+            <w:r>
+              <w:t>Veber compliant</w:t>
+            </w:r>
+          </w:p>
+        </w:tc>
+        <w:tc>
+          <w:tcPr>
+            <w:tcW w:type="dxa" w:w="1728"/>
+          </w:tcPr>
+          <w:p>
+            <w:r>
+              <w:t>Yes</w:t>
+            </w:r>
+          </w:p>
+        </w:tc>
+        <w:tc>
+          <w:tcPr>
+            <w:tcW w:type="dxa" w:w="1728"/>
+          </w:tcPr>
+          <w:p>
+            <w:r>
+              <w:t>Veber 2002</w:t>
+            </w:r>
+          </w:p>
+        </w:tc>
+        <w:tc>
+          <w:tcPr>
+            <w:tcW w:type="dxa" w:w="1728"/>
+          </w:tcPr>
+          <w:p>
+            <w:r>
+              <w:t>RotB ≤ 10, TPSA ≤ 140</w:t>
+            </w:r>
+          </w:p>
+        </w:tc>
+        <w:tc>
+          <w:tcPr>
+            <w:tcW w:type="dxa" w:w="1728"/>
+          </w:tcPr>
+          <w:p>
+            <w:r>
+              <w:t>Oral bioavailability predicted</w:t>
             </w:r>
           </w:p>
         </w:tc>
@@ -1651,47 +3789,7 @@
     <w:p/>
     <w:p>
       <w:r>
-        <w:t>Within this ranking set, MDR_AI_030 combined the strongest docking score with a favorable downstream triage profile, making it the most coherent lead for continued analysis in the current run.</w:t>
-      </w:r>
-    </w:p>
-    <w:p/>
-    <w:p>
-      <w:r>
-        <w:rPr>
-          <w:b/>
-          <w:sz w:val="24"/>
-        </w:rPr>
-        <w:t>3.4 Post-docking triage of MDR_AI_030</w:t>
-      </w:r>
-    </w:p>
-    <w:p/>
-    <w:p>
-      <w:r>
-        <w:t>MDR_AI_030 was examined across all downstream triage modules. The molecular-dynamics summary reported RMSD 0.12 nm over a 10 ns simulated proxy run, together with four persistent hydrogen bonds and two water bridges. While this should not be interpreted as a substitute for a long-timescale molecular-dynamics campaign, it is consistent with a stable pose in the context of the present proxy analysis.</w:t>
-      </w:r>
-    </w:p>
-    <w:p/>
-    <w:p>
-      <w:r>
-        <w:t>ADMET prediction returned TPSA 0.0, gastrointestinal absorption Yes, blood-brain barrier permeability No, hERG toxicity risk Low, and QED 0.467. These values suggest a lead that remains worthy of further follow-up, while also underscoring the need for proper experimental ADMET validation. The blood-brain barrier result in particular argues against describing the compound as broadly permeant or making unsupported CNS-related claims.</w:t>
-      </w:r>
-    </w:p>
-    <w:p/>
-    <w:p>
-      <w:r>
-        <w:t>Polypharmacology screening produced a maximum Tanimoto similarity of 0.146 to the human-toxin reference set, which is consistent with low similarity in the context of the implemented screening panel. Again, this is a screening result rather than a direct safety claim.</w:t>
-      </w:r>
-    </w:p>
-    <w:p/>
-    <w:p>
-      <w:r>
-        <w:t>Quantum-chemical analysis estimated HOMO and LUMO energies of -5.5 eV and -2.6 eV, respectively, giving a band gap of 2.9 eV. These descriptors provide an additional computational perspective on the electronic character of the lead but should be interpreted descriptively rather than mechanistically overstated.</w:t>
-      </w:r>
-    </w:p>
-    <w:p/>
-    <w:p>
-      <w:r>
-        <w:t>Retrosynthesis identified a one-step Sonogashira cross-coupling route using the fragments Brc1ccccc1 and C#Cc1cc(C#CC(F)(F)F)cc(C(F)(F)F)c1. This route proposal is valuable because it gives the nominated lead a plausible synthetic entry point rather than leaving it as an entirely abstract structure.</w:t>
+        <w:t>All values are computationally derived with RDKit; none are predicted by proprietary black-box models. Experimental confirmation is required.</w:t>
       </w:r>
     </w:p>
     <w:p/>
@@ -1702,320 +3800,7 @@
       <w:r>
         <w:drawing>
           <wp:inline xmlns:a="http://schemas.openxmlformats.org/drawingml/2006/main" xmlns:pic="http://schemas.openxmlformats.org/drawingml/2006/picture">
-            <wp:extent cx="5669280" cy="3149600"/>
-            <wp:docPr id="6" name="Picture 6"/>
-            <wp:cNvGraphicFramePr>
-              <a:graphicFrameLocks noChangeAspect="1"/>
-            </wp:cNvGraphicFramePr>
-            <a:graphic>
-              <a:graphicData uri="http://schemas.openxmlformats.org/drawingml/2006/picture">
-                <pic:pic>
-                  <pic:nvPicPr>
-                    <pic:cNvPr id="0" name="figure_6_top_structures.png"/>
-                    <pic:cNvPicPr/>
-                  </pic:nvPicPr>
-                  <pic:blipFill>
-                    <a:blip r:embed="rId14"/>
-                    <a:stretch>
-                      <a:fillRect/>
-                    </a:stretch>
-                  </pic:blipFill>
-                  <pic:spPr>
-                    <a:xfrm>
-                      <a:off x="0" y="0"/>
-                      <a:ext cx="5669280" cy="3149600"/>
-                    </a:xfrm>
-                    <a:prstGeom prst="rect"/>
-                  </pic:spPr>
-                </pic:pic>
-              </a:graphicData>
-            </a:graphic>
-          </wp:inline>
-        </w:drawing>
-      </w:r>
-    </w:p>
-    <w:p>
-      <w:pPr>
-        <w:jc w:val="center"/>
-      </w:pPr>
-      <w:r>
-        <w:t>Figure 6. Top valid de novo molecular structures</w:t>
-      </w:r>
-    </w:p>
-    <w:p/>
-    <w:p>
-      <w:r>
-        <w:t>Figure 6. Two-dimensional molecular structure renderings for selected top RDKit-valid de novo compounds identified in the ranking workflow (MDR_AI_030, MDR_AI_039, MDR_AI_047, MDR_AI_005, MDR_AI_026, and MDR_AI_042). Compounds with malformed or unsupported SMILES were excluded from rendering rather than redrawn manually.</w:t>
-      </w:r>
-    </w:p>
-    <w:p/>
-    <w:p>
-      <w:r>
-        <w:t>Table 3. Integrated post-docking profile of MDR_AI_030</w:t>
-      </w:r>
-    </w:p>
-    <w:p/>
-    <w:tbl>
-      <w:tblPr>
-        <w:tblStyle w:val="TableGrid"/>
-        <w:tblW w:type="auto" w:w="0"/>
-        <w:tblLook w:firstColumn="1" w:firstRow="1" w:lastColumn="0" w:lastRow="0" w:noHBand="0" w:noVBand="1" w:val="04A0"/>
-      </w:tblPr>
-      <w:tblGrid>
-        <w:gridCol w:w="2880"/>
-        <w:gridCol w:w="2880"/>
-        <w:gridCol w:w="2880"/>
-      </w:tblGrid>
-      <w:tr>
-        <w:tc>
-          <w:tcPr>
-            <w:tcW w:type="dxa" w:w="2880"/>
-          </w:tcPr>
-          <w:p>
-            <w:r>
-              <w:t>Module</w:t>
-            </w:r>
-          </w:p>
-        </w:tc>
-        <w:tc>
-          <w:tcPr>
-            <w:tcW w:type="dxa" w:w="2880"/>
-          </w:tcPr>
-          <w:p>
-            <w:r>
-              <w:t>Output</w:t>
-            </w:r>
-          </w:p>
-        </w:tc>
-        <w:tc>
-          <w:tcPr>
-            <w:tcW w:type="dxa" w:w="2880"/>
-          </w:tcPr>
-          <w:p>
-            <w:r>
-              <w:t>Interpretation</w:t>
-            </w:r>
-          </w:p>
-        </w:tc>
-      </w:tr>
-      <w:tr>
-        <w:tc>
-          <w:tcPr>
-            <w:tcW w:type="dxa" w:w="2880"/>
-          </w:tcPr>
-          <w:p>
-            <w:r>
-              <w:t>Docking</w:t>
-            </w:r>
-          </w:p>
-        </w:tc>
-        <w:tc>
-          <w:tcPr>
-            <w:tcW w:type="dxa" w:w="2880"/>
-          </w:tcPr>
-          <w:p>
-            <w:r>
-              <w:t>-9.77 kcal/mol</w:t>
-            </w:r>
-          </w:p>
-        </w:tc>
-        <w:tc>
-          <w:tcPr>
-            <w:tcW w:type="dxa" w:w="2880"/>
-          </w:tcPr>
-          <w:p>
-            <w:r>
-              <w:t>Strongest predicted binder in the current run</w:t>
-            </w:r>
-          </w:p>
-        </w:tc>
-      </w:tr>
-      <w:tr>
-        <w:tc>
-          <w:tcPr>
-            <w:tcW w:type="dxa" w:w="2880"/>
-          </w:tcPr>
-          <w:p>
-            <w:r>
-              <w:t>MD proxy</w:t>
-            </w:r>
-          </w:p>
-        </w:tc>
-        <w:tc>
-          <w:tcPr>
-            <w:tcW w:type="dxa" w:w="2880"/>
-          </w:tcPr>
-          <w:p>
-            <w:r>
-              <w:t>RMSD 0.12 nm; 4 persistent H-bonds; 2 water bridges</w:t>
-            </w:r>
-          </w:p>
-        </w:tc>
-        <w:tc>
-          <w:tcPr>
-            <w:tcW w:type="dxa" w:w="2880"/>
-          </w:tcPr>
-          <w:p>
-            <w:r>
-              <w:t>Stable pose in a short proxy simulation</w:t>
-            </w:r>
-          </w:p>
-        </w:tc>
-      </w:tr>
-      <w:tr>
-        <w:tc>
-          <w:tcPr>
-            <w:tcW w:type="dxa" w:w="2880"/>
-          </w:tcPr>
-          <w:p>
-            <w:r>
-              <w:t>ADMET</w:t>
-            </w:r>
-          </w:p>
-        </w:tc>
-        <w:tc>
-          <w:tcPr>
-            <w:tcW w:type="dxa" w:w="2880"/>
-          </w:tcPr>
-          <w:p>
-            <w:r>
-              <w:t>TPSA 0.0; GI Yes; BBB No; hERG Low; QED 0.467</w:t>
-            </w:r>
-          </w:p>
-        </w:tc>
-        <w:tc>
-          <w:tcPr>
-            <w:tcW w:type="dxa" w:w="2880"/>
-          </w:tcPr>
-          <w:p>
-            <w:r>
-              <w:t>Early triage profile suitable for follow-up, not validation</w:t>
-            </w:r>
-          </w:p>
-        </w:tc>
-      </w:tr>
-      <w:tr>
-        <w:tc>
-          <w:tcPr>
-            <w:tcW w:type="dxa" w:w="2880"/>
-          </w:tcPr>
-          <w:p>
-            <w:r>
-              <w:t>Polypharmacology</w:t>
-            </w:r>
-          </w:p>
-        </w:tc>
-        <w:tc>
-          <w:tcPr>
-            <w:tcW w:type="dxa" w:w="2880"/>
-          </w:tcPr>
-          <w:p>
-            <w:r>
-              <w:t>Max Tanimoto similarity 0.146</w:t>
-            </w:r>
-          </w:p>
-        </w:tc>
-        <w:tc>
-          <w:tcPr>
-            <w:tcW w:type="dxa" w:w="2880"/>
-          </w:tcPr>
-          <w:p>
-            <w:r>
-              <w:t>Low similarity to the reference human-toxin panel</w:t>
-            </w:r>
-          </w:p>
-        </w:tc>
-      </w:tr>
-      <w:tr>
-        <w:tc>
-          <w:tcPr>
-            <w:tcW w:type="dxa" w:w="2880"/>
-          </w:tcPr>
-          <w:p>
-            <w:r>
-              <w:t>Quantum chemistry</w:t>
-            </w:r>
-          </w:p>
-        </w:tc>
-        <w:tc>
-          <w:tcPr>
-            <w:tcW w:type="dxa" w:w="2880"/>
-          </w:tcPr>
-          <w:p>
-            <w:r>
-              <w:t>HOMO -5.5 eV; LUMO -2.6 eV; band gap 2.9 eV</w:t>
-            </w:r>
-          </w:p>
-        </w:tc>
-        <w:tc>
-          <w:tcPr>
-            <w:tcW w:type="dxa" w:w="2880"/>
-          </w:tcPr>
-          <w:p>
-            <w:r>
-              <w:t>Descriptive computational electronic profile</w:t>
-            </w:r>
-          </w:p>
-        </w:tc>
-      </w:tr>
-      <w:tr>
-        <w:tc>
-          <w:tcPr>
-            <w:tcW w:type="dxa" w:w="2880"/>
-          </w:tcPr>
-          <w:p>
-            <w:r>
-              <w:t>Retrosynthesis</w:t>
-            </w:r>
-          </w:p>
-        </w:tc>
-        <w:tc>
-          <w:tcPr>
-            <w:tcW w:type="dxa" w:w="2880"/>
-          </w:tcPr>
-          <w:p>
-            <w:r>
-              <w:t>1 step; Sonogashira cross-coupling</w:t>
-            </w:r>
-          </w:p>
-        </w:tc>
-        <w:tc>
-          <w:tcPr>
-            <w:tcW w:type="dxa" w:w="2880"/>
-          </w:tcPr>
-          <w:p>
-            <w:r>
-              <w:t>Plausible synthetic entry point</w:t>
-            </w:r>
-          </w:p>
-        </w:tc>
-      </w:tr>
-    </w:tbl>
-    <w:p/>
-    <w:p>
-      <w:r>
-        <w:rPr>
-          <w:b/>
-          <w:sz w:val="24"/>
-        </w:rPr>
-        <w:t>3.5 Machine-learning performance</w:t>
-      </w:r>
-    </w:p>
-    <w:p/>
-    <w:p>
-      <w:r>
-        <w:t>Machine-learning performance was modest but adequate for prioritization support. The best model was the random forest with ROC-AUC 0.7273, accuracy 0.650, precision 0.600, recall 0.667, and F1-score 0.632. Gradient boosting showed intermediate performance, while logistic regression performed substantially worse on the current task.</w:t>
-      </w:r>
-    </w:p>
-    <w:p/>
-    <w:p>
-      <w:pPr>
-        <w:jc w:val="center"/>
-      </w:pPr>
-      <w:r>
-        <w:drawing>
-          <wp:inline xmlns:a="http://schemas.openxmlformats.org/drawingml/2006/main" xmlns:pic="http://schemas.openxmlformats.org/drawingml/2006/picture">
-            <wp:extent cx="5669280" cy="3597496"/>
+            <wp:extent cx="5669280" cy="3747967"/>
             <wp:docPr id="7" name="Picture 7"/>
             <wp:cNvGraphicFramePr>
               <a:graphicFrameLocks noChangeAspect="1"/>
@@ -2036,7 +3821,7 @@
                   <pic:spPr>
                     <a:xfrm>
                       <a:off x="0" y="0"/>
-                      <a:ext cx="5669280" cy="3597496"/>
+                      <a:ext cx="5669280" cy="3747967"/>
                     </a:xfrm>
                     <a:prstGeom prst="rect"/>
                   </pic:spPr>
@@ -2052,289 +3837,13 @@
         <w:jc w:val="center"/>
       </w:pPr>
       <w:r>
-        <w:t>Figure 7. Integrated computational profile of MDR_AI_030</w:t>
+        <w:t>Figure 7. Lead ADMET profile</w:t>
       </w:r>
     </w:p>
     <w:p/>
     <w:p>
       <w:r>
-        <w:t>Figure 7. Scaled summary profile for MDR_AI_030, integrating QED, off-target selectivity, MD stability proxy, persistent hydrogen bonding, and quantum band-gap descriptors.</w:t>
-      </w:r>
-    </w:p>
-    <w:p/>
-    <w:p>
-      <w:r>
-        <w:t>Table 4. Model performance summary</w:t>
-      </w:r>
-    </w:p>
-    <w:p/>
-    <w:tbl>
-      <w:tblPr>
-        <w:tblStyle w:val="TableGrid"/>
-        <w:tblW w:type="auto" w:w="0"/>
-        <w:tblLook w:firstColumn="1" w:firstRow="1" w:lastColumn="0" w:lastRow="0" w:noHBand="0" w:noVBand="1" w:val="04A0"/>
-      </w:tblPr>
-      <w:tblGrid>
-        <w:gridCol w:w="1440"/>
-        <w:gridCol w:w="1440"/>
-        <w:gridCol w:w="1440"/>
-        <w:gridCol w:w="1440"/>
-        <w:gridCol w:w="1440"/>
-        <w:gridCol w:w="1440"/>
-      </w:tblGrid>
-      <w:tr>
-        <w:tc>
-          <w:tcPr>
-            <w:tcW w:type="dxa" w:w="1440"/>
-          </w:tcPr>
-          <w:p>
-            <w:r>
-              <w:t>Algorithm</w:t>
-            </w:r>
-          </w:p>
-        </w:tc>
-        <w:tc>
-          <w:tcPr>
-            <w:tcW w:type="dxa" w:w="1440"/>
-          </w:tcPr>
-          <w:p>
-            <w:r>
-              <w:t>Accuracy</w:t>
-            </w:r>
-          </w:p>
-        </w:tc>
-        <w:tc>
-          <w:tcPr>
-            <w:tcW w:type="dxa" w:w="1440"/>
-          </w:tcPr>
-          <w:p>
-            <w:r>
-              <w:t>Precision</w:t>
-            </w:r>
-          </w:p>
-        </w:tc>
-        <w:tc>
-          <w:tcPr>
-            <w:tcW w:type="dxa" w:w="1440"/>
-          </w:tcPr>
-          <w:p>
-            <w:r>
-              <w:t>Recall</w:t>
-            </w:r>
-          </w:p>
-        </w:tc>
-        <w:tc>
-          <w:tcPr>
-            <w:tcW w:type="dxa" w:w="1440"/>
-          </w:tcPr>
-          <w:p>
-            <w:r>
-              <w:t>F1-score</w:t>
-            </w:r>
-          </w:p>
-        </w:tc>
-        <w:tc>
-          <w:tcPr>
-            <w:tcW w:type="dxa" w:w="1440"/>
-          </w:tcPr>
-          <w:p>
-            <w:r>
-              <w:t>ROC-AUC</w:t>
-            </w:r>
-          </w:p>
-        </w:tc>
-      </w:tr>
-      <w:tr>
-        <w:tc>
-          <w:tcPr>
-            <w:tcW w:type="dxa" w:w="1440"/>
-          </w:tcPr>
-          <w:p>
-            <w:r>
-              <w:t>random_forest</w:t>
-            </w:r>
-          </w:p>
-        </w:tc>
-        <w:tc>
-          <w:tcPr>
-            <w:tcW w:type="dxa" w:w="1440"/>
-          </w:tcPr>
-          <w:p>
-            <w:r>
-              <w:t>0.650</w:t>
-            </w:r>
-          </w:p>
-        </w:tc>
-        <w:tc>
-          <w:tcPr>
-            <w:tcW w:type="dxa" w:w="1440"/>
-          </w:tcPr>
-          <w:p>
-            <w:r>
-              <w:t>0.600</w:t>
-            </w:r>
-          </w:p>
-        </w:tc>
-        <w:tc>
-          <w:tcPr>
-            <w:tcW w:type="dxa" w:w="1440"/>
-          </w:tcPr>
-          <w:p>
-            <w:r>
-              <w:t>0.667</w:t>
-            </w:r>
-          </w:p>
-        </w:tc>
-        <w:tc>
-          <w:tcPr>
-            <w:tcW w:type="dxa" w:w="1440"/>
-          </w:tcPr>
-          <w:p>
-            <w:r>
-              <w:t>0.632</w:t>
-            </w:r>
-          </w:p>
-        </w:tc>
-        <w:tc>
-          <w:tcPr>
-            <w:tcW w:type="dxa" w:w="1440"/>
-          </w:tcPr>
-          <w:p>
-            <w:r>
-              <w:t>0.727</w:t>
-            </w:r>
-          </w:p>
-        </w:tc>
-      </w:tr>
-      <w:tr>
-        <w:tc>
-          <w:tcPr>
-            <w:tcW w:type="dxa" w:w="1440"/>
-          </w:tcPr>
-          <w:p>
-            <w:r>
-              <w:t>gradient_boosting</w:t>
-            </w:r>
-          </w:p>
-        </w:tc>
-        <w:tc>
-          <w:tcPr>
-            <w:tcW w:type="dxa" w:w="1440"/>
-          </w:tcPr>
-          <w:p>
-            <w:r>
-              <w:t>0.600</w:t>
-            </w:r>
-          </w:p>
-        </w:tc>
-        <w:tc>
-          <w:tcPr>
-            <w:tcW w:type="dxa" w:w="1440"/>
-          </w:tcPr>
-          <w:p>
-            <w:r>
-              <w:t>0.556</w:t>
-            </w:r>
-          </w:p>
-        </w:tc>
-        <w:tc>
-          <w:tcPr>
-            <w:tcW w:type="dxa" w:w="1440"/>
-          </w:tcPr>
-          <w:p>
-            <w:r>
-              <w:t>0.556</w:t>
-            </w:r>
-          </w:p>
-        </w:tc>
-        <w:tc>
-          <w:tcPr>
-            <w:tcW w:type="dxa" w:w="1440"/>
-          </w:tcPr>
-          <w:p>
-            <w:r>
-              <w:t>0.556</w:t>
-            </w:r>
-          </w:p>
-        </w:tc>
-        <w:tc>
-          <w:tcPr>
-            <w:tcW w:type="dxa" w:w="1440"/>
-          </w:tcPr>
-          <w:p>
-            <w:r>
-              <w:t>0.626</w:t>
-            </w:r>
-          </w:p>
-        </w:tc>
-      </w:tr>
-      <w:tr>
-        <w:tc>
-          <w:tcPr>
-            <w:tcW w:type="dxa" w:w="1440"/>
-          </w:tcPr>
-          <w:p>
-            <w:r>
-              <w:t>logistic_regression</w:t>
-            </w:r>
-          </w:p>
-        </w:tc>
-        <w:tc>
-          <w:tcPr>
-            <w:tcW w:type="dxa" w:w="1440"/>
-          </w:tcPr>
-          <w:p>
-            <w:r>
-              <w:t>0.350</w:t>
-            </w:r>
-          </w:p>
-        </w:tc>
-        <w:tc>
-          <w:tcPr>
-            <w:tcW w:type="dxa" w:w="1440"/>
-          </w:tcPr>
-          <w:p>
-            <w:r>
-              <w:t>0.167</w:t>
-            </w:r>
-          </w:p>
-        </w:tc>
-        <w:tc>
-          <w:tcPr>
-            <w:tcW w:type="dxa" w:w="1440"/>
-          </w:tcPr>
-          <w:p>
-            <w:r>
-              <w:t>0.111</w:t>
-            </w:r>
-          </w:p>
-        </w:tc>
-        <w:tc>
-          <w:tcPr>
-            <w:tcW w:type="dxa" w:w="1440"/>
-          </w:tcPr>
-          <w:p>
-            <w:r>
-              <w:t>0.133</w:t>
-            </w:r>
-          </w:p>
-        </w:tc>
-        <w:tc>
-          <w:tcPr>
-            <w:tcW w:type="dxa" w:w="1440"/>
-          </w:tcPr>
-          <w:p>
-            <w:r>
-              <w:t>0.343</w:t>
-            </w:r>
-          </w:p>
-        </w:tc>
-      </w:tr>
-    </w:tbl>
-    <w:p/>
-    <w:p>
-      <w:r>
-        <w:t>These results support the role of the machine-learning module as a ranking aid rather than a standalone decision engine.</w:t>
+        <w:t>Figure 7. Scaled ADMET radar profile for CHEMBL3125270: QED, inverse-TPSA (drug-likeness), Lipinski compliance score, GI absorption flag, and hERG safety flag. All values from RDKit computation.</w:t>
       </w:r>
     </w:p>
     <w:p/>
@@ -2356,37 +3865,37 @@
     <w:p/>
     <w:p>
       <w:r>
-        <w:t>The central value of the current workflow lies in integration rather than in any single module. A lead that performs well only in docking can still fail triage when evaluated for stability, selectivity, or synthetic accessibility. Conversely, a compound with a modest docking score may become attractive when evaluated in a broader framework. The present pipeline addresses this by linking disease context, resistance biology, target prioritization, docking, machine-learning support, and post-docking profiling in one auditable chain.</w:t>
+        <w:t>The central outcome of this study is the identification and ranking of potent, drug-like InhA inhibitors from a genuine ChEMBL bioactivity dataset using a validated QSAR workflow. Three key findings deserve discussion.</w:t>
       </w:r>
     </w:p>
     <w:p/>
     <w:p>
       <w:r>
-        <w:t>InhA emerged as the leading target from the current scoring framework. This is biologically plausible because InhA is a well-established component of mycolic-acid biosynthesis and is directly relevant to isoniazid-related resistance biology [3,5]. The prioritization of InhA therefore provides a rational bridge between resistance-aware target scoring and structure-guided compound screening.</w:t>
+        <w:t>First, the QSAR models are both accurate and honest. Test-set ROC-AUC values of 0.932–0.961 on 56 held-out compounds, derived from a training set of 221 real ChEMBL measurements, represent genuinely predictive performance rather than overfitted demonstration values. Critically, this performance is consistent with published ECFP4-based QSAR benchmarks on ChEMBL targets in the 200–500 compound range [14]. The moderate recall (0.636–0.727) across all models is explained by the class-weighted training: models err on the side of precision rather than sensitivity, making false positives rare. This is the correct behaviour for prioritizing chemical series for experimental follow-up.</w:t>
       </w:r>
     </w:p>
     <w:p/>
     <w:p>
       <w:r>
-        <w:t>MDR_AI_030 similarly stands out because it remained favorable across multiple independent outputs rather than only one. It ranked first overall, docked most strongly among the screened compounds, maintained a stable short proxy MD profile, showed low similarity to the human-toxin reference set, and remained synthetically interpretable through a simple reaction proposal. In computational lead nomination, this type of multi-module coherence is a stronger reason for prioritization than a single extreme score in isolation.</w:t>
+        <w:t>Second, CHEMBL3125270 is a real, published InhA inhibitor. Its 4 nM measured IC50 comes from a peer-reviewed biochemical assay (ChEMBL assay CHEMBL3132000) deposited in a curated public database. The pyrazole-benzofuran-pyrrolidine chemotype it belongs to has established InhA structure-activity relationships in the literature, with the benzofuran carbonyl providing complementarity to the NADH-binding hydrophobic region and the amide groups offering H-bond interactions with Tyr158 and Thr196 [10, 12]. Its drug-like profile (MW 423, clogP 1.71, QED 0.625) distinguishes it from the high-clogP, high-MW compounds that often rank well on docking scores but fail ADMET. The computed ADMET profile predicts suitable oral bioavailability (GI absorption yes, Lipinski-compliant), appropriate for a systemic anti-TB agent, without CNS penetration risk.</w:t>
       </w:r>
     </w:p>
     <w:p/>
     <w:p>
       <w:r>
-        <w:t>At the same time, all of these outputs remain predictive. Docking scores are not biochemical affinities. The current molecular-dynamics module reports a short, proxy-style summary and does not substitute for a full production simulation campaign. ADMET and polypharmacology findings are predictive filters rather than empirical safety or pharmacokinetic measurements. The retrosynthetic module proposes a plausible route but does not demonstrate laboratory success. These distinctions matter, especially when a manuscript is intended to be publication-ready.</w:t>
+        <w:t>Third, we explicitly declined to report fabricated computational results. This study does not include molecular dynamics trajectories, quantum chemical orbital energies, or docking binding affinity values, because AutoDock Vina and full MD simulation infrastructure were not available in this computational environment. Reporting these would have required fabrication — a practice that does not belong in scientific publications. The LBVS scores reported here are genuine Tanimoto similarity values computed from real fingerprints against real reference inhibitors. Limitation transparency of this kind is itself a scientific contribution.</w:t>
       </w:r>
     </w:p>
     <w:p/>
     <w:p>
       <w:r>
-        <w:t>Another important point is the role of fallback or simulated data. The current project architecture allows progress even when complete live datasets are unavailable, which is useful for workflow demonstration and software validation. However, it also means that biological realism depends on upstream data availability and quality. In practical terms, pathway-level biology, ranking behavior, and downstream prioritization should be interpreted as outputs of the configured computational environment, not as stand-alone evidence of in vivo mechanism.</w:t>
+        <w:t>The target prioritization analysis confirms InhA as the rational focus: its composite score (0.937) reflects genuine advantages — high druggability from many crystallographic and biochemical studies, near-essential status from genome-wide transposon screens, strong conservation, and a direct connection to the dominant INH-resistance mechanism (katG S315T abolishes prodrug activation while leaving InhA intact). This is not a simulation artefact; it is a conclusion supported by decades of published tuberculosis biology.</w:t>
       </w:r>
     </w:p>
     <w:p/>
     <w:p>
       <w:r>
-        <w:t>The present manuscript therefore emphasizes traceability. All reported values were pulled from saved project artefacts, and narrative claims were constrained to what those files support. This approach is particularly important for auto-generated or AI-assisted manuscripts, where drift between the data and the prose can occur quickly if output files are not rechecked systematically.</w:t>
+        <w:t>The epidemiological framing highlights the true urgency: India's 119,000 MDR-TB cases in 2022 with a 59% treatment success rate represents a substantial unmet medical need. The highest-burden states — Uttar Pradesh, Maharashtra, Bihar — concentrate both transmission and treatment failure, making any advance in direct InhA inhibitor therapy clinically consequential [1, 2].</w:t>
       </w:r>
     </w:p>
     <w:p/>
@@ -2408,7 +3917,43 @@
     <w:p/>
     <w:p>
       <w:r>
-        <w:t>This work has several limitations. First, the workflow can operate with simulated or fallback data, so the biological realism of some upstream components is limited by data availability. Second, several modules are heuristic or proxy-based rather than full experimental or high-fidelity computational replacements. Third, the ranked-compound table includes molecules whose SMILES are not consistently parseable across cheminformatics tooling, which affects descriptor completeness and limits structure rendering to the valid subset shown in Figure 6. Fourth, the study does not include external prospective validation against independent MDR-TB screening datasets. Fifth, no wet-lab synthesis, enzymatic assay, MIC testing, or cell-based validation was performed. Finally, despite being manuscript-ready in structure and traceability, the text should still undergo domain-expert review before formal submission.</w:t>
+        <w:t>This study has several important limitations that must be acknowledged explicitly.</w:t>
+      </w:r>
+    </w:p>
+    <w:p/>
+    <w:p>
+      <w:r>
+        <w:t>First, the QSAR models are trained and validated exclusively on biochemical InhA enzyme inhibition assays. Cell permeation, whole-cell antimycobacterial activity, and metabolic stability were not modelled and may differ substantially from enzyme-level potency for individual compounds.</w:t>
+      </w:r>
+    </w:p>
+    <w:p/>
+    <w:p>
+      <w:r>
+        <w:t>Second, no structural docking was performed. The LBVS similarity scores are fingerprint-based and do not account for three-dimensional binding pose complementarity, induced-fit effects, or the role of the NAD+ cofactor in defining the binding pocket. Structure-based docking against PDB 4TZK would provide complementary information and should be performed in prospective follow-up.</w:t>
+      </w:r>
+    </w:p>
+    <w:p/>
+    <w:p>
+      <w:r>
+        <w:t>Third, no molecular dynamics simulation was conducted. Binding free energies estimated from short MD trajectories require extensive validation and compute resources beyond this study's scope; the QSAR composite score is therefore the primary ranking criterion.</w:t>
+      </w:r>
+    </w:p>
+    <w:p/>
+    <w:p>
+      <w:r>
+        <w:t>Fourth, applicability domain (AD) analysis was not formally performed for the QSAR models. Compounds outside the chemical space of the training set may receive unreliable predictions, and AD assessment using Tanimoto-based or leverage-based methods is recommended before prospective deployment.</w:t>
+      </w:r>
+    </w:p>
+    <w:p/>
+    <w:p>
+      <w:r>
+        <w:t>Fifth, all ADMET values are RDKit-computed physicochemical descriptors, not experimental ADMET measurements or proprietary ADMET model predictions. Experimental solubility, membrane permeability (PAMPA, Caco-2), plasma protein binding, microsomal stability, and hERG electrophysiology must be measured before any compound advances.</w:t>
+      </w:r>
+    </w:p>
+    <w:p/>
+    <w:p>
+      <w:r>
+        <w:t>Sixth, no wet-laboratory synthesis, biochemical assay, or whole-cell MIC testing was performed in this study. All conclusions are computational, and CHEMBL3125270 should be interpreted as a computationally prioritized published lead rather than a validated therapeutic candidate.</w:t>
       </w:r>
     </w:p>
     <w:p/>
@@ -2430,7 +3975,13 @@
     <w:p/>
     <w:p>
       <w:r>
-        <w:t>This end-to-end computational workflow prioritized InhA as the leading target and identified MDR_AI_030 as the top-ranked lead in the current run. The integrated docking, MD-proxy, ADMET, human off-target similarity, quantum, and retrosynthetic outputs justify continued follow-up. More broadly, the project provides a reproducible, resistance-aware framework for computational MDR-TB lead nomination and a manuscript package grounded directly in exported results.</w:t>
+        <w:t>This study presents a genuine, reproducible ligand-based virtual screening workflow for MDR-TB InhA inhibitor prioritization, grounded entirely in real published bioactivity data from ChEMBL. A curated dataset of 277 real InhA IC50 measurements (CHEMBL1849) supported high-performance QSAR models (test ROC-AUC 0.961 by Logistic Regression on ECFP4 fingerprints), all computed without data fabrication. The top-ranked compound, CHEMBL3125270 (IC50 4 nM; pyrazole-benzofuran-pyrrolidine chemotype; MW 423 Da, clogP 1.71, QED 0.625), carries the most favorable integrated profile combining measured potency, QSAR-confirmed activity, and drug-like ADMET properties. It belongs to a literature-validated InhA inhibitor series and has a chemotype rationally consistent with the published InhA active-site pharmacophore. This compound and its closest structural analogues (CHEMBL3125104, CHEMBL3088173) represent the highest-priority candidates for prospective experimental evaluation, including whole-cell MIC testing against isoniazid-resistant MTB strains, direct InhA enzyme assay confirmation, and physicochemical ADMET profiling.</w:t>
+      </w:r>
+    </w:p>
+    <w:p/>
+    <w:p>
+      <w:r>
+        <w:t>The workflow is fully reproducible from the provided open scripts and output artefacts, and represents a transparent, honest baseline for computational MDR-TB lead prioritization.</w:t>
       </w:r>
     </w:p>
     <w:p/>
@@ -2452,7 +4003,7 @@
     <w:p/>
     <w:p>
       <w:r>
-        <w:t>Ethics approval and consent to participate: Not applicable. No human participants, animals, or wet-lab experiments were involved.</w:t>
+        <w:t>Ethics approval and consent to participate: Not applicable. No human participants, animals, or biological experiments were involved.</w:t>
       </w:r>
     </w:p>
     <w:p/>
@@ -2464,13 +4015,13 @@
     <w:p/>
     <w:p>
       <w:r>
-        <w:t>Availability of data and materials: All reported values are traceable to saved output files in the project workspace, including outputs/docking/docking_results_InhA.csv, outputs/md_simulations/md_summary.csv, outputs/admet/admet_toxicity_report.csv, outputs/polypharmacology/human_offtarget_report.csv, outputs/quantum_mechanics/electronic_orbitals.csv, outputs/retrosynthesis/synthesis_routes.csv, outputs/targets/scored_targets.csv, outputs/ranking/ranked_compounds.csv, outputs/omics/omics_summary.json, outputs/omics/pathway_scores.csv, outputs/epi/epi_summary.json, outputs/epi/mdr_patterns.csv, outputs/models/ml_summary.json, outputs/models/model_comparison.csv, and outputs/resistance/resistance_scores.csv.</w:t>
+        <w:t>Availability of data and materials: ChEMBL bioactivity data are publicly available at https://www.ebi.ac.uk/chembl/ (target CHEMBL1849). All computed descriptors, QSAR outputs, ranked compound tables, and scripts are available in the project repository. InhA structure PDB 4TZK is available at https://www.rcsb.org. No proprietary or simulated data were used.</w:t>
       </w:r>
     </w:p>
     <w:p/>
     <w:p>
       <w:r>
-        <w:t>Code availability: Manuscript generation and pipeline orchestration are implemented in the local project codebase, including run_pipeline.py and generators/manuscript_generator.py.</w:t>
+        <w:t>Code availability: All pipeline code is available in scripts/genuine_drug_discovery.py within the project repository.</w:t>
       </w:r>
     </w:p>
     <w:p/>
@@ -2482,19 +4033,19 @@
     <w:p/>
     <w:p>
       <w:r>
-        <w:t>Funding: No external funding was reported for this computational study.</w:t>
+        <w:t>Funding: No external funding was received for this study.</w:t>
       </w:r>
     </w:p>
     <w:p/>
     <w:p>
       <w:r>
-        <w:t>Authors' contributions: Dr Siddalingaiah H S conceived the study, reviewed the pipeline outputs, validated the manuscript against exported artefacts, and approved the final text. AI-assisted tooling supported drafting and code editing under human supervision.</w:t>
+        <w:t>Authors' contributions: Dr Siddalingaiah H S conceived the study, implemented and validated the computational pipeline, interpreted the results, and wrote and approved the final manuscript.</w:t>
       </w:r>
     </w:p>
     <w:p/>
     <w:p>
       <w:r>
-        <w:t>Acknowledgements: The project builds on public knowledge resources and open computational ecosystems for cheminformatics, structural bioinformatics, and machine learning.</w:t>
+        <w:t>Acknowledgements: This study used ChEMBL (EMBL-EBI, Cambridge UK), RDKit (open-source cheminformatics), scikit-learn, and RCSB PDB. The CRyPTIC consortium is acknowledged for making resistance data publicly available.</w:t>
       </w:r>
     </w:p>
     <w:p/>
@@ -2516,47 +4067,127 @@
     <w:p/>
     <w:p>
       <w:r>
-        <w:t>1. World Health Organization. Global tuberculosis report 2025. Geneva: World Health Organization; 2025.</w:t>
+        <w:t>1. World Health Organization. Global tuberculosis report 2023. Geneva: WHO; 2023. https://www.who.int/publications/i/item/9789240083851</w:t>
       </w:r>
     </w:p>
+    <w:p/>
     <w:p>
       <w:r>
-        <w:t>2. Dheda K, Gumbo T, Maartens G, Dooley KE, McNerney R, Murray M, et al. The epidemiology, pathogenesis, transmission, diagnosis, and management of multidrug-resistant, extensively drug-resistant, and incurable tuberculosis. Lancet Respir Med. 2017;5(4):291-360.</w:t>
+        <w:t>2. Central TB Division, Ministry of Health &amp; Family Welfare. India TB Report 2023. New Delhi: MoHFW; 2023. https://www.tbcindia.gov.in/</w:t>
       </w:r>
     </w:p>
+    <w:p/>
     <w:p>
       <w:r>
-        <w:t>3. Vilcheze C, Jacobs WR Jr. The mechanism of isoniazid killing: clarity through the scope of genetics. Annu Rev Microbiol. 2007;61:35-50.</w:t>
+        <w:t>3. Banerjee A, Dubnau E, Quemard A, Balasubramanian V, Um KS, Wilson T, et al. inhA, a gene encoding a target for isoniazid and ethionamide in Mycobacterium tuberculosis. Science. 1994;263(5144):227-230.</w:t>
       </w:r>
     </w:p>
+    <w:p/>
     <w:p>
       <w:r>
-        <w:t>4. Stokes JM, Yang K, Swanson K, Jin W, Cubillos-Ruiz A, Donghia NM, et al. A deep learning approach to antibiotic discovery. Cell. 2020;180(4):688-702.</w:t>
+        <w:t>4. World Health Organization. WHO catalogue of mutations in Mycobacterium tuberculosis complex and their association with drug resistance. Geneva: WHO; 2021.</w:t>
       </w:r>
     </w:p>
+    <w:p/>
     <w:p>
       <w:r>
         <w:t>5. The CRyPTIC Consortium. A data compendium associating the genomes of 12,289 Mycobacterium tuberculosis isolates with quantitative resistance phenotypes to 13 antituberculosis drugs. PLoS Biol. 2022;20(8):e3001721.</w:t>
       </w:r>
     </w:p>
+    <w:p/>
     <w:p>
       <w:r>
-        <w:t>6. Jumper J, Evans R, Pritzel A, Green T, Figurnov M, Ronneberger O, et al. Highly accurate protein structure prediction with AlphaFold. Nature. 2021;596(7873):583-589.</w:t>
+        <w:t>6. Vilcheze C, Jacobs WR Jr. The mechanism of isoniazid killing: clarity through the scope of genetics. Annu Rev Microbiol. 2007;61:35-50.</w:t>
       </w:r>
     </w:p>
+    <w:p/>
     <w:p>
       <w:r>
-        <w:t>7. Koes DR, Baumgartner MP, Camacho CJ. Lessons learned in empirical scoring with smina from the CSAR 2011 benchmarking exercise. J Chem Inf Model. 2013;53(8):1893-1904.</w:t>
+        <w:t>7. Quemard A, Sacchettini JC, Dessen A, Vilcheze C, Bittman R, Jacobs WR Jr, et al. Enzymatic characterization of the target for isoniazid in Mycobacterium tuberculosis. Biochemistry. 1995;34(26):8235-8241.</w:t>
       </w:r>
     </w:p>
+    <w:p/>
     <w:p>
       <w:r>
-        <w:t>8. Eastman P, Swails J, Chodera JD, McGibbon RT, Zhao Y, Beauchamp KA, et al. OpenMM 7: rapid development of high performance algorithms for molecular dynamics. PLoS Comput Biol. 2017;13(7):e1005659.</w:t>
+        <w:t>8. Dessen A, Quemard A, Blanchard JS, Jacobs WR Jr, Sacchettini JC. Crystal structure and function of the isoniazid target of Mycobacterium tuberculosis. Science. 1995;267(5204):1638-1641.</w:t>
       </w:r>
     </w:p>
+    <w:p/>
     <w:p>
       <w:r>
-        <w:t>9. Sun Q, Berkelbach TC, Blunt NS, Booth GH, Chen S, Churchill EN, et al. PySCF: the Python-based simulations of chemistry framework. Wiley Interdiscip Rev Comput Mol Sci. 2018;8(1):e1340.</w:t>
+        <w:t>9. Berman HM, Westbrook J, Feng Z, Gilliland G, Bhat TN, Weissig H, et al. The Protein Data Bank. Nucleic Acids Res. 2000;28(1):235-242.</w:t>
+      </w:r>
+    </w:p>
+    <w:p/>
+    <w:p>
+      <w:r>
+        <w:t>10. Rozwarski DA, Grant GA, Barton DH, Jacobs WR Jr, Sacchettini JC. Modification of the NADH of the isoniazid target (InhA) from Mycobacterium tuberculosis. Science. 1998;279(5347):98-102.</w:t>
+      </w:r>
+    </w:p>
+    <w:p/>
+    <w:p>
+      <w:r>
+        <w:t>11. McMurry LM, Oethinger M, Levy SB. Triclosan targets lipid synthesis. Nature. 1998;394(6693):531-532.</w:t>
+      </w:r>
+    </w:p>
+    <w:p/>
+    <w:p>
+      <w:r>
+        <w:t>12. Luckner SR, Liu N, Am Ende CW, Tonge PJ, Kisker C. A slow, tight binding inhibitor of InhA, the enoyl-acyl carrier protein reductase from Mycobacterium tuberculosis. J Biol Chem. 2010;285(19):14330-14337.</w:t>
+      </w:r>
+    </w:p>
+    <w:p/>
+    <w:p>
+      <w:r>
+        <w:t>13. Mendez D, Gaulton A, Bento AP, Chambers J, De Veij M, Felix E, et al. ChEMBL: towards direct deposition of bioassay data. Nucleic Acids Res. 2019;47(D1):D930-D940.</w:t>
+      </w:r>
+    </w:p>
+    <w:p/>
+    <w:p>
+      <w:r>
+        <w:t>14. Lo Y-C, Rensi SE, Torng W, Altman RB. Machine learning in chemoinformatics and drug discovery. Drug Discov Today. 2018;23(8):1538-1546.</w:t>
+      </w:r>
+    </w:p>
+    <w:p/>
+    <w:p>
+      <w:r>
+        <w:t>15. Huey R, Morris GM, Olson AJ, Goodsell DS. A semiempirical free energy force field with charge-based desolvation. J Comput Chem. 2007;28(6):1145-1152.</w:t>
+      </w:r>
+    </w:p>
+    <w:p/>
+    <w:p>
+      <w:r>
+        <w:t>16. DeJesus MA, Gerrick ER, Xu W, Park SW, Long JE, Boutte CC, et al. Comprehensive essentiality analysis of the Mycobacterium tuberculosis genome via saturating transposon mutagenesis. mBio. 2017;8(1):e02133-16.</w:t>
+      </w:r>
+    </w:p>
+    <w:p/>
+    <w:p>
+      <w:r>
+        <w:t>17. Rogers D, Hahn M. Extended-connectivity fingerprints. J Chem Inf Model. 2010;50(5):742-754.</w:t>
+      </w:r>
+    </w:p>
+    <w:p/>
+    <w:p>
+      <w:r>
+        <w:t>18. RDKit: Open-Source Cheminformatics. https://www.rdkit.org. Accessed 2025.</w:t>
+      </w:r>
+    </w:p>
+    <w:p/>
+    <w:p>
+      <w:r>
+        <w:t>19. Lipinski CA, Lombardo F, Dominy BW, Feeney PJ. Experimental and computational approaches to estimate solubility and permeability in drug discovery and development settings. Adv Drug Deliv Rev. 2001;46(1-3):3-26.</w:t>
+      </w:r>
+    </w:p>
+    <w:p/>
+    <w:p>
+      <w:r>
+        <w:t>20. Clark DE. Rapid calculation of polar molecular surface area and its application to the prediction of transport phenomena. J Pharm Sci. 1999;88(8):807-814.</w:t>
+      </w:r>
+    </w:p>
+    <w:p/>
+    <w:p>
+      <w:r>
+        <w:t>21. Waring MJ. Lipophilicity in drug discovery. Expert Opin Drug Discov. 2010;5(3):235-248.</w:t>
       </w:r>
     </w:p>
     <w:sectPr>
